--- a/resultados-prototipos/capitulo-4-resultados.docx
+++ b/resultados-prototipos/capitulo-4-resultados.docx
@@ -213,7 +213,7 @@
         <w:rPr>
           <w:sz w:val="24"/>
         </w:rPr>
-        <w:t xml:space="preserve">5</w:t>
+        <w:t xml:space="preserve">6</w:t>
       </w:r>
     </w:p>
     <w:p>
@@ -239,7 +239,7 @@
         <w:rPr>
           <w:sz w:val="24"/>
         </w:rPr>
-        <w:t xml:space="preserve">7</w:t>
+        <w:t xml:space="preserve">8</w:t>
       </w:r>
     </w:p>
     <w:p>
@@ -265,7 +265,7 @@
         <w:rPr>
           <w:sz w:val="24"/>
         </w:rPr>
-        <w:t xml:space="preserve">10</w:t>
+        <w:t xml:space="preserve">11</w:t>
       </w:r>
     </w:p>
     <w:p>
@@ -291,7 +291,7 @@
         <w:rPr>
           <w:sz w:val="24"/>
         </w:rPr>
-        <w:t xml:space="preserve">16</w:t>
+        <w:t xml:space="preserve">21</w:t>
       </w:r>
     </w:p>
     <w:p>
@@ -317,7 +317,7 @@
         <w:rPr>
           <w:sz w:val="24"/>
         </w:rPr>
-        <w:t xml:space="preserve">17</w:t>
+        <w:t xml:space="preserve">22</w:t>
       </w:r>
     </w:p>
     <w:p>
@@ -343,7 +343,7 @@
         <w:rPr>
           <w:sz w:val="24"/>
         </w:rPr>
-        <w:t xml:space="preserve">19</w:t>
+        <w:t xml:space="preserve">26</w:t>
       </w:r>
     </w:p>
     <w:p>
@@ -369,7 +369,7 @@
         <w:rPr>
           <w:sz w:val="24"/>
         </w:rPr>
-        <w:t xml:space="preserve">21</w:t>
+        <w:t xml:space="preserve">27</w:t>
       </w:r>
     </w:p>
     <w:p>
@@ -395,7 +395,7 @@
         <w:rPr>
           <w:sz w:val="24"/>
         </w:rPr>
-        <w:t xml:space="preserve">22</w:t>
+        <w:t xml:space="preserve">28</w:t>
       </w:r>
     </w:p>
     <w:p>
@@ -421,7 +421,7 @@
         <w:rPr>
           <w:sz w:val="24"/>
         </w:rPr>
-        <w:t xml:space="preserve">24</w:t>
+        <w:t xml:space="preserve">30</w:t>
       </w:r>
     </w:p>
     <w:p>
@@ -447,7 +447,7 @@
         <w:rPr>
           <w:sz w:val="24"/>
         </w:rPr>
-        <w:t xml:space="preserve">25</w:t>
+        <w:t xml:space="preserve">31</w:t>
       </w:r>
     </w:p>
     <w:p>
@@ -473,7 +473,7 @@
         <w:rPr>
           <w:sz w:val="24"/>
         </w:rPr>
-        <w:t xml:space="preserve">26</w:t>
+        <w:t xml:space="preserve">33</w:t>
       </w:r>
     </w:p>
     <w:p>
@@ -499,7 +499,7 @@
         <w:rPr>
           <w:sz w:val="24"/>
         </w:rPr>
-        <w:t xml:space="preserve">29</w:t>
+        <w:t xml:space="preserve">35</w:t>
       </w:r>
     </w:p>
     <w:p>
@@ -525,7 +525,7 @@
         <w:rPr>
           <w:sz w:val="24"/>
         </w:rPr>
-        <w:t xml:space="preserve">30</w:t>
+        <w:t xml:space="preserve">37</w:t>
       </w:r>
     </w:p>
     <w:p>
@@ -551,7 +551,7 @@
         <w:rPr>
           <w:sz w:val="24"/>
         </w:rPr>
-        <w:t xml:space="preserve">31</w:t>
+        <w:t xml:space="preserve">38</w:t>
       </w:r>
     </w:p>
     <w:p>
@@ -577,7 +577,7 @@
         <w:rPr>
           <w:sz w:val="24"/>
         </w:rPr>
-        <w:t xml:space="preserve">35</w:t>
+        <w:t xml:space="preserve">41</w:t>
       </w:r>
     </w:p>
     <w:p>
@@ -603,7 +603,7 @@
         <w:rPr>
           <w:sz w:val="24"/>
         </w:rPr>
-        <w:t xml:space="preserve">36</w:t>
+        <w:t xml:space="preserve">42</w:t>
       </w:r>
       <w:r>
         <w:fldChar w:fldCharType="end"/>
@@ -683,6 +683,17 @@
       </w:pPr>
       <w:r>
         <w:t xml:space="preserve">El capítulo se cierra con la síntesis de los resultados, con la evidencia visual de los tres tableros y con la explicación de la naturaleza del dato posterior. Ninguna cifra del capítulo es estimada, completada por analogía ni tomada de una fuente distinta de la que el texto declara junto a la tabla correspondiente.</w:t>
+      </w:r>
+    </w:p>
+    <w:p>
+      <w:pPr>
+        <w:pStyle w:val="Normal"/>
+        <w:spacing w:after="0" w:line="480" w:lineRule="auto"/>
+        <w:ind w:firstLine="720"/>
+        <w:jc w:val="both"/>
+      </w:pPr>
+      <w:r>
+        <w:t xml:space="preserve">Cada apartado declara el denominador de sus indicadores y la procedencia de su evidencia, de manera que el lector pueda reconstruir cualquier cifra desde su archivo de origen. Las condiciones de medición, la cobertura normativa y el origen de cada resultado figuran en tablas que remiten al archivo correspondiente del repositorio.</w:t>
       </w:r>
     </w:p>
     <w:p>
@@ -1245,6 +1256,542 @@
         <w:jc w:val="both"/>
       </w:pPr>
       <w:r>
+        <w:t xml:space="preserve">La Tabla 2 recoge las fuentes de resultado que el capítulo declara, de manera que el lector sepa qué respalda cada cifra y con qué grado de detalle puede reconstruirla. Las dos primeras filas proceden de la ejecución instrumentada en los laboratorios y las dos últimas del libro oficial de resultados.</w:t>
+      </w:r>
+    </w:p>
+    <w:p>
+      <w:pPr>
+        <w:pStyle w:val="TableTitle"/>
+        <w:keepNext/>
+        <w:spacing w:before="240" w:after="0" w:line="240" w:lineRule="auto"/>
+      </w:pPr>
+      <w:r>
+        <w:rPr>
+          <w:b/>
+          <w:bCs/>
+          <w:i w:val="false"/>
+          <w:iCs w:val="false"/>
+          <w:sz w:val="22"/>
+          <w:szCs w:val="22"/>
+        </w:rPr>
+        <w:t xml:space="preserve">Tabla 2</w:t>
+      </w:r>
+    </w:p>
+    <w:p>
+      <w:pPr>
+        <w:pStyle w:val="TableTitle"/>
+        <w:keepNext/>
+        <w:spacing w:before="0" w:after="80" w:line="240" w:lineRule="auto"/>
+      </w:pPr>
+      <w:r>
+        <w:rPr>
+          <w:sz w:val="22"/>
+          <w:szCs w:val="22"/>
+        </w:rPr>
+        <w:t xml:space="preserve">Fuentes de resultado que declara el capítulo</w:t>
+      </w:r>
+    </w:p>
+    <w:tbl>
+      <w:tblPr>
+        <w:tblW w:w="5000" w:type="pct"/>
+        <w:tblBorders>
+          <w:top w:val="single" w:color="000000" w:sz="8" w:space="0"/>
+          <w:bottom w:val="single" w:color="000000" w:sz="8" w:space="0"/>
+          <w:left w:val="none"/>
+          <w:right w:val="none"/>
+          <w:insideH w:val="none"/>
+          <w:insideV w:val="none"/>
+        </w:tblBorders>
+        <w:tblLayout w:type="fixed"/>
+        <w:tblCellMar>
+          <w:top w:w="40" w:type="dxa"/>
+          <w:left w:w="80" w:type="dxa"/>
+          <w:bottom w:w="40" w:type="dxa"/>
+          <w:right w:w="80" w:type="dxa"/>
+        </w:tblCellMar>
+        <w:tblLook w:val="04A0"/>
+      </w:tblPr>
+      <w:tblGrid>
+        <w:gridCol w:w="2500"/>
+        <w:gridCol w:w="1900"/>
+        <w:gridCol w:w="2600"/>
+        <w:gridCol w:w="2360"/>
+      </w:tblGrid>
+      <w:tr>
+        <w:trPr>
+          <w:tblHeader/>
+          <w:cantSplit/>
+        </w:trPr>
+        <w:tc>
+          <w:tcPr>
+            <w:tcW w:w="2500" w:type="dxa"/>
+            <w:tcBorders>
+              <w:bottom w:val="single" w:color="000000" w:sz="6" w:space="0"/>
+            </w:tcBorders>
+            <w:vAlign w:val="top"/>
+          </w:tcPr>
+          <w:p>
+            <w:pPr>
+              <w:pStyle w:val="TableText"/>
+              <w:spacing w:before="40" w:after="40" w:line="240" w:lineRule="auto"/>
+              <w:jc w:val="left"/>
+            </w:pPr>
+            <w:r>
+              <w:rPr>
+                <w:b/>
+                <w:bCs/>
+                <w:sz w:val="20"/>
+                <w:szCs w:val="20"/>
+              </w:rPr>
+              <w:t xml:space="preserve">Fuente</w:t>
+            </w:r>
+          </w:p>
+        </w:tc>
+        <w:tc>
+          <w:tcPr>
+            <w:tcW w:w="1900" w:type="dxa"/>
+            <w:tcBorders>
+              <w:bottom w:val="single" w:color="000000" w:sz="6" w:space="0"/>
+            </w:tcBorders>
+            <w:vAlign w:val="top"/>
+          </w:tcPr>
+          <w:p>
+            <w:pPr>
+              <w:pStyle w:val="TableText"/>
+              <w:spacing w:before="40" w:after="40" w:line="240" w:lineRule="auto"/>
+              <w:jc w:val="right"/>
+            </w:pPr>
+            <w:r>
+              <w:rPr>
+                <w:b/>
+                <w:bCs/>
+                <w:sz w:val="20"/>
+                <w:szCs w:val="20"/>
+              </w:rPr>
+              <w:t xml:space="preserve">Resultado</w:t>
+            </w:r>
+          </w:p>
+        </w:tc>
+        <w:tc>
+          <w:tcPr>
+            <w:tcW w:w="2600" w:type="dxa"/>
+            <w:tcBorders>
+              <w:bottom w:val="single" w:color="000000" w:sz="6" w:space="0"/>
+            </w:tcBorders>
+            <w:vAlign w:val="top"/>
+          </w:tcPr>
+          <w:p>
+            <w:pPr>
+              <w:pStyle w:val="TableText"/>
+              <w:spacing w:before="40" w:after="40" w:line="240" w:lineRule="auto"/>
+              <w:jc w:val="left"/>
+            </w:pPr>
+            <w:r>
+              <w:rPr>
+                <w:b/>
+                <w:bCs/>
+                <w:sz w:val="20"/>
+                <w:szCs w:val="20"/>
+              </w:rPr>
+              <w:t xml:space="preserve">Naturaleza del dato</w:t>
+            </w:r>
+          </w:p>
+        </w:tc>
+        <w:tc>
+          <w:tcPr>
+            <w:tcW w:w="2360" w:type="dxa"/>
+            <w:tcBorders>
+              <w:bottom w:val="single" w:color="000000" w:sz="6" w:space="0"/>
+            </w:tcBorders>
+            <w:vAlign w:val="top"/>
+          </w:tcPr>
+          <w:p>
+            <w:pPr>
+              <w:pStyle w:val="TableText"/>
+              <w:spacing w:before="40" w:after="40" w:line="240" w:lineRule="auto"/>
+              <w:jc w:val="left"/>
+            </w:pPr>
+            <w:r>
+              <w:rPr>
+                <w:b/>
+                <w:bCs/>
+                <w:sz w:val="20"/>
+                <w:szCs w:val="20"/>
+              </w:rPr>
+              <w:t xml:space="preserve">Respaldo disponible</w:t>
+            </w:r>
+          </w:p>
+        </w:tc>
+      </w:tr>
+      <w:tr>
+        <w:trPr>
+          <w:cantSplit/>
+        </w:trPr>
+        <w:tc>
+          <w:tcPr>
+            <w:tcW w:w="2500" w:type="dxa"/>
+            <w:vAlign w:val="top"/>
+          </w:tcPr>
+          <w:p>
+            <w:pPr>
+              <w:pStyle w:val="TableText"/>
+              <w:spacing w:before="40" w:after="40" w:line="240" w:lineRule="auto"/>
+              <w:jc w:val="left"/>
+            </w:pPr>
+            <w:r>
+              <w:rPr>
+                <w:sz w:val="20"/>
+                <w:szCs w:val="20"/>
+              </w:rPr>
+              <w:t xml:space="preserve">Laboratorio · Prototipo 1</w:t>
+            </w:r>
+          </w:p>
+        </w:tc>
+        <w:tc>
+          <w:tcPr>
+            <w:tcW w:w="1900" w:type="dxa"/>
+            <w:vAlign w:val="top"/>
+          </w:tcPr>
+          <w:p>
+            <w:pPr>
+              <w:pStyle w:val="TableText"/>
+              <w:spacing w:before="40" w:after="40" w:line="240" w:lineRule="auto"/>
+              <w:jc w:val="right"/>
+            </w:pPr>
+            <w:r>
+              <w:rPr>
+                <w:sz w:val="20"/>
+                <w:szCs w:val="20"/>
+              </w:rPr>
+              <w:t xml:space="preserve">9 de 10 escenarios medidos</w:t>
+            </w:r>
+          </w:p>
+        </w:tc>
+        <w:tc>
+          <w:tcPr>
+            <w:tcW w:w="2600" w:type="dxa"/>
+            <w:vAlign w:val="top"/>
+          </w:tcPr>
+          <w:p>
+            <w:pPr>
+              <w:pStyle w:val="TableText"/>
+              <w:spacing w:before="40" w:after="40" w:line="240" w:lineRule="auto"/>
+              <w:jc w:val="left"/>
+            </w:pPr>
+            <w:r>
+              <w:rPr>
+                <w:sz w:val="20"/>
+                <w:szCs w:val="20"/>
+              </w:rPr>
+              <w:t xml:space="preserve">Ejecución verificada sobre archivos de evidencia</w:t>
+            </w:r>
+          </w:p>
+        </w:tc>
+        <w:tc>
+          <w:tcPr>
+            <w:tcW w:w="2360" w:type="dxa"/>
+            <w:vAlign w:val="top"/>
+          </w:tcPr>
+          <w:p>
+            <w:pPr>
+              <w:pStyle w:val="TableText"/>
+              <w:spacing w:before="40" w:after="40" w:line="240" w:lineRule="auto"/>
+              <w:jc w:val="left"/>
+            </w:pPr>
+            <w:r>
+              <w:rPr>
+                <w:sz w:val="20"/>
+                <w:szCs w:val="20"/>
+              </w:rPr>
+              <w:t xml:space="preserve">Reporte de indicadores y reporte de cobertura de técnicas</w:t>
+            </w:r>
+          </w:p>
+        </w:tc>
+      </w:tr>
+      <w:tr>
+        <w:trPr>
+          <w:cantSplit/>
+        </w:trPr>
+        <w:tc>
+          <w:tcPr>
+            <w:tcW w:w="2500" w:type="dxa"/>
+            <w:vAlign w:val="top"/>
+          </w:tcPr>
+          <w:p>
+            <w:pPr>
+              <w:pStyle w:val="TableText"/>
+              <w:spacing w:before="40" w:after="40" w:line="240" w:lineRule="auto"/>
+              <w:jc w:val="left"/>
+            </w:pPr>
+            <w:r>
+              <w:rPr>
+                <w:sz w:val="20"/>
+                <w:szCs w:val="20"/>
+              </w:rPr>
+              <w:t xml:space="preserve">Laboratorio · Prototipo 2</w:t>
+            </w:r>
+          </w:p>
+        </w:tc>
+        <w:tc>
+          <w:tcPr>
+            <w:tcW w:w="1900" w:type="dxa"/>
+            <w:vAlign w:val="top"/>
+          </w:tcPr>
+          <w:p>
+            <w:pPr>
+              <w:pStyle w:val="TableText"/>
+              <w:spacing w:before="40" w:after="40" w:line="240" w:lineRule="auto"/>
+              <w:jc w:val="right"/>
+            </w:pPr>
+            <w:r>
+              <w:rPr>
+                <w:sz w:val="20"/>
+                <w:szCs w:val="20"/>
+              </w:rPr>
+              <w:t xml:space="preserve">10 de 10 escenarios medidos</w:t>
+            </w:r>
+          </w:p>
+        </w:tc>
+        <w:tc>
+          <w:tcPr>
+            <w:tcW w:w="2600" w:type="dxa"/>
+            <w:vAlign w:val="top"/>
+          </w:tcPr>
+          <w:p>
+            <w:pPr>
+              <w:pStyle w:val="TableText"/>
+              <w:spacing w:before="40" w:after="40" w:line="240" w:lineRule="auto"/>
+              <w:jc w:val="left"/>
+            </w:pPr>
+            <w:r>
+              <w:rPr>
+                <w:sz w:val="20"/>
+                <w:szCs w:val="20"/>
+              </w:rPr>
+              <w:t xml:space="preserve">Ejecución verificada sobre archivos de evidencia</w:t>
+            </w:r>
+          </w:p>
+        </w:tc>
+        <w:tc>
+          <w:tcPr>
+            <w:tcW w:w="2360" w:type="dxa"/>
+            <w:vAlign w:val="top"/>
+          </w:tcPr>
+          <w:p>
+            <w:pPr>
+              <w:pStyle w:val="TableText"/>
+              <w:spacing w:before="40" w:after="40" w:line="240" w:lineRule="auto"/>
+              <w:jc w:val="left"/>
+            </w:pPr>
+            <w:r>
+              <w:rPr>
+                <w:sz w:val="20"/>
+                <w:szCs w:val="20"/>
+              </w:rPr>
+              <w:t xml:space="preserve">Reportes de indicadores de las dos iteraciones</w:t>
+            </w:r>
+          </w:p>
+        </w:tc>
+      </w:tr>
+      <w:tr>
+        <w:trPr>
+          <w:cantSplit/>
+        </w:trPr>
+        <w:tc>
+          <w:tcPr>
+            <w:tcW w:w="2500" w:type="dxa"/>
+            <w:vAlign w:val="top"/>
+          </w:tcPr>
+          <w:p>
+            <w:pPr>
+              <w:pStyle w:val="TableText"/>
+              <w:spacing w:before="40" w:after="40" w:line="240" w:lineRule="auto"/>
+              <w:jc w:val="left"/>
+            </w:pPr>
+            <w:r>
+              <w:rPr>
+                <w:sz w:val="20"/>
+                <w:szCs w:val="20"/>
+              </w:rPr>
+              <w:t xml:space="preserve">Laboratorio · Prototipo 2</w:t>
+            </w:r>
+          </w:p>
+        </w:tc>
+        <w:tc>
+          <w:tcPr>
+            <w:tcW w:w="1900" w:type="dxa"/>
+            <w:vAlign w:val="top"/>
+          </w:tcPr>
+          <w:p>
+            <w:pPr>
+              <w:pStyle w:val="TableText"/>
+              <w:spacing w:before="40" w:after="40" w:line="240" w:lineRule="auto"/>
+              <w:jc w:val="right"/>
+            </w:pPr>
+            <w:r>
+              <w:rPr>
+                <w:sz w:val="20"/>
+                <w:szCs w:val="20"/>
+              </w:rPr>
+              <w:t xml:space="preserve">Percentil 95 de 9,266 s</w:t>
+            </w:r>
+          </w:p>
+        </w:tc>
+        <w:tc>
+          <w:tcPr>
+            <w:tcW w:w="2600" w:type="dxa"/>
+            <w:vAlign w:val="top"/>
+          </w:tcPr>
+          <w:p>
+            <w:pPr>
+              <w:pStyle w:val="TableText"/>
+              <w:spacing w:before="40" w:after="40" w:line="240" w:lineRule="auto"/>
+              <w:jc w:val="left"/>
+            </w:pPr>
+            <w:r>
+              <w:rPr>
+                <w:sz w:val="20"/>
+                <w:szCs w:val="20"/>
+              </w:rPr>
+              <w:t xml:space="preserve">Ejecución verificada sobre archivos de evidencia</w:t>
+            </w:r>
+          </w:p>
+        </w:tc>
+        <w:tc>
+          <w:tcPr>
+            <w:tcW w:w="2360" w:type="dxa"/>
+            <w:vAlign w:val="top"/>
+          </w:tcPr>
+          <w:p>
+            <w:pPr>
+              <w:pStyle w:val="TableText"/>
+              <w:spacing w:before="40" w:after="40" w:line="240" w:lineRule="auto"/>
+              <w:jc w:val="left"/>
+            </w:pPr>
+            <w:r>
+              <w:rPr>
+                <w:sz w:val="20"/>
+                <w:szCs w:val="20"/>
+              </w:rPr>
+              <w:t xml:space="preserve">Reporte de indicadores de la segunda iteración</w:t>
+            </w:r>
+          </w:p>
+        </w:tc>
+      </w:tr>
+      <w:tr>
+        <w:trPr>
+          <w:cantSplit/>
+        </w:trPr>
+        <w:tc>
+          <w:tcPr>
+            <w:tcW w:w="2500" w:type="dxa"/>
+            <w:vAlign w:val="top"/>
+          </w:tcPr>
+          <w:p>
+            <w:pPr>
+              <w:pStyle w:val="TableText"/>
+              <w:spacing w:before="40" w:after="40" w:line="240" w:lineRule="auto"/>
+              <w:jc w:val="left"/>
+            </w:pPr>
+            <w:r>
+              <w:rPr>
+                <w:sz w:val="20"/>
+                <w:szCs w:val="20"/>
+              </w:rPr>
+              <w:t xml:space="preserve">Libro oficial de resultados del Servicio de Impuestos Nacionales</w:t>
+            </w:r>
+          </w:p>
+        </w:tc>
+        <w:tc>
+          <w:tcPr>
+            <w:tcW w:w="1900" w:type="dxa"/>
+            <w:vAlign w:val="top"/>
+          </w:tcPr>
+          <w:p>
+            <w:pPr>
+              <w:pStyle w:val="TableText"/>
+              <w:spacing w:before="40" w:after="40" w:line="240" w:lineRule="auto"/>
+              <w:jc w:val="right"/>
+            </w:pPr>
+            <w:r>
+              <w:rPr>
+                <w:sz w:val="20"/>
+                <w:szCs w:val="20"/>
+              </w:rPr>
+              <w:t xml:space="preserve">99,09 %</w:t>
+            </w:r>
+          </w:p>
+        </w:tc>
+        <w:tc>
+          <w:tcPr>
+            <w:tcW w:w="2600" w:type="dxa"/>
+            <w:vAlign w:val="top"/>
+          </w:tcPr>
+          <w:p>
+            <w:pPr>
+              <w:pStyle w:val="TableText"/>
+              <w:spacing w:before="40" w:after="40" w:line="240" w:lineRule="auto"/>
+              <w:jc w:val="left"/>
+            </w:pPr>
+            <w:r>
+              <w:rPr>
+                <w:sz w:val="20"/>
+                <w:szCs w:val="20"/>
+              </w:rPr>
+              <w:t xml:space="preserve">Cálculo del libro oficial sobre la matriz posterior de treinta participantes</w:t>
+            </w:r>
+          </w:p>
+        </w:tc>
+        <w:tc>
+          <w:tcPr>
+            <w:tcW w:w="2360" w:type="dxa"/>
+            <w:vAlign w:val="top"/>
+          </w:tcPr>
+          <w:p>
+            <w:pPr>
+              <w:pStyle w:val="TableText"/>
+              <w:spacing w:before="40" w:after="40" w:line="240" w:lineRule="auto"/>
+              <w:jc w:val="left"/>
+            </w:pPr>
+            <w:r>
+              <w:rPr>
+                <w:sz w:val="20"/>
+                <w:szCs w:val="20"/>
+              </w:rPr>
+              <w:t xml:space="preserve">Libro oficial, hoja «Resultados postest»</w:t>
+            </w:r>
+          </w:p>
+        </w:tc>
+      </w:tr>
+    </w:tbl>
+    <w:p>
+      <w:pPr>
+        <w:pStyle w:val="TableNote"/>
+        <w:spacing w:before="60" w:after="240" w:line="240" w:lineRule="auto"/>
+      </w:pPr>
+      <w:r>
+        <w:rPr>
+          <w:sz w:val="20"/>
+          <w:szCs w:val="20"/>
+        </w:rPr>
+        <w:t xml:space="preserve">Nota. </w:t>
+      </w:r>
+      <w:r>
+        <w:rPr>
+          <w:sz w:val="20"/>
+          <w:szCs w:val="20"/>
+        </w:rPr>
+        <w:t xml:space="preserve">Las dos primeras filas proceden de la ejecución instrumentada en los laboratorios y las dos últimas del libro oficial de resultados. No comparten escala ni unidad de medida, de manera que la relación entre ellas se resuelve por función y no por magnitud. Los datos proceden de los reportes de indicadores de los dos prototipos y de la hoja «Resultados postest» del libro de resultados.</w:t>
+      </w:r>
+    </w:p>
+    <w:p>
+      <w:pPr>
+        <w:pStyle w:val="Normal"/>
+        <w:spacing w:after="0" w:line="480" w:lineRule="auto"/>
+        <w:ind w:firstLine="720"/>
+        <w:jc w:val="both"/>
+      </w:pPr>
+      <w:r>
         <w:t xml:space="preserve">La lectura de los resultados obedece a dos reglas que separan los bloques de datos según la naturaleza de la medida que cada uno contiene. La primera establece que los dos bloques institucionales responden a la pregunta de cuánto mide la organización, de manera que solo ellos admiten una comparación directa entre sí, mientras que la segunda establece que los dos bloques de laboratorio responden a la pregunta de qué detecta y qué ejecuta el señuelo y no comparten eje con los anteriores.</w:t>
       </w:r>
     </w:p>
@@ -1352,7 +1899,7 @@
                     <pic:cNvPicPr/>
                   </pic:nvPicPr>
                   <pic:blipFill>
-                    <a:blip xmlns:r="http://schemas.openxmlformats.org/officeDocument/2006/relationships" r:embed="R8bf6d654cf434e6b"/>
+                    <a:blip xmlns:r="http://schemas.openxmlformats.org/officeDocument/2006/relationships" r:embed="R67457fbc71a743c6"/>
                     <a:stretch>
                       <a:fillRect/>
                     </a:stretch>
@@ -1417,12 +1964,12 @@
         <w:jc w:val="both"/>
       </w:pPr>
       <w:r>
-        <w:t xml:space="preserve">La Tabla 2 presenta los catorce instrumentos con su número, su grupo temático y sus valores antes y después de la intervención. La distribución de la línea base es homogénea, de manera que los cuatro grupos temáticos se sitúan en el mismo nivel y con valores próximos entre sí, sin que ningún instrumento configure un caso aislado.</w:t>
-      </w:r>
-    </w:p>
-    <w:p>
-      <w:pPr>
-        <w:pStyle w:val="TableTitle"/>
+        <w:t xml:space="preserve">La Figura 2 reúne en una sola vista los cinco indicadores que definen la línea base institucional, de manera que el lector compruebe de inmediato el punto de partida, el tamaño de la muestra y la consistencia interna del instrumento.</w:t>
+      </w:r>
+    </w:p>
+    <w:p>
+      <w:pPr>
+        <w:pStyle w:val="FigureCaption"/>
         <w:keepNext/>
         <w:spacing w:before="240" w:after="0" w:line="240" w:lineRule="auto"/>
       </w:pPr>
@@ -1435,7 +1982,114 @@
           <w:sz w:val="22"/>
           <w:szCs w:val="22"/>
         </w:rPr>
-        <w:t xml:space="preserve">Tabla 2</w:t>
+        <w:t xml:space="preserve">Figura 2</w:t>
+      </w:r>
+    </w:p>
+    <w:p>
+      <w:pPr>
+        <w:pStyle w:val="FigureCaption"/>
+        <w:keepNext/>
+        <w:spacing w:before="0" w:after="120" w:line="240" w:lineRule="auto"/>
+      </w:pPr>
+      <w:r>
+        <w:rPr>
+          <w:sz w:val="22"/>
+          <w:szCs w:val="22"/>
+        </w:rPr>
+        <w:t xml:space="preserve">Indicadores de la línea base institucional en una sola vista</w:t>
+      </w:r>
+    </w:p>
+    <w:p>
+      <w:pPr>
+        <w:pStyle w:val="FigureImage"/>
+        <w:spacing w:before="120" w:after="60" w:line="240" w:lineRule="auto"/>
+        <w:jc w:val="center"/>
+      </w:pPr>
+      <w:r>
+        <w:drawing>
+          <wp:inline xmlns:wp="http://schemas.openxmlformats.org/drawingml/2006/wordprocessingDrawing" distT="0" distB="0" distL="0" distR="0">
+            <wp:extent cx="5943600" cy="809625"/>
+            <wp:effectExtent l="0" t="0" r="0" b="0"/>
+            <wp:docPr id="2" name="Figura 2" descr="Tarjetas con la madurez global inicial y final, los respondentes, el alfa de Cronbach y los reactivos del instrumento."/>
+            <wp:cNvGraphicFramePr>
+              <a:graphicFrameLocks xmlns:a="http://schemas.openxmlformats.org/drawingml/2006/main" noChangeAspect="1"/>
+            </wp:cNvGraphicFramePr>
+            <a:graphic xmlns:a="http://schemas.openxmlformats.org/drawingml/2006/main">
+              <a:graphicData uri="http://schemas.openxmlformats.org/drawingml/2006/picture">
+                <pic:pic xmlns:pic="http://schemas.openxmlformats.org/drawingml/2006/picture">
+                  <pic:nvPicPr>
+                    <pic:cNvPr id="0" name="integrado-01-linea-base-institucional.png"/>
+                    <pic:cNvPicPr/>
+                  </pic:nvPicPr>
+                  <pic:blipFill>
+                    <a:blip xmlns:r="http://schemas.openxmlformats.org/officeDocument/2006/relationships" r:embed="Rb0ad1af3af5e42dd"/>
+                    <a:stretch>
+                      <a:fillRect/>
+                    </a:stretch>
+                  </pic:blipFill>
+                  <pic:spPr>
+                    <a:xfrm>
+                      <a:off x="0" y="0"/>
+                      <a:ext cx="5943600" cy="809625"/>
+                    </a:xfrm>
+                    <a:prstGeom prst="rect">
+                      <a:avLst/>
+                    </a:prstGeom>
+                  </pic:spPr>
+                </pic:pic>
+              </a:graphicData>
+            </a:graphic>
+          </wp:inline>
+        </w:drawing>
+      </w:r>
+    </w:p>
+    <w:p>
+      <w:pPr>
+        <w:pStyle w:val="TableNote"/>
+        <w:spacing w:before="40" w:after="240" w:line="240" w:lineRule="auto"/>
+      </w:pPr>
+      <w:r>
+        <w:rPr>
+          <w:sz w:val="20"/>
+          <w:szCs w:val="20"/>
+        </w:rPr>
+        <w:t xml:space="preserve">Nota. </w:t>
+      </w:r>
+      <w:r>
+        <w:rPr>
+          <w:sz w:val="20"/>
+          <w:szCs w:val="20"/>
+        </w:rPr>
+        <w:t xml:space="preserve">Las tarjetas recogen la madurez global inicial y final, el número de respondentes, el alfa de Cronbach y el número de reactivos del instrumento. Los datos proceden del libro de resultados y del tablero integrado que acompaña al capítulo.</w:t>
+      </w:r>
+    </w:p>
+    <w:p>
+      <w:pPr>
+        <w:pStyle w:val="Normal"/>
+        <w:spacing w:after="0" w:line="480" w:lineRule="auto"/>
+        <w:ind w:firstLine="720"/>
+        <w:jc w:val="both"/>
+      </w:pPr>
+      <w:r>
+        <w:t xml:space="preserve">La Tabla 3 presenta los catorce instrumentos con su número, su grupo temático y sus valores antes y después de la intervención. La distribución de la línea base es homogénea, de manera que los cuatro grupos temáticos se sitúan en el mismo nivel y con valores próximos entre sí, sin que ningún instrumento configure un caso aislado.</w:t>
+      </w:r>
+    </w:p>
+    <w:p>
+      <w:pPr>
+        <w:pStyle w:val="TableTitle"/>
+        <w:keepNext/>
+        <w:spacing w:before="240" w:after="0" w:line="240" w:lineRule="auto"/>
+      </w:pPr>
+      <w:r>
+        <w:rPr>
+          <w:b/>
+          <w:bCs/>
+          <w:i w:val="false"/>
+          <w:iCs w:val="false"/>
+          <w:sz w:val="22"/>
+          <w:szCs w:val="22"/>
+        </w:rPr>
+        <w:t xml:space="preserve">Tabla 3</w:t>
       </w:r>
     </w:p>
     <w:p>
@@ -4253,7 +4907,7 @@
           <w:sz w:val="22"/>
           <w:szCs w:val="22"/>
         </w:rPr>
-        <w:t xml:space="preserve">Figura 2</w:t>
+        <w:t xml:space="preserve">Figura 3</w:t>
       </w:r>
     </w:p>
     <w:p>
@@ -4281,7 +4935,7 @@
           <wp:inline xmlns:wp="http://schemas.openxmlformats.org/drawingml/2006/wordprocessingDrawing" distT="0" distB="0" distL="0" distR="0">
             <wp:extent cx="5943600" cy="3724275"/>
             <wp:effectExtent l="0" t="0" r="0" b="0"/>
-            <wp:docPr id="2" name="Figura 2" descr="Comparación de los catorce instrumentos antes y después, con la mejora en puntos porcentuales a la derecha."/>
+            <wp:docPr id="3" name="Figura 3" descr="Comparación de los catorce instrumentos antes y después, con la mejora en puntos porcentuales a la derecha."/>
             <wp:cNvGraphicFramePr>
               <a:graphicFrameLocks xmlns:a="http://schemas.openxmlformats.org/drawingml/2006/main" noChangeAspect="1"/>
             </wp:cNvGraphicFramePr>
@@ -4293,7 +4947,7 @@
                     <pic:cNvPicPr/>
                   </pic:nvPicPr>
                   <pic:blipFill>
-                    <a:blip xmlns:r="http://schemas.openxmlformats.org/officeDocument/2006/relationships" r:embed="R125fbaf2874b458f"/>
+                    <a:blip xmlns:r="http://schemas.openxmlformats.org/officeDocument/2006/relationships" r:embed="R9a2090b95bcd4f6d"/>
                     <a:stretch>
                       <a:fillRect/>
                     </a:stretch>
@@ -4342,7 +4996,7 @@
         <w:jc w:val="both"/>
       </w:pPr>
       <w:r>
-        <w:t xml:space="preserve">La Figura 3 agrupa los resultados por grupo temático, de manera que el lector comprueba que la mejora se sostiene en los cuatro grupos. La variación mayor corresponde a la seguridad y los controles técnicos, con 47,64 puntos porcentuales, mientras que la menor corresponde a las evidencias y el respaldo, con 44,68.</w:t>
+        <w:t xml:space="preserve">La Figura 4 resume la comparación en cuatro indicadores, de manera que el lector vea el punto de partida, el punto de llegada, la variación global y la cobertura del cambio antes de entrar en el detalle por instrumento.</w:t>
       </w:r>
     </w:p>
     <w:p>
@@ -4360,7 +5014,114 @@
           <w:sz w:val="22"/>
           <w:szCs w:val="22"/>
         </w:rPr>
-        <w:t xml:space="preserve">Figura 3</w:t>
+        <w:t xml:space="preserve">Figura 4</w:t>
+      </w:r>
+    </w:p>
+    <w:p>
+      <w:pPr>
+        <w:pStyle w:val="FigureCaption"/>
+        <w:keepNext/>
+        <w:spacing w:before="0" w:after="120" w:line="240" w:lineRule="auto"/>
+      </w:pPr>
+      <w:r>
+        <w:rPr>
+          <w:sz w:val="22"/>
+          <w:szCs w:val="22"/>
+        </w:rPr>
+        <w:t xml:space="preserve">Madurez antes y después de la intervención en una sola vista</w:t>
+      </w:r>
+    </w:p>
+    <w:p>
+      <w:pPr>
+        <w:pStyle w:val="FigureImage"/>
+        <w:spacing w:before="120" w:after="60" w:line="240" w:lineRule="auto"/>
+        <w:jc w:val="center"/>
+      </w:pPr>
+      <w:r>
+        <w:drawing>
+          <wp:inline xmlns:wp="http://schemas.openxmlformats.org/drawingml/2006/wordprocessingDrawing" distT="0" distB="0" distL="0" distR="0">
+            <wp:extent cx="5943600" cy="704850"/>
+            <wp:effectExtent l="0" t="0" r="0" b="0"/>
+            <wp:docPr id="4" name="Figura 4" descr="Tarjetas con la madurez inicial, la madurez posterior, la variación global y los instrumentos que suben de nivel."/>
+            <wp:cNvGraphicFramePr>
+              <a:graphicFrameLocks xmlns:a="http://schemas.openxmlformats.org/drawingml/2006/main" noChangeAspect="1"/>
+            </wp:cNvGraphicFramePr>
+            <a:graphic xmlns:a="http://schemas.openxmlformats.org/drawingml/2006/main">
+              <a:graphicData uri="http://schemas.openxmlformats.org/drawingml/2006/picture">
+                <pic:pic xmlns:pic="http://schemas.openxmlformats.org/drawingml/2006/picture">
+                  <pic:nvPicPr>
+                    <pic:cNvPr id="0" name="integrado-02-antes-y-despues.png"/>
+                    <pic:cNvPicPr/>
+                  </pic:nvPicPr>
+                  <pic:blipFill>
+                    <a:blip xmlns:r="http://schemas.openxmlformats.org/officeDocument/2006/relationships" r:embed="Raa612be8c90a430f"/>
+                    <a:stretch>
+                      <a:fillRect/>
+                    </a:stretch>
+                  </pic:blipFill>
+                  <pic:spPr>
+                    <a:xfrm>
+                      <a:off x="0" y="0"/>
+                      <a:ext cx="5943600" cy="704850"/>
+                    </a:xfrm>
+                    <a:prstGeom prst="rect">
+                      <a:avLst/>
+                    </a:prstGeom>
+                  </pic:spPr>
+                </pic:pic>
+              </a:graphicData>
+            </a:graphic>
+          </wp:inline>
+        </w:drawing>
+      </w:r>
+    </w:p>
+    <w:p>
+      <w:pPr>
+        <w:pStyle w:val="TableNote"/>
+        <w:spacing w:before="40" w:after="240" w:line="240" w:lineRule="auto"/>
+      </w:pPr>
+      <w:r>
+        <w:rPr>
+          <w:sz w:val="20"/>
+          <w:szCs w:val="20"/>
+        </w:rPr>
+        <w:t xml:space="preserve">Nota. </w:t>
+      </w:r>
+      <w:r>
+        <w:rPr>
+          <w:sz w:val="20"/>
+          <w:szCs w:val="20"/>
+        </w:rPr>
+        <w:t xml:space="preserve">Las tarjetas recogen la madurez inicial, la madurez posterior, la variación global en puntos porcentuales y el número de instrumentos que suben de nivel. Los datos proceden del libro de resultados.</w:t>
+      </w:r>
+    </w:p>
+    <w:p>
+      <w:pPr>
+        <w:pStyle w:val="Normal"/>
+        <w:spacing w:after="0" w:line="480" w:lineRule="auto"/>
+        <w:ind w:firstLine="720"/>
+        <w:jc w:val="both"/>
+      </w:pPr>
+      <w:r>
+        <w:t xml:space="preserve">La Figura 5 agrupa los resultados por grupo temático, de manera que el lector comprueba que la mejora se sostiene en los cuatro grupos. La variación mayor corresponde a la seguridad y los controles técnicos, con 47,64 puntos porcentuales, mientras que la menor corresponde a las evidencias y el respaldo, con 44,68.</w:t>
+      </w:r>
+    </w:p>
+    <w:p>
+      <w:pPr>
+        <w:pStyle w:val="FigureCaption"/>
+        <w:keepNext/>
+        <w:spacing w:before="240" w:after="0" w:line="240" w:lineRule="auto"/>
+      </w:pPr>
+      <w:r>
+        <w:rPr>
+          <w:b/>
+          <w:bCs/>
+          <w:i w:val="false"/>
+          <w:iCs w:val="false"/>
+          <w:sz w:val="22"/>
+          <w:szCs w:val="22"/>
+        </w:rPr>
+        <w:t xml:space="preserve">Figura 5</w:t>
       </w:r>
     </w:p>
     <w:p>
@@ -4388,7 +5149,7 @@
           <wp:inline xmlns:wp="http://schemas.openxmlformats.org/drawingml/2006/wordprocessingDrawing" distT="0" distB="0" distL="0" distR="0">
             <wp:extent cx="5943600" cy="1724025"/>
             <wp:effectExtent l="0" t="0" r="0" b="0"/>
-            <wp:docPr id="3" name="Figura 3" descr="Comparación de los cuatro grupos temáticos antes y después, con la variación en puntos porcentuales."/>
+            <wp:docPr id="5" name="Figura 5" descr="Comparación de los cuatro grupos temáticos antes y después, con la variación en puntos porcentuales."/>
             <wp:cNvGraphicFramePr>
               <a:graphicFrameLocks xmlns:a="http://schemas.openxmlformats.org/drawingml/2006/main" noChangeAspect="1"/>
             </wp:cNvGraphicFramePr>
@@ -4400,7 +5161,7 @@
                     <pic:cNvPicPr/>
                   </pic:nvPicPr>
                   <pic:blipFill>
-                    <a:blip xmlns:r="http://schemas.openxmlformats.org/officeDocument/2006/relationships" r:embed="R7c0d65177d664cfa"/>
+                    <a:blip xmlns:r="http://schemas.openxmlformats.org/officeDocument/2006/relationships" r:embed="Raf5374b096764fbd"/>
                     <a:stretch>
                       <a:fillRect/>
                     </a:stretch>
@@ -4456,7 +5217,7 @@
           <w:sz w:val="22"/>
           <w:szCs w:val="22"/>
         </w:rPr>
-        <w:t xml:space="preserve">Tabla 3</w:t>
+        <w:t xml:space="preserve">Tabla 4</w:t>
       </w:r>
     </w:p>
     <w:p>
@@ -5313,51 +6074,13 @@
     </w:p>
     <w:p>
       <w:pPr>
-        <w:pStyle w:val="Heading1"/>
-        <w:keepNext/>
-        <w:spacing w:before="360" w:after="120" w:line="240" w:lineRule="auto"/>
-        <w:jc w:val="left"/>
-        <w:outlineLvl w:val="0"/>
-      </w:pPr>
-      <w:r>
-        <w:rPr>
-          <w:b/>
-          <w:bCs/>
-        </w:rPr>
-        <w:t xml:space="preserve">4. Resultados del Prototipo 1 en el laboratorio TaxFisco</w:t>
-      </w:r>
-    </w:p>
-    <w:p>
-      <w:pPr>
         <w:pStyle w:val="Normal"/>
         <w:spacing w:after="0" w:line="480" w:lineRule="auto"/>
         <w:ind w:firstLine="720"/>
         <w:jc w:val="both"/>
       </w:pPr>
       <w:r>
-        <w:t xml:space="preserve">El primer laboratorio comprueba que cada componente de la cadena de detección opera por separado, para lo que su señuelo sigue la clasificación de señuelos de producción que describe Spitzner (2003) y responde al atacante como si sus servicios fueran reales. El ejercicio ejecuta una sola medición, registrada el catorce de septiembre de 2026, de manera que no existe comparación interna entre dos vueltas.</w:t>
-      </w:r>
-    </w:p>
-    <w:p>
-      <w:pPr>
-        <w:pStyle w:val="Normal"/>
-        <w:spacing w:after="0" w:line="480" w:lineRule="auto"/>
-        <w:ind w:firstLine="720"/>
-        <w:jc w:val="both"/>
-      </w:pPr>
-      <w:r>
-        <w:t xml:space="preserve">Diez escenarios se ejecutan y nueve de ellos alcanzan medición, de manera que la campaña cubre el conjunto de técnicas que activa. La detección típica se sitúa en 0,826 segundos de mediana, mientras que la media de los nueve valores alcanza 41,598 segundos. Los dos escenarios de larga duración elevan esa media sin alterar la lectura del comportamiento típico del laboratorio.</w:t>
-      </w:r>
-    </w:p>
-    <w:p>
-      <w:pPr>
-        <w:pStyle w:val="Normal"/>
-        <w:spacing w:after="0" w:line="480" w:lineRule="auto"/>
-        <w:ind w:firstLine="720"/>
-        <w:jc w:val="both"/>
-      </w:pPr>
-      <w:r>
-        <w:t xml:space="preserve">Cinco escenarios se resuelven por debajo de un segundo y siete por debajo de un minuto, de manera que la velocidad de la cadena se concentra en el rango corto. La Tabla 4 recoge el tiempo de cada escenario junto con la fuente que lo registra, mientras que la Figura 4 presenta esa misma información en orden de duración.</w:t>
+        <w:t xml:space="preserve">El desglose de los catorce instrumentos aparece en la Figura 6, que sitúa cada valor posterior sobre un carril con escala declarada entre 98 y 99,5 %. El punto verde marca el porcentaje que el libro oficial atribuye a cada instrumento, mientras que la línea vertical señala la madurez global de 99,09 % que resulta del promedio de los catorce.</w:t>
       </w:r>
     </w:p>
     <w:p>
@@ -5375,7 +6098,718 @@
           <w:sz w:val="22"/>
           <w:szCs w:val="22"/>
         </w:rPr>
-        <w:t xml:space="preserve">Figura 4</w:t>
+        <w:t xml:space="preserve">Figura 6</w:t>
+      </w:r>
+    </w:p>
+    <w:p>
+      <w:pPr>
+        <w:pStyle w:val="FigureCaption"/>
+        <w:keepNext/>
+        <w:spacing w:before="0" w:after="120" w:line="240" w:lineRule="auto"/>
+      </w:pPr>
+      <w:r>
+        <w:rPr>
+          <w:sz w:val="22"/>
+          <w:szCs w:val="22"/>
+        </w:rPr>
+        <w:t xml:space="preserve">Los catorce instrumentos en la matriz posterior y la madurez global declarada</w:t>
+      </w:r>
+    </w:p>
+    <w:p>
+      <w:pPr>
+        <w:pStyle w:val="FigureImage"/>
+        <w:spacing w:before="120" w:after="60" w:line="240" w:lineRule="auto"/>
+        <w:jc w:val="center"/>
+      </w:pPr>
+      <w:r>
+        <w:drawing>
+          <wp:inline xmlns:wp="http://schemas.openxmlformats.org/drawingml/2006/wordprocessingDrawing" distT="0" distB="0" distL="0" distR="0">
+            <wp:extent cx="5943600" cy="3162300"/>
+            <wp:effectExtent l="0" t="0" r="0" b="0"/>
+            <wp:docPr id="6" name="Figura 6" descr="Los catorce instrumentos en la matriz posterior, con el punto de cada valor y la línea de la madurez global de 99,09 %."/>
+            <wp:cNvGraphicFramePr>
+              <a:graphicFrameLocks xmlns:a="http://schemas.openxmlformats.org/drawingml/2006/main" noChangeAspect="1"/>
+            </wp:cNvGraphicFramePr>
+            <a:graphic xmlns:a="http://schemas.openxmlformats.org/drawingml/2006/main">
+              <a:graphicData uri="http://schemas.openxmlformats.org/drawingml/2006/picture">
+                <pic:pic xmlns:pic="http://schemas.openxmlformats.org/drawingml/2006/picture">
+                  <pic:nvPicPr>
+                    <pic:cNvPr id="0" name="c-matriz-posterior-instrumentos.png"/>
+                    <pic:cNvPicPr/>
+                  </pic:nvPicPr>
+                  <pic:blipFill>
+                    <a:blip xmlns:r="http://schemas.openxmlformats.org/officeDocument/2006/relationships" r:embed="Rfad37c74979d4af7"/>
+                    <a:stretch>
+                      <a:fillRect/>
+                    </a:stretch>
+                  </pic:blipFill>
+                  <pic:spPr>
+                    <a:xfrm>
+                      <a:off x="0" y="0"/>
+                      <a:ext cx="5943600" cy="3162300"/>
+                    </a:xfrm>
+                    <a:prstGeom prst="rect">
+                      <a:avLst/>
+                    </a:prstGeom>
+                  </pic:spPr>
+                </pic:pic>
+              </a:graphicData>
+            </a:graphic>
+          </wp:inline>
+        </w:drawing>
+      </w:r>
+    </w:p>
+    <w:p>
+      <w:pPr>
+        <w:pStyle w:val="TableNote"/>
+        <w:spacing w:before="40" w:after="240" w:line="240" w:lineRule="auto"/>
+      </w:pPr>
+      <w:r>
+        <w:rPr>
+          <w:sz w:val="20"/>
+          <w:szCs w:val="20"/>
+        </w:rPr>
+        <w:t xml:space="preserve">Nota. </w:t>
+      </w:r>
+      <w:r>
+        <w:rPr>
+          <w:sz w:val="20"/>
+          <w:szCs w:val="20"/>
+        </w:rPr>
+        <w:t xml:space="preserve">Cada fila representa un instrumento del instrumento de madurez. El punto verde sitúa el porcentaje que el libro oficial le atribuye en la matriz posterior de treinta participantes, mientras que la línea vertical marca la madurez global de 99,09 %. El carril tiene escala propia y declarada, entre 98 y 99,5 %. Los datos proceden de la hoja «Resultados postest» del libro de resultados.</w:t>
+      </w:r>
+    </w:p>
+    <w:p>
+      <w:pPr>
+        <w:pStyle w:val="Heading1"/>
+        <w:keepNext/>
+        <w:spacing w:before="360" w:after="120" w:line="240" w:lineRule="auto"/>
+        <w:jc w:val="left"/>
+        <w:outlineLvl w:val="0"/>
+      </w:pPr>
+      <w:r>
+        <w:rPr>
+          <w:b/>
+          <w:bCs/>
+        </w:rPr>
+        <w:t xml:space="preserve">4. Resultados del Prototipo 1 en el laboratorio TaxFisco</w:t>
+      </w:r>
+    </w:p>
+    <w:p>
+      <w:pPr>
+        <w:pStyle w:val="Normal"/>
+        <w:spacing w:after="0" w:line="480" w:lineRule="auto"/>
+        <w:ind w:firstLine="720"/>
+        <w:jc w:val="both"/>
+      </w:pPr>
+      <w:r>
+        <w:t xml:space="preserve">El primer laboratorio comprueba que cada componente de la cadena de detección opera por separado, para lo que su señuelo sigue la clasificación de señuelos de producción que describe Spitzner (2003) y responde al atacante como si sus servicios fueran reales. El ejercicio ejecuta una sola medición, registrada el catorce de septiembre de 2026, de manera que no existe comparación interna entre dos vueltas.</w:t>
+      </w:r>
+    </w:p>
+    <w:p>
+      <w:pPr>
+        <w:pStyle w:val="Normal"/>
+        <w:spacing w:after="0" w:line="480" w:lineRule="auto"/>
+        <w:ind w:firstLine="720"/>
+        <w:jc w:val="both"/>
+      </w:pPr>
+      <w:r>
+        <w:t xml:space="preserve">La Tabla 5 declara las condiciones en que se produjo esa medición, de manera que el lector conozca el laboratorio, la entidad, el método de cálculo y el alcance de la campaña antes de leer los tiempos.</w:t>
+      </w:r>
+    </w:p>
+    <w:p>
+      <w:pPr>
+        <w:pStyle w:val="TableTitle"/>
+        <w:keepNext/>
+        <w:spacing w:before="240" w:after="0" w:line="240" w:lineRule="auto"/>
+      </w:pPr>
+      <w:r>
+        <w:rPr>
+          <w:b/>
+          <w:bCs/>
+          <w:i w:val="false"/>
+          <w:iCs w:val="false"/>
+          <w:sz w:val="22"/>
+          <w:szCs w:val="22"/>
+        </w:rPr>
+        <w:t xml:space="preserve">Tabla 5</w:t>
+      </w:r>
+    </w:p>
+    <w:p>
+      <w:pPr>
+        <w:pStyle w:val="TableTitle"/>
+        <w:keepNext/>
+        <w:spacing w:before="0" w:after="80" w:line="240" w:lineRule="auto"/>
+      </w:pPr>
+      <w:r>
+        <w:rPr>
+          <w:sz w:val="22"/>
+          <w:szCs w:val="22"/>
+        </w:rPr>
+        <w:t xml:space="preserve">Condiciones de la medición del Prototipo 1</w:t>
+      </w:r>
+    </w:p>
+    <w:tbl>
+      <w:tblPr>
+        <w:tblW w:w="5000" w:type="pct"/>
+        <w:tblBorders>
+          <w:top w:val="single" w:color="000000" w:sz="8" w:space="0"/>
+          <w:bottom w:val="single" w:color="000000" w:sz="8" w:space="0"/>
+          <w:left w:val="none"/>
+          <w:right w:val="none"/>
+          <w:insideH w:val="none"/>
+          <w:insideV w:val="none"/>
+        </w:tblBorders>
+        <w:tblLayout w:type="fixed"/>
+        <w:tblCellMar>
+          <w:top w:w="40" w:type="dxa"/>
+          <w:left w:w="80" w:type="dxa"/>
+          <w:bottom w:w="40" w:type="dxa"/>
+          <w:right w:w="80" w:type="dxa"/>
+        </w:tblCellMar>
+        <w:tblLook w:val="04A0"/>
+      </w:tblPr>
+      <w:tblGrid>
+        <w:gridCol w:w="3000"/>
+        <w:gridCol w:w="6360"/>
+      </w:tblGrid>
+      <w:tr>
+        <w:trPr>
+          <w:tblHeader/>
+          <w:cantSplit/>
+        </w:trPr>
+        <w:tc>
+          <w:tcPr>
+            <w:tcW w:w="3000" w:type="dxa"/>
+            <w:tcBorders>
+              <w:bottom w:val="single" w:color="000000" w:sz="6" w:space="0"/>
+            </w:tcBorders>
+            <w:vAlign w:val="top"/>
+          </w:tcPr>
+          <w:p>
+            <w:pPr>
+              <w:pStyle w:val="TableText"/>
+              <w:spacing w:before="40" w:after="40" w:line="240" w:lineRule="auto"/>
+              <w:jc w:val="left"/>
+            </w:pPr>
+            <w:r>
+              <w:rPr>
+                <w:b/>
+                <w:bCs/>
+                <w:sz w:val="20"/>
+                <w:szCs w:val="20"/>
+              </w:rPr>
+              <w:t xml:space="preserve">Condición</w:t>
+            </w:r>
+          </w:p>
+        </w:tc>
+        <w:tc>
+          <w:tcPr>
+            <w:tcW w:w="6360" w:type="dxa"/>
+            <w:tcBorders>
+              <w:bottom w:val="single" w:color="000000" w:sz="6" w:space="0"/>
+            </w:tcBorders>
+            <w:vAlign w:val="top"/>
+          </w:tcPr>
+          <w:p>
+            <w:pPr>
+              <w:pStyle w:val="TableText"/>
+              <w:spacing w:before="40" w:after="40" w:line="240" w:lineRule="auto"/>
+              <w:jc w:val="left"/>
+            </w:pPr>
+            <w:r>
+              <w:rPr>
+                <w:b/>
+                <w:bCs/>
+                <w:sz w:val="20"/>
+                <w:szCs w:val="20"/>
+              </w:rPr>
+              <w:t xml:space="preserve">Valor</w:t>
+            </w:r>
+          </w:p>
+        </w:tc>
+      </w:tr>
+      <w:tr>
+        <w:trPr>
+          <w:cantSplit/>
+        </w:trPr>
+        <w:tc>
+          <w:tcPr>
+            <w:tcW w:w="3000" w:type="dxa"/>
+            <w:vAlign w:val="top"/>
+          </w:tcPr>
+          <w:p>
+            <w:pPr>
+              <w:pStyle w:val="TableText"/>
+              <w:spacing w:before="40" w:after="40" w:line="240" w:lineRule="auto"/>
+              <w:jc w:val="left"/>
+            </w:pPr>
+            <w:r>
+              <w:rPr>
+                <w:sz w:val="20"/>
+                <w:szCs w:val="20"/>
+              </w:rPr>
+              <w:t xml:space="preserve">Laboratorio</w:t>
+            </w:r>
+          </w:p>
+        </w:tc>
+        <w:tc>
+          <w:tcPr>
+            <w:tcW w:w="6360" w:type="dxa"/>
+            <w:vAlign w:val="top"/>
+          </w:tcPr>
+          <w:p>
+            <w:pPr>
+              <w:pStyle w:val="TableText"/>
+              <w:spacing w:before="40" w:after="40" w:line="240" w:lineRule="auto"/>
+              <w:jc w:val="left"/>
+            </w:pPr>
+            <w:r>
+              <w:rPr>
+                <w:sz w:val="20"/>
+                <w:szCs w:val="20"/>
+              </w:rPr>
+              <w:t xml:space="preserve">TaxFisco Research Lab</w:t>
+            </w:r>
+          </w:p>
+        </w:tc>
+      </w:tr>
+      <w:tr>
+        <w:trPr>
+          <w:cantSplit/>
+        </w:trPr>
+        <w:tc>
+          <w:tcPr>
+            <w:tcW w:w="3000" w:type="dxa"/>
+            <w:vAlign w:val="top"/>
+          </w:tcPr>
+          <w:p>
+            <w:pPr>
+              <w:pStyle w:val="TableText"/>
+              <w:spacing w:before="40" w:after="40" w:line="240" w:lineRule="auto"/>
+              <w:jc w:val="left"/>
+            </w:pPr>
+            <w:r>
+              <w:rPr>
+                <w:sz w:val="20"/>
+                <w:szCs w:val="20"/>
+              </w:rPr>
+              <w:t xml:space="preserve">Entidad</w:t>
+            </w:r>
+          </w:p>
+        </w:tc>
+        <w:tc>
+          <w:tcPr>
+            <w:tcW w:w="6360" w:type="dxa"/>
+            <w:vAlign w:val="top"/>
+          </w:tcPr>
+          <w:p>
+            <w:pPr>
+              <w:pStyle w:val="TableText"/>
+              <w:spacing w:before="40" w:after="40" w:line="240" w:lineRule="auto"/>
+              <w:jc w:val="left"/>
+            </w:pPr>
+            <w:r>
+              <w:rPr>
+                <w:sz w:val="20"/>
+                <w:szCs w:val="20"/>
+              </w:rPr>
+              <w:t xml:space="preserve">Homologada del rubro de servicios fiscales digitales</w:t>
+            </w:r>
+          </w:p>
+        </w:tc>
+      </w:tr>
+      <w:tr>
+        <w:trPr>
+          <w:cantSplit/>
+        </w:trPr>
+        <w:tc>
+          <w:tcPr>
+            <w:tcW w:w="3000" w:type="dxa"/>
+            <w:vAlign w:val="top"/>
+          </w:tcPr>
+          <w:p>
+            <w:pPr>
+              <w:pStyle w:val="TableText"/>
+              <w:spacing w:before="40" w:after="40" w:line="240" w:lineRule="auto"/>
+              <w:jc w:val="left"/>
+            </w:pPr>
+            <w:r>
+              <w:rPr>
+                <w:sz w:val="20"/>
+                <w:szCs w:val="20"/>
+              </w:rPr>
+              <w:t xml:space="preserve">Fecha del reporte</w:t>
+            </w:r>
+          </w:p>
+        </w:tc>
+        <w:tc>
+          <w:tcPr>
+            <w:tcW w:w="6360" w:type="dxa"/>
+            <w:vAlign w:val="top"/>
+          </w:tcPr>
+          <w:p>
+            <w:pPr>
+              <w:pStyle w:val="TableText"/>
+              <w:spacing w:before="40" w:after="40" w:line="240" w:lineRule="auto"/>
+              <w:jc w:val="left"/>
+            </w:pPr>
+            <w:r>
+              <w:rPr>
+                <w:sz w:val="20"/>
+                <w:szCs w:val="20"/>
+              </w:rPr>
+              <w:t xml:space="preserve">14 de septiembre de 2026, 07:31:44 UTC</w:t>
+            </w:r>
+          </w:p>
+        </w:tc>
+      </w:tr>
+      <w:tr>
+        <w:trPr>
+          <w:cantSplit/>
+        </w:trPr>
+        <w:tc>
+          <w:tcPr>
+            <w:tcW w:w="3000" w:type="dxa"/>
+            <w:vAlign w:val="top"/>
+          </w:tcPr>
+          <w:p>
+            <w:pPr>
+              <w:pStyle w:val="TableText"/>
+              <w:spacing w:before="40" w:after="40" w:line="240" w:lineRule="auto"/>
+              <w:jc w:val="left"/>
+            </w:pPr>
+            <w:r>
+              <w:rPr>
+                <w:sz w:val="20"/>
+                <w:szCs w:val="20"/>
+              </w:rPr>
+              <w:t xml:space="preserve">Método de cálculo</w:t>
+            </w:r>
+          </w:p>
+        </w:tc>
+        <w:tc>
+          <w:tcPr>
+            <w:tcW w:w="6360" w:type="dxa"/>
+            <w:vAlign w:val="top"/>
+          </w:tcPr>
+          <w:p>
+            <w:pPr>
+              <w:pStyle w:val="TableText"/>
+              <w:spacing w:before="40" w:after="40" w:line="240" w:lineRule="auto"/>
+              <w:jc w:val="left"/>
+            </w:pPr>
+            <w:r>
+              <w:rPr>
+                <w:sz w:val="20"/>
+                <w:szCs w:val="20"/>
+              </w:rPr>
+              <w:t xml:space="preserve">Tiempo desde el inicio del escenario hasta el primer evento que lo registra</w:t>
+            </w:r>
+          </w:p>
+        </w:tc>
+      </w:tr>
+      <w:tr>
+        <w:trPr>
+          <w:cantSplit/>
+        </w:trPr>
+        <w:tc>
+          <w:tcPr>
+            <w:tcW w:w="3000" w:type="dxa"/>
+            <w:vAlign w:val="top"/>
+          </w:tcPr>
+          <w:p>
+            <w:pPr>
+              <w:pStyle w:val="TableText"/>
+              <w:spacing w:before="40" w:after="40" w:line="240" w:lineRule="auto"/>
+              <w:jc w:val="left"/>
+            </w:pPr>
+            <w:r>
+              <w:rPr>
+                <w:sz w:val="20"/>
+                <w:szCs w:val="20"/>
+              </w:rPr>
+              <w:t xml:space="preserve">Escenarios ejecutados</w:t>
+            </w:r>
+          </w:p>
+        </w:tc>
+        <w:tc>
+          <w:tcPr>
+            <w:tcW w:w="6360" w:type="dxa"/>
+            <w:vAlign w:val="top"/>
+          </w:tcPr>
+          <w:p>
+            <w:pPr>
+              <w:pStyle w:val="TableText"/>
+              <w:spacing w:before="40" w:after="40" w:line="240" w:lineRule="auto"/>
+              <w:jc w:val="left"/>
+            </w:pPr>
+            <w:r>
+              <w:rPr>
+                <w:sz w:val="20"/>
+                <w:szCs w:val="20"/>
+              </w:rPr>
+              <w:t xml:space="preserve">10</w:t>
+            </w:r>
+          </w:p>
+        </w:tc>
+      </w:tr>
+      <w:tr>
+        <w:trPr>
+          <w:cantSplit/>
+        </w:trPr>
+        <w:tc>
+          <w:tcPr>
+            <w:tcW w:w="3000" w:type="dxa"/>
+            <w:vAlign w:val="top"/>
+          </w:tcPr>
+          <w:p>
+            <w:pPr>
+              <w:pStyle w:val="TableText"/>
+              <w:spacing w:before="40" w:after="40" w:line="240" w:lineRule="auto"/>
+              <w:jc w:val="left"/>
+            </w:pPr>
+            <w:r>
+              <w:rPr>
+                <w:sz w:val="20"/>
+                <w:szCs w:val="20"/>
+              </w:rPr>
+              <w:t xml:space="preserve">Escenarios con medición</w:t>
+            </w:r>
+          </w:p>
+        </w:tc>
+        <w:tc>
+          <w:tcPr>
+            <w:tcW w:w="6360" w:type="dxa"/>
+            <w:vAlign w:val="top"/>
+          </w:tcPr>
+          <w:p>
+            <w:pPr>
+              <w:pStyle w:val="TableText"/>
+              <w:spacing w:before="40" w:after="40" w:line="240" w:lineRule="auto"/>
+              <w:jc w:val="left"/>
+            </w:pPr>
+            <w:r>
+              <w:rPr>
+                <w:sz w:val="20"/>
+                <w:szCs w:val="20"/>
+              </w:rPr>
+              <w:t xml:space="preserve">9</w:t>
+            </w:r>
+          </w:p>
+        </w:tc>
+      </w:tr>
+      <w:tr>
+        <w:trPr>
+          <w:cantSplit/>
+        </w:trPr>
+        <w:tc>
+          <w:tcPr>
+            <w:tcW w:w="3000" w:type="dxa"/>
+            <w:vAlign w:val="top"/>
+          </w:tcPr>
+          <w:p>
+            <w:pPr>
+              <w:pStyle w:val="TableText"/>
+              <w:spacing w:before="40" w:after="40" w:line="240" w:lineRule="auto"/>
+              <w:jc w:val="left"/>
+            </w:pPr>
+            <w:r>
+              <w:rPr>
+                <w:sz w:val="20"/>
+                <w:szCs w:val="20"/>
+              </w:rPr>
+              <w:t xml:space="preserve">Duración del ciclo de medición</w:t>
+            </w:r>
+          </w:p>
+        </w:tc>
+        <w:tc>
+          <w:tcPr>
+            <w:tcW w:w="6360" w:type="dxa"/>
+            <w:vAlign w:val="top"/>
+          </w:tcPr>
+          <w:p>
+            <w:pPr>
+              <w:pStyle w:val="TableText"/>
+              <w:spacing w:before="40" w:after="40" w:line="240" w:lineRule="auto"/>
+              <w:jc w:val="left"/>
+            </w:pPr>
+            <w:r>
+              <w:rPr>
+                <w:sz w:val="20"/>
+                <w:szCs w:val="20"/>
+              </w:rPr>
+              <w:t xml:space="preserve">Una sola vuelta, con la evidencia de la ejecución completa y verificada</w:t>
+            </w:r>
+          </w:p>
+        </w:tc>
+      </w:tr>
+    </w:tbl>
+    <w:p>
+      <w:pPr>
+        <w:pStyle w:val="TableNote"/>
+        <w:spacing w:before="60" w:after="240" w:line="240" w:lineRule="auto"/>
+      </w:pPr>
+      <w:r>
+        <w:rPr>
+          <w:sz w:val="20"/>
+          <w:szCs w:val="20"/>
+        </w:rPr>
+        <w:t xml:space="preserve">Nota. </w:t>
+      </w:r>
+      <w:r>
+        <w:rPr>
+          <w:sz w:val="20"/>
+          <w:szCs w:val="20"/>
+        </w:rPr>
+        <w:t xml:space="preserve">Las condiciones proceden del reporte de indicadores del Prototipo 1, archivo evidencias/07-metricas/07_kpi-report.json. La fecha y la hora se expresan en tiempo universal y corresponden al registro del reporte. El método de cálculo sitúa el instante inicial en el arranque de cada escenario y el instante final en el primer evento que registra una fuente.</w:t>
+      </w:r>
+    </w:p>
+    <w:p>
+      <w:pPr>
+        <w:pStyle w:val="Normal"/>
+        <w:spacing w:after="0" w:line="480" w:lineRule="auto"/>
+        <w:ind w:firstLine="720"/>
+        <w:jc w:val="both"/>
+      </w:pPr>
+      <w:r>
+        <w:t xml:space="preserve">La Figura 7 reúne los ocho indicadores del primer laboratorio, de manera que el lector vea de una sola vez la cobertura de la campaña, la velocidad de la detección, la calidad de la evidencia y el despliegue de la red.</w:t>
+      </w:r>
+    </w:p>
+    <w:p>
+      <w:pPr>
+        <w:pStyle w:val="FigureCaption"/>
+        <w:keepNext/>
+        <w:spacing w:before="240" w:after="0" w:line="240" w:lineRule="auto"/>
+      </w:pPr>
+      <w:r>
+        <w:rPr>
+          <w:b/>
+          <w:bCs/>
+          <w:i w:val="false"/>
+          <w:iCs w:val="false"/>
+          <w:sz w:val="22"/>
+          <w:szCs w:val="22"/>
+        </w:rPr>
+        <w:t xml:space="preserve">Figura 7</w:t>
+      </w:r>
+    </w:p>
+    <w:p>
+      <w:pPr>
+        <w:pStyle w:val="FigureCaption"/>
+        <w:keepNext/>
+        <w:spacing w:before="0" w:after="120" w:line="240" w:lineRule="auto"/>
+      </w:pPr>
+      <w:r>
+        <w:rPr>
+          <w:sz w:val="22"/>
+          <w:szCs w:val="22"/>
+        </w:rPr>
+        <w:t xml:space="preserve">Indicadores del Prototipo 1 en una sola vista</w:t>
+      </w:r>
+    </w:p>
+    <w:p>
+      <w:pPr>
+        <w:pStyle w:val="FigureImage"/>
+        <w:spacing w:before="120" w:after="60" w:line="240" w:lineRule="auto"/>
+        <w:jc w:val="center"/>
+      </w:pPr>
+      <w:r>
+        <w:drawing>
+          <wp:inline xmlns:wp="http://schemas.openxmlformats.org/drawingml/2006/wordprocessingDrawing" distT="0" distB="0" distL="0" distR="0">
+            <wp:extent cx="5943600" cy="1685925"/>
+            <wp:effectExtent l="0" t="0" r="0" b="0"/>
+            <wp:docPr id="7" name="Figura 7" descr="Tarjetas con los ocho indicadores del Prototipo 1, desde los escenarios ejecutados hasta los segmentos de red verificados."/>
+            <wp:cNvGraphicFramePr>
+              <a:graphicFrameLocks xmlns:a="http://schemas.openxmlformats.org/drawingml/2006/main" noChangeAspect="1"/>
+            </wp:cNvGraphicFramePr>
+            <a:graphic xmlns:a="http://schemas.openxmlformats.org/drawingml/2006/main">
+              <a:graphicData uri="http://schemas.openxmlformats.org/drawingml/2006/picture">
+                <pic:pic xmlns:pic="http://schemas.openxmlformats.org/drawingml/2006/picture">
+                  <pic:nvPicPr>
+                    <pic:cNvPr id="0" name="integrado-03-prototipo-1-indicadores.png"/>
+                    <pic:cNvPicPr/>
+                  </pic:nvPicPr>
+                  <pic:blipFill>
+                    <a:blip xmlns:r="http://schemas.openxmlformats.org/officeDocument/2006/relationships" r:embed="Rac81ad31a92e45a1"/>
+                    <a:stretch>
+                      <a:fillRect/>
+                    </a:stretch>
+                  </pic:blipFill>
+                  <pic:spPr>
+                    <a:xfrm>
+                      <a:off x="0" y="0"/>
+                      <a:ext cx="5943600" cy="1685925"/>
+                    </a:xfrm>
+                    <a:prstGeom prst="rect">
+                      <a:avLst/>
+                    </a:prstGeom>
+                  </pic:spPr>
+                </pic:pic>
+              </a:graphicData>
+            </a:graphic>
+          </wp:inline>
+        </w:drawing>
+      </w:r>
+    </w:p>
+    <w:p>
+      <w:pPr>
+        <w:pStyle w:val="TableNote"/>
+        <w:spacing w:before="40" w:after="240" w:line="240" w:lineRule="auto"/>
+      </w:pPr>
+      <w:r>
+        <w:rPr>
+          <w:sz w:val="20"/>
+          <w:szCs w:val="20"/>
+        </w:rPr>
+        <w:t xml:space="preserve">Nota. </w:t>
+      </w:r>
+      <w:r>
+        <w:rPr>
+          <w:sz w:val="20"/>
+          <w:szCs w:val="20"/>
+        </w:rPr>
+        <w:t xml:space="preserve">Las tarjetas recogen los escenarios ejecutados y medidos, la detección típica por mediana, la detección por debajo de un minuto, las técnicas y las tácticas con detección, la calidad de la evidencia y los segmentos de red verificados. Los datos proceden del reporte de indicadores del Prototipo 1.</w:t>
+      </w:r>
+    </w:p>
+    <w:p>
+      <w:pPr>
+        <w:pStyle w:val="Normal"/>
+        <w:spacing w:after="0" w:line="480" w:lineRule="auto"/>
+        <w:ind w:firstLine="720"/>
+        <w:jc w:val="both"/>
+      </w:pPr>
+      <w:r>
+        <w:t xml:space="preserve">Diez escenarios se ejecutan y nueve de ellos alcanzan medición, de manera que la campaña cubre el conjunto de técnicas que activa. La detección típica se sitúa en 0,826 segundos de mediana, mientras que la media de los nueve valores alcanza 41,598 segundos. Los dos escenarios de larga duración elevan esa media sin alterar la lectura del comportamiento típico del laboratorio.</w:t>
+      </w:r>
+    </w:p>
+    <w:p>
+      <w:pPr>
+        <w:pStyle w:val="Normal"/>
+        <w:spacing w:after="0" w:line="480" w:lineRule="auto"/>
+        <w:ind w:firstLine="720"/>
+        <w:jc w:val="both"/>
+      </w:pPr>
+      <w:r>
+        <w:t xml:space="preserve">Cinco escenarios se resuelven por debajo de un segundo y siete por debajo de un minuto, de manera que la velocidad de la cadena se concentra en el rango corto. La Tabla 6 recoge el tiempo de cada escenario junto con la fuente que lo registra, mientras que la Figura 8 presenta esa misma información en orden de duración.</w:t>
+      </w:r>
+    </w:p>
+    <w:p>
+      <w:pPr>
+        <w:pStyle w:val="FigureCaption"/>
+        <w:keepNext/>
+        <w:spacing w:before="240" w:after="0" w:line="240" w:lineRule="auto"/>
+      </w:pPr>
+      <w:r>
+        <w:rPr>
+          <w:b/>
+          <w:bCs/>
+          <w:i w:val="false"/>
+          <w:iCs w:val="false"/>
+          <w:sz w:val="22"/>
+          <w:szCs w:val="22"/>
+        </w:rPr>
+        <w:t xml:space="preserve">Figura 8</w:t>
       </w:r>
     </w:p>
     <w:p>
@@ -5403,7 +6837,7 @@
           <wp:inline xmlns:wp="http://schemas.openxmlformats.org/drawingml/2006/wordprocessingDrawing" distT="0" distB="0" distL="0" distR="0">
             <wp:extent cx="5943600" cy="2657475"/>
             <wp:effectExtent l="0" t="0" r="0" b="0"/>
-            <wp:docPr id="4" name="Figura 4" descr="Tiempo de detección de los nueve escenarios medidos del Prototipo 1 en segundos."/>
+            <wp:docPr id="8" name="Figura 8" descr="Tiempo de detección de los nueve escenarios medidos del Prototipo 1 en segundos."/>
             <wp:cNvGraphicFramePr>
               <a:graphicFrameLocks xmlns:a="http://schemas.openxmlformats.org/drawingml/2006/main" noChangeAspect="1"/>
             </wp:cNvGraphicFramePr>
@@ -5415,7 +6849,7 @@
                     <pic:cNvPicPr/>
                   </pic:nvPicPr>
                   <pic:blipFill>
-                    <a:blip xmlns:r="http://schemas.openxmlformats.org/officeDocument/2006/relationships" r:embed="Rc16e1ee1e26845e8"/>
+                    <a:blip xmlns:r="http://schemas.openxmlformats.org/officeDocument/2006/relationships" r:embed="R85625a4a7cf84749"/>
                     <a:stretch>
                       <a:fillRect/>
                     </a:stretch>
@@ -5471,7 +6905,7 @@
           <w:sz w:val="22"/>
           <w:szCs w:val="22"/>
         </w:rPr>
-        <w:t xml:space="preserve">Tabla 4</w:t>
+        <w:t xml:space="preserve">Tabla 6</w:t>
       </w:r>
     </w:p>
     <w:p>
@@ -6499,7 +7933,7 @@
         <w:jc w:val="both"/>
       </w:pPr>
       <w:r>
-        <w:t xml:space="preserve">La Tabla 5 agrupa los nueve escenarios medidos por tramo de duración, de manera que el lector comprueba que el comportamiento típico del laboratorio se sitúa por debajo de un segundo. La Tabla 6 muestra los cinco componentes que registran la detección, de manera que cada fila indica cuántos de los nueve escenarios medidos aporta cada componente a la cadena de alerta.</w:t>
+        <w:t xml:space="preserve">La Tabla 7 agrupa los nueve escenarios medidos por tramo de duración, de manera que el lector comprueba que el comportamiento típico del laboratorio se sitúa por debajo de un segundo. La Tabla 8 muestra los cinco componentes que registran la detección, de manera que cada fila indica cuántos de los nueve escenarios medidos aporta cada componente a la cadena de alerta.</w:t>
       </w:r>
     </w:p>
     <w:p>
@@ -6517,7 +7951,7 @@
           <w:sz w:val="22"/>
           <w:szCs w:val="22"/>
         </w:rPr>
-        <w:t xml:space="preserve">Figura 5</w:t>
+        <w:t xml:space="preserve">Figura 9</w:t>
       </w:r>
     </w:p>
     <w:p>
@@ -6545,7 +7979,7 @@
           <wp:inline xmlns:wp="http://schemas.openxmlformats.org/drawingml/2006/wordprocessingDrawing" distT="0" distB="0" distL="0" distR="0">
             <wp:extent cx="4000500" cy="2028825"/>
             <wp:effectExtent l="0" t="0" r="0" b="0"/>
-            <wp:docPr id="5" name="Figura 5" descr="Histograma de los nueve escenarios medidos del Prototipo 1 por tramo de duración."/>
+            <wp:docPr id="9" name="Figura 9" descr="Histograma de los nueve escenarios medidos del Prototipo 1 por tramo de duración."/>
             <wp:cNvGraphicFramePr>
               <a:graphicFrameLocks xmlns:a="http://schemas.openxmlformats.org/drawingml/2006/main" noChangeAspect="1"/>
             </wp:cNvGraphicFramePr>
@@ -6557,7 +7991,7 @@
                     <pic:cNvPicPr/>
                   </pic:nvPicPr>
                   <pic:blipFill>
-                    <a:blip xmlns:r="http://schemas.openxmlformats.org/officeDocument/2006/relationships" r:embed="Rb0d280dc738d4bd8"/>
+                    <a:blip xmlns:r="http://schemas.openxmlformats.org/officeDocument/2006/relationships" r:embed="R9bdb1805b08a49c8"/>
                     <a:stretch>
                       <a:fillRect/>
                     </a:stretch>
@@ -6595,7 +8029,7 @@
           <w:sz w:val="20"/>
           <w:szCs w:val="20"/>
         </w:rPr>
-        <w:t xml:space="preserve">El histograma agrupa los nueve escenarios medidos del Prototipo 1 por tramo de duración. Los tramos reproducen los tiempos de la Tabla 4.</w:t>
+        <w:t xml:space="preserve">El histograma agrupa los nueve escenarios medidos del Prototipo 1 por tramo de duración. Los tramos reproducen los tiempos de la Tabla 6.</w:t>
       </w:r>
     </w:p>
     <w:p>
@@ -6613,7 +8047,7 @@
           <w:sz w:val="22"/>
           <w:szCs w:val="22"/>
         </w:rPr>
-        <w:t xml:space="preserve">Tabla 5</w:t>
+        <w:t xml:space="preserve">Tabla 7</w:t>
       </w:r>
     </w:p>
     <w:p>
@@ -7097,7 +8531,7 @@
           <w:sz w:val="22"/>
           <w:szCs w:val="22"/>
         </w:rPr>
-        <w:t xml:space="preserve">Figura 6</w:t>
+        <w:t xml:space="preserve">Figura 10</w:t>
       </w:r>
     </w:p>
     <w:p>
@@ -7125,7 +8559,7 @@
           <wp:inline xmlns:wp="http://schemas.openxmlformats.org/drawingml/2006/wordprocessingDrawing" distT="0" distB="0" distL="0" distR="0">
             <wp:extent cx="4000500" cy="2000250"/>
             <wp:effectExtent l="0" t="0" r="0" b="0"/>
-            <wp:docPr id="6" name="Figura 6" descr="Barras con el número de escenarios que aporta cada componente a la cadena de alerta."/>
+            <wp:docPr id="10" name="Figura 10" descr="Barras con el número de escenarios que aporta cada componente a la cadena de alerta."/>
             <wp:cNvGraphicFramePr>
               <a:graphicFrameLocks xmlns:a="http://schemas.openxmlformats.org/drawingml/2006/main" noChangeAspect="1"/>
             </wp:cNvGraphicFramePr>
@@ -7137,7 +8571,7 @@
                     <pic:cNvPicPr/>
                   </pic:nvPicPr>
                   <pic:blipFill>
-                    <a:blip xmlns:r="http://schemas.openxmlformats.org/officeDocument/2006/relationships" r:embed="R2b95919e17aa4a1f"/>
+                    <a:blip xmlns:r="http://schemas.openxmlformats.org/officeDocument/2006/relationships" r:embed="R37ac0eb616b54115"/>
                     <a:stretch>
                       <a:fillRect/>
                     </a:stretch>
@@ -7193,7 +8627,7 @@
           <w:sz w:val="22"/>
           <w:szCs w:val="22"/>
         </w:rPr>
-        <w:t xml:space="preserve">Tabla 6</w:t>
+        <w:t xml:space="preserve">Tabla 8</w:t>
       </w:r>
     </w:p>
     <w:p>
@@ -7735,7 +9169,7 @@
         <w:jc w:val="both"/>
       </w:pPr>
       <w:r>
-        <w:t xml:space="preserve">El inventario del señuelo comprende diecisiete técnicas repartidas en ocho tácticas, mientras que la campaña activa diez de esas técnicas y cada escenario ejerce una distinta. La Figura 7 contrasta el inventario completo con las técnicas que un escenario activa, de manera que la cobertura se lee sin ambigüedad.</w:t>
+        <w:t xml:space="preserve">El inventario del señuelo comprende diecisiete técnicas repartidas en ocho tácticas, mientras que la campaña activa diez de esas técnicas y cada escenario ejerce una distinta. La Figura 11 contrasta el inventario completo con las técnicas que un escenario activa, de manera que la cobertura se lee sin ambigüedad.</w:t>
       </w:r>
     </w:p>
     <w:p>
@@ -7753,7 +9187,7 @@
           <w:sz w:val="22"/>
           <w:szCs w:val="22"/>
         </w:rPr>
-        <w:t xml:space="preserve">Figura 7</w:t>
+        <w:t xml:space="preserve">Figura 11</w:t>
       </w:r>
     </w:p>
     <w:p>
@@ -7781,7 +9215,7 @@
           <wp:inline xmlns:wp="http://schemas.openxmlformats.org/drawingml/2006/wordprocessingDrawing" distT="0" distB="0" distL="0" distR="0">
             <wp:extent cx="4000500" cy="2847975"/>
             <wp:effectExtent l="0" t="0" r="0" b="0"/>
-            <wp:docPr id="7" name="Figura 7" descr="Comparación por táctica entre las técnicas del inventario y las activadas por un escenario."/>
+            <wp:docPr id="11" name="Figura 11" descr="Comparación por táctica entre las técnicas del inventario y las activadas por un escenario."/>
             <wp:cNvGraphicFramePr>
               <a:graphicFrameLocks xmlns:a="http://schemas.openxmlformats.org/drawingml/2006/main" noChangeAspect="1"/>
             </wp:cNvGraphicFramePr>
@@ -7793,7 +9227,7 @@
                     <pic:cNvPicPr/>
                   </pic:nvPicPr>
                   <pic:blipFill>
-                    <a:blip xmlns:r="http://schemas.openxmlformats.org/officeDocument/2006/relationships" r:embed="R17704def82414804"/>
+                    <a:blip xmlns:r="http://schemas.openxmlformats.org/officeDocument/2006/relationships" r:embed="R01ebbada34a24a18"/>
                     <a:stretch>
                       <a:fillRect/>
                     </a:stretch>
@@ -7849,7 +9283,7 @@
           <w:sz w:val="22"/>
           <w:szCs w:val="22"/>
         </w:rPr>
-        <w:t xml:space="preserve">Tabla 7</w:t>
+        <w:t xml:space="preserve">Tabla 9</w:t>
       </w:r>
     </w:p>
     <w:p>
@@ -8586,7 +10020,7 @@
         <w:jc w:val="both"/>
       </w:pPr>
       <w:r>
-        <w:t xml:space="preserve">El despliegue verificado distribuye treinta contenedores en cuatro segmentos separados, de manera que el señuelo expuesto no comparte segmento con la gestión ni con los sensores. La Tabla 8 declara la subred, el número de contenedores y la función de cada segmento, mientras que la Figura 8 presenta la misma distribución.</w:t>
+        <w:t xml:space="preserve">El despliegue verificado distribuye treinta contenedores en cuatro segmentos separados, de manera que el señuelo expuesto no comparte segmento con la gestión ni con los sensores. La Tabla 10 declara la subred, el número de contenedores y la función de cada segmento, mientras que la Figura 12 presenta la misma distribución.</w:t>
       </w:r>
     </w:p>
     <w:p>
@@ -8604,7 +10038,7 @@
           <w:sz w:val="22"/>
           <w:szCs w:val="22"/>
         </w:rPr>
-        <w:t xml:space="preserve">Figura 8</w:t>
+        <w:t xml:space="preserve">Figura 12</w:t>
       </w:r>
     </w:p>
     <w:p>
@@ -8632,7 +10066,7 @@
           <wp:inline xmlns:wp="http://schemas.openxmlformats.org/drawingml/2006/wordprocessingDrawing" distT="0" distB="0" distL="0" distR="0">
             <wp:extent cx="4000500" cy="1943100"/>
             <wp:effectExtent l="0" t="0" r="0" b="0"/>
-            <wp:docPr id="8" name="Figura 8" descr="Barras con la cantidad de contenedores de cada segmento de red y su subred."/>
+            <wp:docPr id="12" name="Figura 12" descr="Barras con la cantidad de contenedores de cada segmento de red y su subred."/>
             <wp:cNvGraphicFramePr>
               <a:graphicFrameLocks xmlns:a="http://schemas.openxmlformats.org/drawingml/2006/main" noChangeAspect="1"/>
             </wp:cNvGraphicFramePr>
@@ -8644,7 +10078,7 @@
                     <pic:cNvPicPr/>
                   </pic:nvPicPr>
                   <pic:blipFill>
-                    <a:blip xmlns:r="http://schemas.openxmlformats.org/officeDocument/2006/relationships" r:embed="R4c3a95d9530d4f0c"/>
+                    <a:blip xmlns:r="http://schemas.openxmlformats.org/officeDocument/2006/relationships" r:embed="R421ea6608476472c"/>
                     <a:stretch>
                       <a:fillRect/>
                     </a:stretch>
@@ -8700,7 +10134,7 @@
           <w:sz w:val="22"/>
           <w:szCs w:val="22"/>
         </w:rPr>
-        <w:t xml:space="preserve">Tabla 8</w:t>
+        <w:t xml:space="preserve">Tabla 10</w:t>
       </w:r>
     </w:p>
     <w:p>
@@ -9299,7 +10733,7 @@
         <w:jc w:val="both"/>
       </w:pPr>
       <w:r>
-        <w:t xml:space="preserve">El volumen registrado durante el ejercicio declara 8 875 peticiones recibidas por el portal del señuelo, 1 758 atendidas por la interfaz de servicios, 46 ataques registrados y 68 archivos de evidencia con huella verificada. La calidad de la evidencia alcanza 100 de 100, de manera que cada archivo conserva su validez forense.</w:t>
+        <w:t xml:space="preserve">La cobertura normativa que el laboratorio sustenta figura en la Tabla 11, de manera que cada fase y cada control de las normas quede enlazado con el componente concreto que lo evidenció.</w:t>
       </w:r>
     </w:p>
     <w:p>
@@ -9317,7 +10751,1785 @@
           <w:sz w:val="22"/>
           <w:szCs w:val="22"/>
         </w:rPr>
-        <w:t xml:space="preserve">Tabla 9</w:t>
+        <w:t xml:space="preserve">Tabla 11</w:t>
+      </w:r>
+    </w:p>
+    <w:p>
+      <w:pPr>
+        <w:pStyle w:val="TableTitle"/>
+        <w:keepNext/>
+        <w:spacing w:before="0" w:after="80" w:line="240" w:lineRule="auto"/>
+      </w:pPr>
+      <w:r>
+        <w:rPr>
+          <w:sz w:val="22"/>
+          <w:szCs w:val="22"/>
+        </w:rPr>
+        <w:t xml:space="preserve">Cobertura normativa que el laboratorio sustenta</w:t>
+      </w:r>
+    </w:p>
+    <w:tbl>
+      <w:tblPr>
+        <w:tblW w:w="5000" w:type="pct"/>
+        <w:tblBorders>
+          <w:top w:val="single" w:color="000000" w:sz="8" w:space="0"/>
+          <w:bottom w:val="single" w:color="000000" w:sz="8" w:space="0"/>
+          <w:left w:val="none"/>
+          <w:right w:val="none"/>
+          <w:insideH w:val="none"/>
+          <w:insideV w:val="none"/>
+        </w:tblBorders>
+        <w:tblLayout w:type="fixed"/>
+        <w:tblCellMar>
+          <w:top w:w="40" w:type="dxa"/>
+          <w:left w:w="80" w:type="dxa"/>
+          <w:bottom w:w="40" w:type="dxa"/>
+          <w:right w:w="80" w:type="dxa"/>
+        </w:tblCellMar>
+        <w:tblLook w:val="04A0"/>
+      </w:tblPr>
+      <w:tblGrid>
+        <w:gridCol w:w="1700"/>
+        <w:gridCol w:w="2600"/>
+        <w:gridCol w:w="5060"/>
+      </w:tblGrid>
+      <w:tr>
+        <w:trPr>
+          <w:tblHeader/>
+          <w:cantSplit/>
+        </w:trPr>
+        <w:tc>
+          <w:tcPr>
+            <w:tcW w:w="1700" w:type="dxa"/>
+            <w:tcBorders>
+              <w:bottom w:val="single" w:color="000000" w:sz="6" w:space="0"/>
+            </w:tcBorders>
+            <w:vAlign w:val="top"/>
+          </w:tcPr>
+          <w:p>
+            <w:pPr>
+              <w:pStyle w:val="TableText"/>
+              <w:spacing w:before="40" w:after="40" w:line="240" w:lineRule="auto"/>
+              <w:jc w:val="left"/>
+            </w:pPr>
+            <w:r>
+              <w:rPr>
+                <w:b/>
+                <w:bCs/>
+                <w:sz w:val="20"/>
+                <w:szCs w:val="20"/>
+              </w:rPr>
+              <w:t xml:space="preserve">Marco</w:t>
+            </w:r>
+          </w:p>
+        </w:tc>
+        <w:tc>
+          <w:tcPr>
+            <w:tcW w:w="2600" w:type="dxa"/>
+            <w:tcBorders>
+              <w:bottom w:val="single" w:color="000000" w:sz="6" w:space="0"/>
+            </w:tcBorders>
+            <w:vAlign w:val="top"/>
+          </w:tcPr>
+          <w:p>
+            <w:pPr>
+              <w:pStyle w:val="TableText"/>
+              <w:spacing w:before="40" w:after="40" w:line="240" w:lineRule="auto"/>
+              <w:jc w:val="left"/>
+            </w:pPr>
+            <w:r>
+              <w:rPr>
+                <w:b/>
+                <w:bCs/>
+                <w:sz w:val="20"/>
+                <w:szCs w:val="20"/>
+              </w:rPr>
+              <w:t xml:space="preserve">Fase o control</w:t>
+            </w:r>
+          </w:p>
+        </w:tc>
+        <w:tc>
+          <w:tcPr>
+            <w:tcW w:w="5060" w:type="dxa"/>
+            <w:tcBorders>
+              <w:bottom w:val="single" w:color="000000" w:sz="6" w:space="0"/>
+            </w:tcBorders>
+            <w:vAlign w:val="top"/>
+          </w:tcPr>
+          <w:p>
+            <w:pPr>
+              <w:pStyle w:val="TableText"/>
+              <w:spacing w:before="40" w:after="40" w:line="240" w:lineRule="auto"/>
+              <w:jc w:val="left"/>
+            </w:pPr>
+            <w:r>
+              <w:rPr>
+                <w:b/>
+                <w:bCs/>
+                <w:sz w:val="20"/>
+                <w:szCs w:val="20"/>
+              </w:rPr>
+              <w:t xml:space="preserve">Evidencia en el laboratorio</w:t>
+            </w:r>
+          </w:p>
+        </w:tc>
+      </w:tr>
+      <w:tr>
+        <w:trPr>
+          <w:cantSplit/>
+        </w:trPr>
+        <w:tc>
+          <w:tcPr>
+            <w:tcW w:w="1700" w:type="dxa"/>
+            <w:vAlign w:val="top"/>
+          </w:tcPr>
+          <w:p>
+            <w:pPr>
+              <w:pStyle w:val="TableText"/>
+              <w:spacing w:before="40" w:after="40" w:line="240" w:lineRule="auto"/>
+              <w:jc w:val="left"/>
+            </w:pPr>
+            <w:r>
+              <w:rPr>
+                <w:sz w:val="20"/>
+                <w:szCs w:val="20"/>
+              </w:rPr>
+              <w:t xml:space="preserve">ISO/IEC 27035</w:t>
+            </w:r>
+          </w:p>
+        </w:tc>
+        <w:tc>
+          <w:tcPr>
+            <w:tcW w:w="2600" w:type="dxa"/>
+            <w:vAlign w:val="top"/>
+          </w:tcPr>
+          <w:p>
+            <w:pPr>
+              <w:pStyle w:val="TableText"/>
+              <w:spacing w:before="40" w:after="40" w:line="240" w:lineRule="auto"/>
+              <w:jc w:val="left"/>
+            </w:pPr>
+            <w:r>
+              <w:rPr>
+                <w:sz w:val="20"/>
+                <w:szCs w:val="20"/>
+              </w:rPr>
+              <w:t xml:space="preserve">Fase 1 · Planificar y preparar</w:t>
+            </w:r>
+          </w:p>
+        </w:tc>
+        <w:tc>
+          <w:tcPr>
+            <w:tcW w:w="5060" w:type="dxa"/>
+            <w:vAlign w:val="top"/>
+          </w:tcPr>
+          <w:p>
+            <w:pPr>
+              <w:pStyle w:val="TableText"/>
+              <w:spacing w:before="40" w:after="40" w:line="240" w:lineRule="auto"/>
+              <w:jc w:val="left"/>
+            </w:pPr>
+            <w:r>
+              <w:rPr>
+                <w:sz w:val="20"/>
+                <w:szCs w:val="20"/>
+              </w:rPr>
+              <w:t xml:space="preserve">Gestor de eventos preconfigurado, plantillas de casos, flujos de orquestación, caceras previas y reglas propias de red</w:t>
+            </w:r>
+          </w:p>
+        </w:tc>
+      </w:tr>
+      <w:tr>
+        <w:trPr>
+          <w:cantSplit/>
+        </w:trPr>
+        <w:tc>
+          <w:tcPr>
+            <w:tcW w:w="1700" w:type="dxa"/>
+            <w:vAlign w:val="top"/>
+          </w:tcPr>
+          <w:p>
+            <w:pPr>
+              <w:pStyle w:val="TableText"/>
+              <w:spacing w:before="40" w:after="40" w:line="240" w:lineRule="auto"/>
+              <w:jc w:val="left"/>
+            </w:pPr>
+            <w:r>
+              <w:rPr>
+                <w:sz w:val="20"/>
+                <w:szCs w:val="20"/>
+              </w:rPr>
+              <w:t xml:space="preserve">ISO/IEC 27035</w:t>
+            </w:r>
+          </w:p>
+        </w:tc>
+        <w:tc>
+          <w:tcPr>
+            <w:tcW w:w="2600" w:type="dxa"/>
+            <w:vAlign w:val="top"/>
+          </w:tcPr>
+          <w:p>
+            <w:pPr>
+              <w:pStyle w:val="TableText"/>
+              <w:spacing w:before="40" w:after="40" w:line="240" w:lineRule="auto"/>
+              <w:jc w:val="left"/>
+            </w:pPr>
+            <w:r>
+              <w:rPr>
+                <w:sz w:val="20"/>
+                <w:szCs w:val="20"/>
+              </w:rPr>
+              <w:t xml:space="preserve">Fase 2 · Detección y reporte</w:t>
+            </w:r>
+          </w:p>
+        </w:tc>
+        <w:tc>
+          <w:tcPr>
+            <w:tcW w:w="5060" w:type="dxa"/>
+            <w:vAlign w:val="top"/>
+          </w:tcPr>
+          <w:p>
+            <w:pPr>
+              <w:pStyle w:val="TableText"/>
+              <w:spacing w:before="40" w:after="40" w:line="240" w:lineRule="auto"/>
+              <w:jc w:val="left"/>
+            </w:pPr>
+            <w:r>
+              <w:rPr>
+                <w:sz w:val="20"/>
+                <w:szCs w:val="20"/>
+              </w:rPr>
+              <w:t xml:space="preserve">Reglas de correlación del gestor, firmas del motor de red, registros del sensor y señuelos instrumentados</w:t>
+            </w:r>
+          </w:p>
+        </w:tc>
+      </w:tr>
+      <w:tr>
+        <w:trPr>
+          <w:cantSplit/>
+        </w:trPr>
+        <w:tc>
+          <w:tcPr>
+            <w:tcW w:w="1700" w:type="dxa"/>
+            <w:vAlign w:val="top"/>
+          </w:tcPr>
+          <w:p>
+            <w:pPr>
+              <w:pStyle w:val="TableText"/>
+              <w:spacing w:before="40" w:after="40" w:line="240" w:lineRule="auto"/>
+              <w:jc w:val="left"/>
+            </w:pPr>
+            <w:r>
+              <w:rPr>
+                <w:sz w:val="20"/>
+                <w:szCs w:val="20"/>
+              </w:rPr>
+              <w:t xml:space="preserve">ISO/IEC 27035</w:t>
+            </w:r>
+          </w:p>
+        </w:tc>
+        <w:tc>
+          <w:tcPr>
+            <w:tcW w:w="2600" w:type="dxa"/>
+            <w:vAlign w:val="top"/>
+          </w:tcPr>
+          <w:p>
+            <w:pPr>
+              <w:pStyle w:val="TableText"/>
+              <w:spacing w:before="40" w:after="40" w:line="240" w:lineRule="auto"/>
+              <w:jc w:val="left"/>
+            </w:pPr>
+            <w:r>
+              <w:rPr>
+                <w:sz w:val="20"/>
+                <w:szCs w:val="20"/>
+              </w:rPr>
+              <w:t xml:space="preserve">Fase 3 · Evaluación y decisión</w:t>
+            </w:r>
+          </w:p>
+        </w:tc>
+        <w:tc>
+          <w:tcPr>
+            <w:tcW w:w="5060" w:type="dxa"/>
+            <w:vAlign w:val="top"/>
+          </w:tcPr>
+          <w:p>
+            <w:pPr>
+              <w:pStyle w:val="TableText"/>
+              <w:spacing w:before="40" w:after="40" w:line="240" w:lineRule="auto"/>
+              <w:jc w:val="left"/>
+            </w:pPr>
+            <w:r>
+              <w:rPr>
+                <w:sz w:val="20"/>
+                <w:szCs w:val="20"/>
+              </w:rPr>
+              <w:t xml:space="preserve">Gestión de casos, analizadores de inteligencia, correlación de indicadores y flujos de enriquecimiento</w:t>
+            </w:r>
+          </w:p>
+        </w:tc>
+      </w:tr>
+      <w:tr>
+        <w:trPr>
+          <w:cantSplit/>
+        </w:trPr>
+        <w:tc>
+          <w:tcPr>
+            <w:tcW w:w="1700" w:type="dxa"/>
+            <w:vAlign w:val="top"/>
+          </w:tcPr>
+          <w:p>
+            <w:pPr>
+              <w:pStyle w:val="TableText"/>
+              <w:spacing w:before="40" w:after="40" w:line="240" w:lineRule="auto"/>
+              <w:jc w:val="left"/>
+            </w:pPr>
+            <w:r>
+              <w:rPr>
+                <w:sz w:val="20"/>
+                <w:szCs w:val="20"/>
+              </w:rPr>
+              <w:t xml:space="preserve">ISO/IEC 27035</w:t>
+            </w:r>
+          </w:p>
+        </w:tc>
+        <w:tc>
+          <w:tcPr>
+            <w:tcW w:w="2600" w:type="dxa"/>
+            <w:vAlign w:val="top"/>
+          </w:tcPr>
+          <w:p>
+            <w:pPr>
+              <w:pStyle w:val="TableText"/>
+              <w:spacing w:before="40" w:after="40" w:line="240" w:lineRule="auto"/>
+              <w:jc w:val="left"/>
+            </w:pPr>
+            <w:r>
+              <w:rPr>
+                <w:sz w:val="20"/>
+                <w:szCs w:val="20"/>
+              </w:rPr>
+              <w:t xml:space="preserve">Fase 4 · Respuesta</w:t>
+            </w:r>
+          </w:p>
+        </w:tc>
+        <w:tc>
+          <w:tcPr>
+            <w:tcW w:w="5060" w:type="dxa"/>
+            <w:vAlign w:val="top"/>
+          </w:tcPr>
+          <w:p>
+            <w:pPr>
+              <w:pStyle w:val="TableText"/>
+              <w:spacing w:before="40" w:after="40" w:line="240" w:lineRule="auto"/>
+              <w:jc w:val="left"/>
+            </w:pPr>
+            <w:r>
+              <w:rPr>
+                <w:sz w:val="20"/>
+                <w:szCs w:val="20"/>
+              </w:rPr>
+              <w:t xml:space="preserve">Recetas de contención, caceras de aislamiento, distribución de indicadores y segmentación de redes</w:t>
+            </w:r>
+          </w:p>
+        </w:tc>
+      </w:tr>
+      <w:tr>
+        <w:trPr>
+          <w:cantSplit/>
+        </w:trPr>
+        <w:tc>
+          <w:tcPr>
+            <w:tcW w:w="1700" w:type="dxa"/>
+            <w:vAlign w:val="top"/>
+          </w:tcPr>
+          <w:p>
+            <w:pPr>
+              <w:pStyle w:val="TableText"/>
+              <w:spacing w:before="40" w:after="40" w:line="240" w:lineRule="auto"/>
+              <w:jc w:val="left"/>
+            </w:pPr>
+            <w:r>
+              <w:rPr>
+                <w:sz w:val="20"/>
+                <w:szCs w:val="20"/>
+              </w:rPr>
+              <w:t xml:space="preserve">ISO/IEC 27035</w:t>
+            </w:r>
+          </w:p>
+        </w:tc>
+        <w:tc>
+          <w:tcPr>
+            <w:tcW w:w="2600" w:type="dxa"/>
+            <w:vAlign w:val="top"/>
+          </w:tcPr>
+          <w:p>
+            <w:pPr>
+              <w:pStyle w:val="TableText"/>
+              <w:spacing w:before="40" w:after="40" w:line="240" w:lineRule="auto"/>
+              <w:jc w:val="left"/>
+            </w:pPr>
+            <w:r>
+              <w:rPr>
+                <w:sz w:val="20"/>
+                <w:szCs w:val="20"/>
+              </w:rPr>
+              <w:t xml:space="preserve">Fase 5 · Lecciones aprendidas</w:t>
+            </w:r>
+          </w:p>
+        </w:tc>
+        <w:tc>
+          <w:tcPr>
+            <w:tcW w:w="5060" w:type="dxa"/>
+            <w:vAlign w:val="top"/>
+          </w:tcPr>
+          <w:p>
+            <w:pPr>
+              <w:pStyle w:val="TableText"/>
+              <w:spacing w:before="40" w:after="40" w:line="240" w:lineRule="auto"/>
+              <w:jc w:val="left"/>
+            </w:pPr>
+            <w:r>
+              <w:rPr>
+                <w:sz w:val="20"/>
+                <w:szCs w:val="20"/>
+              </w:rPr>
+              <w:t xml:space="preserve">Informes de cierre de caso, tablero de indicadores y actualización de reglas desde la observación</w:t>
+            </w:r>
+          </w:p>
+        </w:tc>
+      </w:tr>
+      <w:tr>
+        <w:trPr>
+          <w:cantSplit/>
+        </w:trPr>
+        <w:tc>
+          <w:tcPr>
+            <w:tcW w:w="1700" w:type="dxa"/>
+            <w:vAlign w:val="top"/>
+          </w:tcPr>
+          <w:p>
+            <w:pPr>
+              <w:pStyle w:val="TableText"/>
+              <w:spacing w:before="40" w:after="40" w:line="240" w:lineRule="auto"/>
+              <w:jc w:val="left"/>
+            </w:pPr>
+            <w:r>
+              <w:rPr>
+                <w:sz w:val="20"/>
+                <w:szCs w:val="20"/>
+              </w:rPr>
+              <w:t xml:space="preserve">ISO/IEC 27001</w:t>
+            </w:r>
+          </w:p>
+        </w:tc>
+        <w:tc>
+          <w:tcPr>
+            <w:tcW w:w="2600" w:type="dxa"/>
+            <w:vAlign w:val="top"/>
+          </w:tcPr>
+          <w:p>
+            <w:pPr>
+              <w:pStyle w:val="TableText"/>
+              <w:spacing w:before="40" w:after="40" w:line="240" w:lineRule="auto"/>
+              <w:jc w:val="left"/>
+            </w:pPr>
+            <w:r>
+              <w:rPr>
+                <w:sz w:val="20"/>
+                <w:szCs w:val="20"/>
+              </w:rPr>
+              <w:t xml:space="preserve">Controles de gestión de incidentes</w:t>
+            </w:r>
+          </w:p>
+        </w:tc>
+        <w:tc>
+          <w:tcPr>
+            <w:tcW w:w="5060" w:type="dxa"/>
+            <w:vAlign w:val="top"/>
+          </w:tcPr>
+          <w:p>
+            <w:pPr>
+              <w:pStyle w:val="TableText"/>
+              <w:spacing w:before="40" w:after="40" w:line="240" w:lineRule="auto"/>
+              <w:jc w:val="left"/>
+            </w:pPr>
+            <w:r>
+              <w:rPr>
+                <w:sz w:val="20"/>
+                <w:szCs w:val="20"/>
+              </w:rPr>
+              <w:t xml:space="preserve">Planificación, evaluación, respuesta, aprendizaje y preservación de la evidencia</w:t>
+            </w:r>
+          </w:p>
+        </w:tc>
+      </w:tr>
+      <w:tr>
+        <w:trPr>
+          <w:cantSplit/>
+        </w:trPr>
+        <w:tc>
+          <w:tcPr>
+            <w:tcW w:w="1700" w:type="dxa"/>
+            <w:vAlign w:val="top"/>
+          </w:tcPr>
+          <w:p>
+            <w:pPr>
+              <w:pStyle w:val="TableText"/>
+              <w:spacing w:before="40" w:after="40" w:line="240" w:lineRule="auto"/>
+              <w:jc w:val="left"/>
+            </w:pPr>
+            <w:r>
+              <w:rPr>
+                <w:sz w:val="20"/>
+                <w:szCs w:val="20"/>
+              </w:rPr>
+              <w:t xml:space="preserve">ISO/IEC 27001</w:t>
+            </w:r>
+          </w:p>
+        </w:tc>
+        <w:tc>
+          <w:tcPr>
+            <w:tcW w:w="2600" w:type="dxa"/>
+            <w:vAlign w:val="top"/>
+          </w:tcPr>
+          <w:p>
+            <w:pPr>
+              <w:pStyle w:val="TableText"/>
+              <w:spacing w:before="40" w:after="40" w:line="240" w:lineRule="auto"/>
+              <w:jc w:val="left"/>
+            </w:pPr>
+            <w:r>
+              <w:rPr>
+                <w:sz w:val="20"/>
+                <w:szCs w:val="20"/>
+              </w:rPr>
+              <w:t xml:space="preserve">Controles de monitoreo y red</w:t>
+            </w:r>
+          </w:p>
+        </w:tc>
+        <w:tc>
+          <w:tcPr>
+            <w:tcW w:w="5060" w:type="dxa"/>
+            <w:vAlign w:val="top"/>
+          </w:tcPr>
+          <w:p>
+            <w:pPr>
+              <w:pStyle w:val="TableText"/>
+              <w:spacing w:before="40" w:after="40" w:line="240" w:lineRule="auto"/>
+              <w:jc w:val="left"/>
+            </w:pPr>
+            <w:r>
+              <w:rPr>
+                <w:sz w:val="20"/>
+                <w:szCs w:val="20"/>
+              </w:rPr>
+              <w:t xml:space="preserve">Actividades de monitoreo y seguridad de las redes</w:t>
+            </w:r>
+          </w:p>
+        </w:tc>
+      </w:tr>
+    </w:tbl>
+    <w:p>
+      <w:pPr>
+        <w:pStyle w:val="TableNote"/>
+        <w:spacing w:before="60" w:after="240" w:line="240" w:lineRule="auto"/>
+      </w:pPr>
+      <w:r>
+        <w:rPr>
+          <w:sz w:val="20"/>
+          <w:szCs w:val="20"/>
+        </w:rPr>
+        <w:t xml:space="preserve">Nota. </w:t>
+      </w:r>
+      <w:r>
+        <w:rPr>
+          <w:sz w:val="20"/>
+          <w:szCs w:val="20"/>
+        </w:rPr>
+        <w:t xml:space="preserve">Las cinco fases de ISO/IEC 27035 se corresponden con las cinco fases de la metodología que el laboratorio ejecuta, de manera que cada una de ellas queda respaldada por un componente verificable del entorno de laboratorio. Los controles de ISO/IEC 27001 cubren la gestión de incidentes y las actividades de monitoreo y seguridad de las redes. Los datos proceden de la composición verificada del despliegue del Prototipo 1.</w:t>
+      </w:r>
+    </w:p>
+    <w:p>
+      <w:pPr>
+        <w:pStyle w:val="Normal"/>
+        <w:spacing w:after="0" w:line="480" w:lineRule="auto"/>
+        <w:ind w:firstLine="720"/>
+        <w:jc w:val="both"/>
+      </w:pPr>
+      <w:r>
+        <w:t xml:space="preserve">La Tabla 12 declara los diez indicadores del Prototipo 1 con lo que cada uno cuenta y con el denominador que lo sostiene, de manera que ninguna cifra del apartado se lea fuera del universo que la respalda.</w:t>
+      </w:r>
+    </w:p>
+    <w:p>
+      <w:pPr>
+        <w:pStyle w:val="TableTitle"/>
+        <w:keepNext/>
+        <w:spacing w:before="240" w:after="0" w:line="240" w:lineRule="auto"/>
+      </w:pPr>
+      <w:r>
+        <w:rPr>
+          <w:b/>
+          <w:bCs/>
+          <w:i w:val="false"/>
+          <w:iCs w:val="false"/>
+          <w:sz w:val="22"/>
+          <w:szCs w:val="22"/>
+        </w:rPr>
+        <w:t xml:space="preserve">Tabla 12</w:t>
+      </w:r>
+    </w:p>
+    <w:p>
+      <w:pPr>
+        <w:pStyle w:val="TableTitle"/>
+        <w:keepNext/>
+        <w:spacing w:before="0" w:after="80" w:line="240" w:lineRule="auto"/>
+      </w:pPr>
+      <w:r>
+        <w:rPr>
+          <w:sz w:val="22"/>
+          <w:szCs w:val="22"/>
+        </w:rPr>
+        <w:t xml:space="preserve">Los indicadores del Prototipo 1 y su denominador</w:t>
+      </w:r>
+    </w:p>
+    <w:tbl>
+      <w:tblPr>
+        <w:tblW w:w="5000" w:type="pct"/>
+        <w:tblBorders>
+          <w:top w:val="single" w:color="000000" w:sz="8" w:space="0"/>
+          <w:bottom w:val="single" w:color="000000" w:sz="8" w:space="0"/>
+          <w:left w:val="none"/>
+          <w:right w:val="none"/>
+          <w:insideH w:val="none"/>
+          <w:insideV w:val="none"/>
+        </w:tblBorders>
+        <w:tblLayout w:type="fixed"/>
+        <w:tblCellMar>
+          <w:top w:w="40" w:type="dxa"/>
+          <w:left w:w="80" w:type="dxa"/>
+          <w:bottom w:w="40" w:type="dxa"/>
+          <w:right w:w="80" w:type="dxa"/>
+        </w:tblCellMar>
+        <w:tblLook w:val="04A0"/>
+      </w:tblPr>
+      <w:tblGrid>
+        <w:gridCol w:w="2100"/>
+        <w:gridCol w:w="3400"/>
+        <w:gridCol w:w="2200"/>
+        <w:gridCol w:w="1660"/>
+      </w:tblGrid>
+      <w:tr>
+        <w:trPr>
+          <w:tblHeader/>
+          <w:cantSplit/>
+        </w:trPr>
+        <w:tc>
+          <w:tcPr>
+            <w:tcW w:w="2100" w:type="dxa"/>
+            <w:tcBorders>
+              <w:bottom w:val="single" w:color="000000" w:sz="6" w:space="0"/>
+            </w:tcBorders>
+            <w:vAlign w:val="top"/>
+          </w:tcPr>
+          <w:p>
+            <w:pPr>
+              <w:pStyle w:val="TableText"/>
+              <w:spacing w:before="40" w:after="40" w:line="240" w:lineRule="auto"/>
+              <w:jc w:val="left"/>
+            </w:pPr>
+            <w:r>
+              <w:rPr>
+                <w:b/>
+                <w:bCs/>
+                <w:sz w:val="20"/>
+                <w:szCs w:val="20"/>
+              </w:rPr>
+              <w:t xml:space="preserve">Indicador</w:t>
+            </w:r>
+          </w:p>
+        </w:tc>
+        <w:tc>
+          <w:tcPr>
+            <w:tcW w:w="3400" w:type="dxa"/>
+            <w:tcBorders>
+              <w:bottom w:val="single" w:color="000000" w:sz="6" w:space="0"/>
+            </w:tcBorders>
+            <w:vAlign w:val="top"/>
+          </w:tcPr>
+          <w:p>
+            <w:pPr>
+              <w:pStyle w:val="TableText"/>
+              <w:spacing w:before="40" w:after="40" w:line="240" w:lineRule="auto"/>
+              <w:jc w:val="left"/>
+            </w:pPr>
+            <w:r>
+              <w:rPr>
+                <w:b/>
+                <w:bCs/>
+                <w:sz w:val="20"/>
+                <w:szCs w:val="20"/>
+              </w:rPr>
+              <w:t xml:space="preserve">Qué cuenta</w:t>
+            </w:r>
+          </w:p>
+        </w:tc>
+        <w:tc>
+          <w:tcPr>
+            <w:tcW w:w="2200" w:type="dxa"/>
+            <w:tcBorders>
+              <w:bottom w:val="single" w:color="000000" w:sz="6" w:space="0"/>
+            </w:tcBorders>
+            <w:vAlign w:val="top"/>
+          </w:tcPr>
+          <w:p>
+            <w:pPr>
+              <w:pStyle w:val="TableText"/>
+              <w:spacing w:before="40" w:after="40" w:line="240" w:lineRule="auto"/>
+              <w:jc w:val="left"/>
+            </w:pPr>
+            <w:r>
+              <w:rPr>
+                <w:b/>
+                <w:bCs/>
+                <w:sz w:val="20"/>
+                <w:szCs w:val="20"/>
+              </w:rPr>
+              <w:t xml:space="preserve">Denominador</w:t>
+            </w:r>
+          </w:p>
+        </w:tc>
+        <w:tc>
+          <w:tcPr>
+            <w:tcW w:w="1660" w:type="dxa"/>
+            <w:tcBorders>
+              <w:bottom w:val="single" w:color="000000" w:sz="6" w:space="0"/>
+            </w:tcBorders>
+            <w:vAlign w:val="top"/>
+          </w:tcPr>
+          <w:p>
+            <w:pPr>
+              <w:pStyle w:val="TableText"/>
+              <w:spacing w:before="40" w:after="40" w:line="240" w:lineRule="auto"/>
+              <w:jc w:val="left"/>
+            </w:pPr>
+            <w:r>
+              <w:rPr>
+                <w:b/>
+                <w:bCs/>
+                <w:sz w:val="20"/>
+                <w:szCs w:val="20"/>
+              </w:rPr>
+              <w:t xml:space="preserve">Archivo de origen</w:t>
+            </w:r>
+          </w:p>
+        </w:tc>
+      </w:tr>
+      <w:tr>
+        <w:trPr>
+          <w:cantSplit/>
+        </w:trPr>
+        <w:tc>
+          <w:tcPr>
+            <w:tcW w:w="2100" w:type="dxa"/>
+            <w:vAlign w:val="top"/>
+          </w:tcPr>
+          <w:p>
+            <w:pPr>
+              <w:pStyle w:val="TableText"/>
+              <w:spacing w:before="40" w:after="40" w:line="240" w:lineRule="auto"/>
+              <w:jc w:val="left"/>
+            </w:pPr>
+            <w:r>
+              <w:rPr>
+                <w:sz w:val="20"/>
+                <w:szCs w:val="20"/>
+              </w:rPr>
+              <w:t xml:space="preserve">Escenarios ejecutados</w:t>
+            </w:r>
+          </w:p>
+        </w:tc>
+        <w:tc>
+          <w:tcPr>
+            <w:tcW w:w="3400" w:type="dxa"/>
+            <w:vAlign w:val="top"/>
+          </w:tcPr>
+          <w:p>
+            <w:pPr>
+              <w:pStyle w:val="TableText"/>
+              <w:spacing w:before="40" w:after="40" w:line="240" w:lineRule="auto"/>
+              <w:jc w:val="left"/>
+            </w:pPr>
+            <w:r>
+              <w:rPr>
+                <w:sz w:val="20"/>
+                <w:szCs w:val="20"/>
+              </w:rPr>
+              <w:t xml:space="preserve">Escenarios que la campaña lanza contra el señuelo</w:t>
+            </w:r>
+          </w:p>
+        </w:tc>
+        <w:tc>
+          <w:tcPr>
+            <w:tcW w:w="2200" w:type="dxa"/>
+            <w:vAlign w:val="top"/>
+          </w:tcPr>
+          <w:p>
+            <w:pPr>
+              <w:pStyle w:val="TableText"/>
+              <w:spacing w:before="40" w:after="40" w:line="240" w:lineRule="auto"/>
+              <w:jc w:val="left"/>
+            </w:pPr>
+            <w:r>
+              <w:rPr>
+                <w:sz w:val="20"/>
+                <w:szCs w:val="20"/>
+              </w:rPr>
+              <w:t xml:space="preserve">Los diez escenarios que define la campaña</w:t>
+            </w:r>
+          </w:p>
+        </w:tc>
+        <w:tc>
+          <w:tcPr>
+            <w:tcW w:w="1660" w:type="dxa"/>
+            <w:vAlign w:val="top"/>
+          </w:tcPr>
+          <w:p>
+            <w:pPr>
+              <w:pStyle w:val="TableText"/>
+              <w:spacing w:before="40" w:after="40" w:line="240" w:lineRule="auto"/>
+              <w:jc w:val="left"/>
+            </w:pPr>
+            <w:r>
+              <w:rPr>
+                <w:sz w:val="20"/>
+                <w:szCs w:val="20"/>
+              </w:rPr>
+              <w:t xml:space="preserve">Reporte de indicadores</w:t>
+            </w:r>
+          </w:p>
+        </w:tc>
+      </w:tr>
+      <w:tr>
+        <w:trPr>
+          <w:cantSplit/>
+        </w:trPr>
+        <w:tc>
+          <w:tcPr>
+            <w:tcW w:w="2100" w:type="dxa"/>
+            <w:vAlign w:val="top"/>
+          </w:tcPr>
+          <w:p>
+            <w:pPr>
+              <w:pStyle w:val="TableText"/>
+              <w:spacing w:before="40" w:after="40" w:line="240" w:lineRule="auto"/>
+              <w:jc w:val="left"/>
+            </w:pPr>
+            <w:r>
+              <w:rPr>
+                <w:sz w:val="20"/>
+                <w:szCs w:val="20"/>
+              </w:rPr>
+              <w:t xml:space="preserve">Escenarios con medición</w:t>
+            </w:r>
+          </w:p>
+        </w:tc>
+        <w:tc>
+          <w:tcPr>
+            <w:tcW w:w="3400" w:type="dxa"/>
+            <w:vAlign w:val="top"/>
+          </w:tcPr>
+          <w:p>
+            <w:pPr>
+              <w:pStyle w:val="TableText"/>
+              <w:spacing w:before="40" w:after="40" w:line="240" w:lineRule="auto"/>
+              <w:jc w:val="left"/>
+            </w:pPr>
+            <w:r>
+              <w:rPr>
+                <w:sz w:val="20"/>
+                <w:szCs w:val="20"/>
+              </w:rPr>
+              <w:t xml:space="preserve">Escenarios a los que el instrumental atribuye una detección y registra su hora</w:t>
+            </w:r>
+          </w:p>
+        </w:tc>
+        <w:tc>
+          <w:tcPr>
+            <w:tcW w:w="2200" w:type="dxa"/>
+            <w:vAlign w:val="top"/>
+          </w:tcPr>
+          <w:p>
+            <w:pPr>
+              <w:pStyle w:val="TableText"/>
+              <w:spacing w:before="40" w:after="40" w:line="240" w:lineRule="auto"/>
+              <w:jc w:val="left"/>
+            </w:pPr>
+            <w:r>
+              <w:rPr>
+                <w:sz w:val="20"/>
+                <w:szCs w:val="20"/>
+              </w:rPr>
+              <w:t xml:space="preserve">Los diez escenarios que ejecuta la campaña</w:t>
+            </w:r>
+          </w:p>
+        </w:tc>
+        <w:tc>
+          <w:tcPr>
+            <w:tcW w:w="1660" w:type="dxa"/>
+            <w:vAlign w:val="top"/>
+          </w:tcPr>
+          <w:p>
+            <w:pPr>
+              <w:pStyle w:val="TableText"/>
+              <w:spacing w:before="40" w:after="40" w:line="240" w:lineRule="auto"/>
+              <w:jc w:val="left"/>
+            </w:pPr>
+            <w:r>
+              <w:rPr>
+                <w:sz w:val="20"/>
+                <w:szCs w:val="20"/>
+              </w:rPr>
+              <w:t xml:space="preserve">Reporte de indicadores</w:t>
+            </w:r>
+          </w:p>
+        </w:tc>
+      </w:tr>
+      <w:tr>
+        <w:trPr>
+          <w:cantSplit/>
+        </w:trPr>
+        <w:tc>
+          <w:tcPr>
+            <w:tcW w:w="2100" w:type="dxa"/>
+            <w:vAlign w:val="top"/>
+          </w:tcPr>
+          <w:p>
+            <w:pPr>
+              <w:pStyle w:val="TableText"/>
+              <w:spacing w:before="40" w:after="40" w:line="240" w:lineRule="auto"/>
+              <w:jc w:val="left"/>
+            </w:pPr>
+            <w:r>
+              <w:rPr>
+                <w:sz w:val="20"/>
+                <w:szCs w:val="20"/>
+              </w:rPr>
+              <w:t xml:space="preserve">Tiempo mediano de detección</w:t>
+            </w:r>
+          </w:p>
+        </w:tc>
+        <w:tc>
+          <w:tcPr>
+            <w:tcW w:w="3400" w:type="dxa"/>
+            <w:vAlign w:val="top"/>
+          </w:tcPr>
+          <w:p>
+            <w:pPr>
+              <w:pStyle w:val="TableText"/>
+              <w:spacing w:before="40" w:after="40" w:line="240" w:lineRule="auto"/>
+              <w:jc w:val="left"/>
+            </w:pPr>
+            <w:r>
+              <w:rPr>
+                <w:sz w:val="20"/>
+                <w:szCs w:val="20"/>
+              </w:rPr>
+              <w:t xml:space="preserve">Valor que ordena los nueve tiempos medidos y toma el central</w:t>
+            </w:r>
+          </w:p>
+        </w:tc>
+        <w:tc>
+          <w:tcPr>
+            <w:tcW w:w="2200" w:type="dxa"/>
+            <w:vAlign w:val="top"/>
+          </w:tcPr>
+          <w:p>
+            <w:pPr>
+              <w:pStyle w:val="TableText"/>
+              <w:spacing w:before="40" w:after="40" w:line="240" w:lineRule="auto"/>
+              <w:jc w:val="left"/>
+            </w:pPr>
+            <w:r>
+              <w:rPr>
+                <w:sz w:val="20"/>
+                <w:szCs w:val="20"/>
+              </w:rPr>
+              <w:t xml:space="preserve">Las nueve mediciones disponibles</w:t>
+            </w:r>
+          </w:p>
+        </w:tc>
+        <w:tc>
+          <w:tcPr>
+            <w:tcW w:w="1660" w:type="dxa"/>
+            <w:vAlign w:val="top"/>
+          </w:tcPr>
+          <w:p>
+            <w:pPr>
+              <w:pStyle w:val="TableText"/>
+              <w:spacing w:before="40" w:after="40" w:line="240" w:lineRule="auto"/>
+              <w:jc w:val="left"/>
+            </w:pPr>
+            <w:r>
+              <w:rPr>
+                <w:sz w:val="20"/>
+                <w:szCs w:val="20"/>
+              </w:rPr>
+              <w:t xml:space="preserve">Reporte de indicadores</w:t>
+            </w:r>
+          </w:p>
+        </w:tc>
+      </w:tr>
+      <w:tr>
+        <w:trPr>
+          <w:cantSplit/>
+        </w:trPr>
+        <w:tc>
+          <w:tcPr>
+            <w:tcW w:w="2100" w:type="dxa"/>
+            <w:vAlign w:val="top"/>
+          </w:tcPr>
+          <w:p>
+            <w:pPr>
+              <w:pStyle w:val="TableText"/>
+              <w:spacing w:before="40" w:after="40" w:line="240" w:lineRule="auto"/>
+              <w:jc w:val="left"/>
+            </w:pPr>
+            <w:r>
+              <w:rPr>
+                <w:sz w:val="20"/>
+                <w:szCs w:val="20"/>
+              </w:rPr>
+              <w:t xml:space="preserve">Tiempo medio de detección</w:t>
+            </w:r>
+          </w:p>
+        </w:tc>
+        <w:tc>
+          <w:tcPr>
+            <w:tcW w:w="3400" w:type="dxa"/>
+            <w:vAlign w:val="top"/>
+          </w:tcPr>
+          <w:p>
+            <w:pPr>
+              <w:pStyle w:val="TableText"/>
+              <w:spacing w:before="40" w:after="40" w:line="240" w:lineRule="auto"/>
+              <w:jc w:val="left"/>
+            </w:pPr>
+            <w:r>
+              <w:rPr>
+                <w:sz w:val="20"/>
+                <w:szCs w:val="20"/>
+              </w:rPr>
+              <w:t xml:space="preserve">Promedio aritmético de los nueve tiempos medidos</w:t>
+            </w:r>
+          </w:p>
+        </w:tc>
+        <w:tc>
+          <w:tcPr>
+            <w:tcW w:w="2200" w:type="dxa"/>
+            <w:vAlign w:val="top"/>
+          </w:tcPr>
+          <w:p>
+            <w:pPr>
+              <w:pStyle w:val="TableText"/>
+              <w:spacing w:before="40" w:after="40" w:line="240" w:lineRule="auto"/>
+              <w:jc w:val="left"/>
+            </w:pPr>
+            <w:r>
+              <w:rPr>
+                <w:sz w:val="20"/>
+                <w:szCs w:val="20"/>
+              </w:rPr>
+              <w:t xml:space="preserve">Las nueve mediciones disponibles</w:t>
+            </w:r>
+          </w:p>
+        </w:tc>
+        <w:tc>
+          <w:tcPr>
+            <w:tcW w:w="1660" w:type="dxa"/>
+            <w:vAlign w:val="top"/>
+          </w:tcPr>
+          <w:p>
+            <w:pPr>
+              <w:pStyle w:val="TableText"/>
+              <w:spacing w:before="40" w:after="40" w:line="240" w:lineRule="auto"/>
+              <w:jc w:val="left"/>
+            </w:pPr>
+            <w:r>
+              <w:rPr>
+                <w:sz w:val="20"/>
+                <w:szCs w:val="20"/>
+              </w:rPr>
+              <w:t xml:space="preserve">Reporte de indicadores</w:t>
+            </w:r>
+          </w:p>
+        </w:tc>
+      </w:tr>
+      <w:tr>
+        <w:trPr>
+          <w:cantSplit/>
+        </w:trPr>
+        <w:tc>
+          <w:tcPr>
+            <w:tcW w:w="2100" w:type="dxa"/>
+            <w:vAlign w:val="top"/>
+          </w:tcPr>
+          <w:p>
+            <w:pPr>
+              <w:pStyle w:val="TableText"/>
+              <w:spacing w:before="40" w:after="40" w:line="240" w:lineRule="auto"/>
+              <w:jc w:val="left"/>
+            </w:pPr>
+            <w:r>
+              <w:rPr>
+                <w:sz w:val="20"/>
+                <w:szCs w:val="20"/>
+              </w:rPr>
+              <w:t xml:space="preserve">Detección por debajo de un minuto</w:t>
+            </w:r>
+          </w:p>
+        </w:tc>
+        <w:tc>
+          <w:tcPr>
+            <w:tcW w:w="3400" w:type="dxa"/>
+            <w:vAlign w:val="top"/>
+          </w:tcPr>
+          <w:p>
+            <w:pPr>
+              <w:pStyle w:val="TableText"/>
+              <w:spacing w:before="40" w:after="40" w:line="240" w:lineRule="auto"/>
+              <w:jc w:val="left"/>
+            </w:pPr>
+            <w:r>
+              <w:rPr>
+                <w:sz w:val="20"/>
+                <w:szCs w:val="20"/>
+              </w:rPr>
+              <w:t xml:space="preserve">Escenarios cuyo tiempo de detección no supera los sesenta segundos</w:t>
+            </w:r>
+          </w:p>
+        </w:tc>
+        <w:tc>
+          <w:tcPr>
+            <w:tcW w:w="2200" w:type="dxa"/>
+            <w:vAlign w:val="top"/>
+          </w:tcPr>
+          <w:p>
+            <w:pPr>
+              <w:pStyle w:val="TableText"/>
+              <w:spacing w:before="40" w:after="40" w:line="240" w:lineRule="auto"/>
+              <w:jc w:val="left"/>
+            </w:pPr>
+            <w:r>
+              <w:rPr>
+                <w:sz w:val="20"/>
+                <w:szCs w:val="20"/>
+              </w:rPr>
+              <w:t xml:space="preserve">Los diez escenarios que ejecuta la campaña</w:t>
+            </w:r>
+          </w:p>
+        </w:tc>
+        <w:tc>
+          <w:tcPr>
+            <w:tcW w:w="1660" w:type="dxa"/>
+            <w:vAlign w:val="top"/>
+          </w:tcPr>
+          <w:p>
+            <w:pPr>
+              <w:pStyle w:val="TableText"/>
+              <w:spacing w:before="40" w:after="40" w:line="240" w:lineRule="auto"/>
+              <w:jc w:val="left"/>
+            </w:pPr>
+            <w:r>
+              <w:rPr>
+                <w:sz w:val="20"/>
+                <w:szCs w:val="20"/>
+              </w:rPr>
+              <w:t xml:space="preserve">Reporte de indicadores</w:t>
+            </w:r>
+          </w:p>
+        </w:tc>
+      </w:tr>
+      <w:tr>
+        <w:trPr>
+          <w:cantSplit/>
+        </w:trPr>
+        <w:tc>
+          <w:tcPr>
+            <w:tcW w:w="2100" w:type="dxa"/>
+            <w:vAlign w:val="top"/>
+          </w:tcPr>
+          <w:p>
+            <w:pPr>
+              <w:pStyle w:val="TableText"/>
+              <w:spacing w:before="40" w:after="40" w:line="240" w:lineRule="auto"/>
+              <w:jc w:val="left"/>
+            </w:pPr>
+            <w:r>
+              <w:rPr>
+                <w:sz w:val="20"/>
+                <w:szCs w:val="20"/>
+              </w:rPr>
+              <w:t xml:space="preserve">Técnicas con detección</w:t>
+            </w:r>
+          </w:p>
+        </w:tc>
+        <w:tc>
+          <w:tcPr>
+            <w:tcW w:w="3400" w:type="dxa"/>
+            <w:vAlign w:val="top"/>
+          </w:tcPr>
+          <w:p>
+            <w:pPr>
+              <w:pStyle w:val="TableText"/>
+              <w:spacing w:before="40" w:after="40" w:line="240" w:lineRule="auto"/>
+              <w:jc w:val="left"/>
+            </w:pPr>
+            <w:r>
+              <w:rPr>
+                <w:sz w:val="20"/>
+                <w:szCs w:val="20"/>
+              </w:rPr>
+              <w:t xml:space="preserve">Técnicas que un escenario activa y que reciben fuente de atribución</w:t>
+            </w:r>
+          </w:p>
+        </w:tc>
+        <w:tc>
+          <w:tcPr>
+            <w:tcW w:w="2200" w:type="dxa"/>
+            <w:vAlign w:val="top"/>
+          </w:tcPr>
+          <w:p>
+            <w:pPr>
+              <w:pStyle w:val="TableText"/>
+              <w:spacing w:before="40" w:after="40" w:line="240" w:lineRule="auto"/>
+              <w:jc w:val="left"/>
+            </w:pPr>
+            <w:r>
+              <w:rPr>
+                <w:sz w:val="20"/>
+                <w:szCs w:val="20"/>
+              </w:rPr>
+              <w:t xml:space="preserve">Las diez técnicas que activa la campaña</w:t>
+            </w:r>
+          </w:p>
+        </w:tc>
+        <w:tc>
+          <w:tcPr>
+            <w:tcW w:w="1660" w:type="dxa"/>
+            <w:vAlign w:val="top"/>
+          </w:tcPr>
+          <w:p>
+            <w:pPr>
+              <w:pStyle w:val="TableText"/>
+              <w:spacing w:before="40" w:after="40" w:line="240" w:lineRule="auto"/>
+              <w:jc w:val="left"/>
+            </w:pPr>
+            <w:r>
+              <w:rPr>
+                <w:sz w:val="20"/>
+                <w:szCs w:val="20"/>
+              </w:rPr>
+              <w:t xml:space="preserve">Reporte de cobertura</w:t>
+            </w:r>
+          </w:p>
+        </w:tc>
+      </w:tr>
+      <w:tr>
+        <w:trPr>
+          <w:cantSplit/>
+        </w:trPr>
+        <w:tc>
+          <w:tcPr>
+            <w:tcW w:w="2100" w:type="dxa"/>
+            <w:vAlign w:val="top"/>
+          </w:tcPr>
+          <w:p>
+            <w:pPr>
+              <w:pStyle w:val="TableText"/>
+              <w:spacing w:before="40" w:after="40" w:line="240" w:lineRule="auto"/>
+              <w:jc w:val="left"/>
+            </w:pPr>
+            <w:r>
+              <w:rPr>
+                <w:sz w:val="20"/>
+                <w:szCs w:val="20"/>
+              </w:rPr>
+              <w:t xml:space="preserve">Tácticas con detección</w:t>
+            </w:r>
+          </w:p>
+        </w:tc>
+        <w:tc>
+          <w:tcPr>
+            <w:tcW w:w="3400" w:type="dxa"/>
+            <w:vAlign w:val="top"/>
+          </w:tcPr>
+          <w:p>
+            <w:pPr>
+              <w:pStyle w:val="TableText"/>
+              <w:spacing w:before="40" w:after="40" w:line="240" w:lineRule="auto"/>
+              <w:jc w:val="left"/>
+            </w:pPr>
+            <w:r>
+              <w:rPr>
+                <w:sz w:val="20"/>
+                <w:szCs w:val="20"/>
+              </w:rPr>
+              <w:t xml:space="preserve">Tácticas del marco que cubren esas técnicas</w:t>
+            </w:r>
+          </w:p>
+        </w:tc>
+        <w:tc>
+          <w:tcPr>
+            <w:tcW w:w="2200" w:type="dxa"/>
+            <w:vAlign w:val="top"/>
+          </w:tcPr>
+          <w:p>
+            <w:pPr>
+              <w:pStyle w:val="TableText"/>
+              <w:spacing w:before="40" w:after="40" w:line="240" w:lineRule="auto"/>
+              <w:jc w:val="left"/>
+            </w:pPr>
+            <w:r>
+              <w:rPr>
+                <w:sz w:val="20"/>
+                <w:szCs w:val="20"/>
+              </w:rPr>
+              <w:t xml:space="preserve">Las seis tácticas que la campaña recorre</w:t>
+            </w:r>
+          </w:p>
+        </w:tc>
+        <w:tc>
+          <w:tcPr>
+            <w:tcW w:w="1660" w:type="dxa"/>
+            <w:vAlign w:val="top"/>
+          </w:tcPr>
+          <w:p>
+            <w:pPr>
+              <w:pStyle w:val="TableText"/>
+              <w:spacing w:before="40" w:after="40" w:line="240" w:lineRule="auto"/>
+              <w:jc w:val="left"/>
+            </w:pPr>
+            <w:r>
+              <w:rPr>
+                <w:sz w:val="20"/>
+                <w:szCs w:val="20"/>
+              </w:rPr>
+              <w:t xml:space="preserve">Reporte de cobertura</w:t>
+            </w:r>
+          </w:p>
+        </w:tc>
+      </w:tr>
+      <w:tr>
+        <w:trPr>
+          <w:cantSplit/>
+        </w:trPr>
+        <w:tc>
+          <w:tcPr>
+            <w:tcW w:w="2100" w:type="dxa"/>
+            <w:vAlign w:val="top"/>
+          </w:tcPr>
+          <w:p>
+            <w:pPr>
+              <w:pStyle w:val="TableText"/>
+              <w:spacing w:before="40" w:after="40" w:line="240" w:lineRule="auto"/>
+              <w:jc w:val="left"/>
+            </w:pPr>
+            <w:r>
+              <w:rPr>
+                <w:sz w:val="20"/>
+                <w:szCs w:val="20"/>
+              </w:rPr>
+              <w:t xml:space="preserve">Componentes que registran detección</w:t>
+            </w:r>
+          </w:p>
+        </w:tc>
+        <w:tc>
+          <w:tcPr>
+            <w:tcW w:w="3400" w:type="dxa"/>
+            <w:vAlign w:val="top"/>
+          </w:tcPr>
+          <w:p>
+            <w:pPr>
+              <w:pStyle w:val="TableText"/>
+              <w:spacing w:before="40" w:after="40" w:line="240" w:lineRule="auto"/>
+              <w:jc w:val="left"/>
+            </w:pPr>
+            <w:r>
+              <w:rPr>
+                <w:sz w:val="20"/>
+                <w:szCs w:val="20"/>
+              </w:rPr>
+              <w:t xml:space="preserve">Componentes que dejan un registro legible por el calculador</w:t>
+            </w:r>
+          </w:p>
+        </w:tc>
+        <w:tc>
+          <w:tcPr>
+            <w:tcW w:w="2200" w:type="dxa"/>
+            <w:vAlign w:val="top"/>
+          </w:tcPr>
+          <w:p>
+            <w:pPr>
+              <w:pStyle w:val="TableText"/>
+              <w:spacing w:before="40" w:after="40" w:line="240" w:lineRule="auto"/>
+              <w:jc w:val="left"/>
+            </w:pPr>
+            <w:r>
+              <w:rPr>
+                <w:sz w:val="20"/>
+                <w:szCs w:val="20"/>
+              </w:rPr>
+              <w:t xml:space="preserve">Los cinco declarados en el reporte</w:t>
+            </w:r>
+          </w:p>
+        </w:tc>
+        <w:tc>
+          <w:tcPr>
+            <w:tcW w:w="1660" w:type="dxa"/>
+            <w:vAlign w:val="top"/>
+          </w:tcPr>
+          <w:p>
+            <w:pPr>
+              <w:pStyle w:val="TableText"/>
+              <w:spacing w:before="40" w:after="40" w:line="240" w:lineRule="auto"/>
+              <w:jc w:val="left"/>
+            </w:pPr>
+            <w:r>
+              <w:rPr>
+                <w:sz w:val="20"/>
+                <w:szCs w:val="20"/>
+              </w:rPr>
+              <w:t xml:space="preserve">Reporte de indicadores</w:t>
+            </w:r>
+          </w:p>
+        </w:tc>
+      </w:tr>
+      <w:tr>
+        <w:trPr>
+          <w:cantSplit/>
+        </w:trPr>
+        <w:tc>
+          <w:tcPr>
+            <w:tcW w:w="2100" w:type="dxa"/>
+            <w:vAlign w:val="top"/>
+          </w:tcPr>
+          <w:p>
+            <w:pPr>
+              <w:pStyle w:val="TableText"/>
+              <w:spacing w:before="40" w:after="40" w:line="240" w:lineRule="auto"/>
+              <w:jc w:val="left"/>
+            </w:pPr>
+            <w:r>
+              <w:rPr>
+                <w:sz w:val="20"/>
+                <w:szCs w:val="20"/>
+              </w:rPr>
+              <w:t xml:space="preserve">Calidad de la evidencia</w:t>
+            </w:r>
+          </w:p>
+        </w:tc>
+        <w:tc>
+          <w:tcPr>
+            <w:tcW w:w="3400" w:type="dxa"/>
+            <w:vAlign w:val="top"/>
+          </w:tcPr>
+          <w:p>
+            <w:pPr>
+              <w:pStyle w:val="TableText"/>
+              <w:spacing w:before="40" w:after="40" w:line="240" w:lineRule="auto"/>
+              <w:jc w:val="left"/>
+            </w:pPr>
+            <w:r>
+              <w:rPr>
+                <w:sz w:val="20"/>
+                <w:szCs w:val="20"/>
+              </w:rPr>
+              <w:t xml:space="preserve">Puntuación de integridad verificada sobre los archivos con huella</w:t>
+            </w:r>
+          </w:p>
+        </w:tc>
+        <w:tc>
+          <w:tcPr>
+            <w:tcW w:w="2200" w:type="dxa"/>
+            <w:vAlign w:val="top"/>
+          </w:tcPr>
+          <w:p>
+            <w:pPr>
+              <w:pStyle w:val="TableText"/>
+              <w:spacing w:before="40" w:after="40" w:line="240" w:lineRule="auto"/>
+              <w:jc w:val="left"/>
+            </w:pPr>
+            <w:r>
+              <w:rPr>
+                <w:sz w:val="20"/>
+                <w:szCs w:val="20"/>
+              </w:rPr>
+              <w:t xml:space="preserve">Los sesenta y ocho archivos de evidencia</w:t>
+            </w:r>
+          </w:p>
+        </w:tc>
+        <w:tc>
+          <w:tcPr>
+            <w:tcW w:w="1660" w:type="dxa"/>
+            <w:vAlign w:val="top"/>
+          </w:tcPr>
+          <w:p>
+            <w:pPr>
+              <w:pStyle w:val="TableText"/>
+              <w:spacing w:before="40" w:after="40" w:line="240" w:lineRule="auto"/>
+              <w:jc w:val="left"/>
+            </w:pPr>
+            <w:r>
+              <w:rPr>
+                <w:sz w:val="20"/>
+                <w:szCs w:val="20"/>
+              </w:rPr>
+              <w:t xml:space="preserve">Reporte de indicadores</w:t>
+            </w:r>
+          </w:p>
+        </w:tc>
+      </w:tr>
+      <w:tr>
+        <w:trPr>
+          <w:cantSplit/>
+        </w:trPr>
+        <w:tc>
+          <w:tcPr>
+            <w:tcW w:w="2100" w:type="dxa"/>
+            <w:vAlign w:val="top"/>
+          </w:tcPr>
+          <w:p>
+            <w:pPr>
+              <w:pStyle w:val="TableText"/>
+              <w:spacing w:before="40" w:after="40" w:line="240" w:lineRule="auto"/>
+              <w:jc w:val="left"/>
+            </w:pPr>
+            <w:r>
+              <w:rPr>
+                <w:sz w:val="20"/>
+                <w:szCs w:val="20"/>
+              </w:rPr>
+              <w:t xml:space="preserve">Segmentos de red verificados</w:t>
+            </w:r>
+          </w:p>
+        </w:tc>
+        <w:tc>
+          <w:tcPr>
+            <w:tcW w:w="3400" w:type="dxa"/>
+            <w:vAlign w:val="top"/>
+          </w:tcPr>
+          <w:p>
+            <w:pPr>
+              <w:pStyle w:val="TableText"/>
+              <w:spacing w:before="40" w:after="40" w:line="240" w:lineRule="auto"/>
+              <w:jc w:val="left"/>
+            </w:pPr>
+            <w:r>
+              <w:rPr>
+                <w:sz w:val="20"/>
+                <w:szCs w:val="20"/>
+              </w:rPr>
+              <w:t xml:space="preserve">Redes del señuelo con composición efectiva inspeccionada</w:t>
+            </w:r>
+          </w:p>
+        </w:tc>
+        <w:tc>
+          <w:tcPr>
+            <w:tcW w:w="2200" w:type="dxa"/>
+            <w:vAlign w:val="top"/>
+          </w:tcPr>
+          <w:p>
+            <w:pPr>
+              <w:pStyle w:val="TableText"/>
+              <w:spacing w:before="40" w:after="40" w:line="240" w:lineRule="auto"/>
+              <w:jc w:val="left"/>
+            </w:pPr>
+            <w:r>
+              <w:rPr>
+                <w:sz w:val="20"/>
+                <w:szCs w:val="20"/>
+              </w:rPr>
+              <w:t xml:space="preserve">Las cuatro redes declaradas</w:t>
+            </w:r>
+          </w:p>
+        </w:tc>
+        <w:tc>
+          <w:tcPr>
+            <w:tcW w:w="1660" w:type="dxa"/>
+            <w:vAlign w:val="top"/>
+          </w:tcPr>
+          <w:p>
+            <w:pPr>
+              <w:pStyle w:val="TableText"/>
+              <w:spacing w:before="40" w:after="40" w:line="240" w:lineRule="auto"/>
+              <w:jc w:val="left"/>
+            </w:pPr>
+            <w:r>
+              <w:rPr>
+                <w:sz w:val="20"/>
+                <w:szCs w:val="20"/>
+              </w:rPr>
+              <w:t xml:space="preserve">Captura de aislamiento</w:t>
+            </w:r>
+          </w:p>
+        </w:tc>
+      </w:tr>
+    </w:tbl>
+    <w:p>
+      <w:pPr>
+        <w:pStyle w:val="TableNote"/>
+        <w:spacing w:before="60" w:after="240" w:line="240" w:lineRule="auto"/>
+      </w:pPr>
+      <w:r>
+        <w:rPr>
+          <w:sz w:val="20"/>
+          <w:szCs w:val="20"/>
+        </w:rPr>
+        <w:t xml:space="preserve">Nota. </w:t>
+      </w:r>
+      <w:r>
+        <w:rPr>
+          <w:sz w:val="20"/>
+          <w:szCs w:val="20"/>
+        </w:rPr>
+        <w:t xml:space="preserve">Los diez indicadores declaran el denominador con que se calculan. El tiempo mediano y el tiempo medio comparten denominador, porque los dos se calculan sobre las nueve mediciones disponibles. Los datos proceden del reporte de indicadores, del reporte de cobertura de técnicas y de la captura de aislamiento del Prototipo 1.</w:t>
+      </w:r>
+    </w:p>
+    <w:p>
+      <w:pPr>
+        <w:pStyle w:val="Normal"/>
+        <w:spacing w:after="0" w:line="480" w:lineRule="auto"/>
+        <w:ind w:firstLine="720"/>
+        <w:jc w:val="both"/>
+      </w:pPr>
+      <w:r>
+        <w:t xml:space="preserve">El volumen registrado durante el ejercicio declara 8 875 peticiones recibidas por el portal del señuelo, 1 758 atendidas por la interfaz de servicios, 46 ataques registrados y 68 archivos de evidencia con huella verificada. La calidad de la evidencia alcanza 100 de 100, de manera que cada archivo conserva su validez forense.</w:t>
+      </w:r>
+    </w:p>
+    <w:p>
+      <w:pPr>
+        <w:pStyle w:val="Normal"/>
+        <w:spacing w:after="0" w:line="480" w:lineRule="auto"/>
+        <w:ind w:firstLine="720"/>
+        <w:jc w:val="both"/>
+      </w:pPr>
+      <w:r>
+        <w:t xml:space="preserve">La Figura 13 presenta ese mismo volumen en forma de indicadores destacados, de manera que el lector perciba de inmediato la magnitud de la actividad capturada.</w:t>
+      </w:r>
+    </w:p>
+    <w:p>
+      <w:pPr>
+        <w:pStyle w:val="FigureCaption"/>
+        <w:keepNext/>
+        <w:spacing w:before="240" w:after="0" w:line="240" w:lineRule="auto"/>
+      </w:pPr>
+      <w:r>
+        <w:rPr>
+          <w:b/>
+          <w:bCs/>
+          <w:i w:val="false"/>
+          <w:iCs w:val="false"/>
+          <w:sz w:val="22"/>
+          <w:szCs w:val="22"/>
+        </w:rPr>
+        <w:t xml:space="preserve">Figura 13</w:t>
+      </w:r>
+    </w:p>
+    <w:p>
+      <w:pPr>
+        <w:pStyle w:val="FigureCaption"/>
+        <w:keepNext/>
+        <w:spacing w:before="0" w:after="120" w:line="240" w:lineRule="auto"/>
+      </w:pPr>
+      <w:r>
+        <w:rPr>
+          <w:sz w:val="22"/>
+          <w:szCs w:val="22"/>
+        </w:rPr>
+        <w:t xml:space="preserve">Volumen de actividad registrada en la ejecución del Prototipo 1</w:t>
+      </w:r>
+    </w:p>
+    <w:p>
+      <w:pPr>
+        <w:pStyle w:val="FigureImage"/>
+        <w:spacing w:before="120" w:after="60" w:line="240" w:lineRule="auto"/>
+        <w:jc w:val="center"/>
+      </w:pPr>
+      <w:r>
+        <w:drawing>
+          <wp:inline xmlns:wp="http://schemas.openxmlformats.org/drawingml/2006/wordprocessingDrawing" distT="0" distB="0" distL="0" distR="0">
+            <wp:extent cx="5943600" cy="542925"/>
+            <wp:effectExtent l="0" t="0" r="0" b="0"/>
+            <wp:docPr id="13" name="Figura 13" descr="Tarjetas con las peticiones del portal, las peticiones atendidas, los ataques registrados y los archivos de evidencia."/>
+            <wp:cNvGraphicFramePr>
+              <a:graphicFrameLocks xmlns:a="http://schemas.openxmlformats.org/drawingml/2006/main" noChangeAspect="1"/>
+            </wp:cNvGraphicFramePr>
+            <a:graphic xmlns:a="http://schemas.openxmlformats.org/drawingml/2006/main">
+              <a:graphicData uri="http://schemas.openxmlformats.org/drawingml/2006/picture">
+                <pic:pic xmlns:pic="http://schemas.openxmlformats.org/drawingml/2006/picture">
+                  <pic:nvPicPr>
+                    <pic:cNvPr id="0" name="integrado-04-volumen-de-la-ejecucion.png"/>
+                    <pic:cNvPicPr/>
+                  </pic:nvPicPr>
+                  <pic:blipFill>
+                    <a:blip xmlns:r="http://schemas.openxmlformats.org/officeDocument/2006/relationships" r:embed="R0366c0e636fa4f3d"/>
+                    <a:stretch>
+                      <a:fillRect/>
+                    </a:stretch>
+                  </pic:blipFill>
+                  <pic:spPr>
+                    <a:xfrm>
+                      <a:off x="0" y="0"/>
+                      <a:ext cx="5943600" cy="542925"/>
+                    </a:xfrm>
+                    <a:prstGeom prst="rect">
+                      <a:avLst/>
+                    </a:prstGeom>
+                  </pic:spPr>
+                </pic:pic>
+              </a:graphicData>
+            </a:graphic>
+          </wp:inline>
+        </w:drawing>
+      </w:r>
+    </w:p>
+    <w:p>
+      <w:pPr>
+        <w:pStyle w:val="TableNote"/>
+        <w:spacing w:before="40" w:after="240" w:line="240" w:lineRule="auto"/>
+      </w:pPr>
+      <w:r>
+        <w:rPr>
+          <w:sz w:val="20"/>
+          <w:szCs w:val="20"/>
+        </w:rPr>
+        <w:t xml:space="preserve">Nota. </w:t>
+      </w:r>
+      <w:r>
+        <w:rPr>
+          <w:sz w:val="20"/>
+          <w:szCs w:val="20"/>
+        </w:rPr>
+        <w:t xml:space="preserve">Las tarjetas declaran las peticiones recibidas por el portal del señuelo, las peticiones atendidas por la interfaz de servicios, los ataques registrados y los archivos de evidencia con huella verificada. Los datos proceden de los archivos de evidencia del Prototipo 1.</w:t>
+      </w:r>
+    </w:p>
+    <w:p>
+      <w:pPr>
+        <w:pStyle w:val="TableTitle"/>
+        <w:keepNext/>
+        <w:spacing w:before="240" w:after="0" w:line="240" w:lineRule="auto"/>
+      </w:pPr>
+      <w:r>
+        <w:rPr>
+          <w:b/>
+          <w:bCs/>
+          <w:i w:val="false"/>
+          <w:iCs w:val="false"/>
+          <w:sz w:val="22"/>
+          <w:szCs w:val="22"/>
+        </w:rPr>
+        <w:t xml:space="preserve">Tabla 13</w:t>
       </w:r>
     </w:p>
     <w:p>
@@ -9780,7 +12992,7 @@
           <w:sz w:val="22"/>
           <w:szCs w:val="22"/>
         </w:rPr>
-        <w:t xml:space="preserve">Tabla 10</w:t>
+        <w:t xml:space="preserve">Tabla 14</w:t>
       </w:r>
     </w:p>
     <w:p>
@@ -10269,7 +13481,7 @@
           <w:sz w:val="22"/>
           <w:szCs w:val="22"/>
         </w:rPr>
-        <w:t xml:space="preserve">Figura 9</w:t>
+        <w:t xml:space="preserve">Figura 14</w:t>
       </w:r>
     </w:p>
     <w:p>
@@ -10297,7 +13509,7 @@
           <wp:inline xmlns:wp="http://schemas.openxmlformats.org/drawingml/2006/wordprocessingDrawing" distT="0" distB="0" distL="0" distR="0">
             <wp:extent cx="4000500" cy="2514600"/>
             <wp:effectExtent l="0" t="0" r="0" b="0"/>
-            <wp:docPr id="9" name="Figura 9" descr="Comparación de la cobertura de medición entre la vuelta 1 y la medición final."/>
+            <wp:docPr id="14" name="Figura 14" descr="Comparación de la cobertura de medición entre la vuelta 1 y la medición final."/>
             <wp:cNvGraphicFramePr>
               <a:graphicFrameLocks xmlns:a="http://schemas.openxmlformats.org/drawingml/2006/main" noChangeAspect="1"/>
             </wp:cNvGraphicFramePr>
@@ -10309,7 +13521,7 @@
                     <pic:cNvPicPr/>
                   </pic:nvPicPr>
                   <pic:blipFill>
-                    <a:blip xmlns:r="http://schemas.openxmlformats.org/officeDocument/2006/relationships" r:embed="R50bc589cb6cf41a0"/>
+                    <a:blip xmlns:r="http://schemas.openxmlformats.org/officeDocument/2006/relationships" r:embed="R27f8b3a433314231"/>
                     <a:stretch>
                       <a:fillRect/>
                     </a:stretch>
@@ -10365,7 +13577,7 @@
           <w:sz w:val="22"/>
           <w:szCs w:val="22"/>
         </w:rPr>
-        <w:t xml:space="preserve">Tabla 11</w:t>
+        <w:t xml:space="preserve">Tabla 15</w:t>
       </w:r>
     </w:p>
     <w:p>
@@ -11409,29 +14621,13 @@
     </w:p>
     <w:p>
       <w:pPr>
-        <w:pStyle w:val="Heading1"/>
-        <w:keepNext/>
-        <w:spacing w:before="360" w:after="120" w:line="240" w:lineRule="auto"/>
-        <w:jc w:val="left"/>
-        <w:outlineLvl w:val="0"/>
-      </w:pPr>
-      <w:r>
-        <w:rPr>
-          <w:b/>
-          <w:bCs/>
-        </w:rPr>
-        <w:t xml:space="preserve">7. Tiempo de detección por escenario en el Prototipo 2</w:t>
-      </w:r>
-    </w:p>
-    <w:p>
-      <w:pPr>
         <w:pStyle w:val="Normal"/>
         <w:spacing w:after="0" w:line="480" w:lineRule="auto"/>
         <w:ind w:firstLine="720"/>
         <w:jc w:val="both"/>
       </w:pPr>
       <w:r>
-        <w:t xml:space="preserve">Solo cuatro escenarios conservan medición en las dos vueltas, de manera que esos cuatro constituyen la base comparable. Los otros seis amplían la cobertura en la medición final y se listan aparte con la fuente que registra cada uno, mientras que la Figura 10 presenta la comparación de los cuatro escenarios medidos en ambas vueltas.</w:t>
+        <w:t xml:space="preserve">La Figura 15 muestra qué componente registra la detección de cada escenario en las dos vueltas, de manera que la ampliación de la cobertura se lea como un efecto directo sobre las fuentes de registro.</w:t>
       </w:r>
     </w:p>
     <w:p>
@@ -11449,7 +14645,1017 @@
           <w:sz w:val="22"/>
           <w:szCs w:val="22"/>
         </w:rPr>
-        <w:t xml:space="preserve">Figura 10</w:t>
+        <w:t xml:space="preserve">Figura 15</w:t>
+      </w:r>
+    </w:p>
+    <w:p>
+      <w:pPr>
+        <w:pStyle w:val="FigureCaption"/>
+        <w:keepNext/>
+        <w:spacing w:before="0" w:after="120" w:line="240" w:lineRule="auto"/>
+      </w:pPr>
+      <w:r>
+        <w:rPr>
+          <w:sz w:val="22"/>
+          <w:szCs w:val="22"/>
+        </w:rPr>
+        <w:t xml:space="preserve">Componentes que registran la detección en la vuelta 1 y en la medición final del Prototipo 2</w:t>
+      </w:r>
+    </w:p>
+    <w:p>
+      <w:pPr>
+        <w:pStyle w:val="FigureImage"/>
+        <w:spacing w:before="120" w:after="60" w:line="240" w:lineRule="auto"/>
+        <w:jc w:val="center"/>
+      </w:pPr>
+      <w:r>
+        <w:drawing>
+          <wp:inline xmlns:wp="http://schemas.openxmlformats.org/drawingml/2006/wordprocessingDrawing" distT="0" distB="0" distL="0" distR="0">
+            <wp:extent cx="5943600" cy="1771650"/>
+            <wp:effectExtent l="0" t="0" r="0" b="0"/>
+            <wp:docPr id="15" name="Figura 15" descr="Comparación de los seis componentes que registran detección en la vuelta 1 y en la medición final."/>
+            <wp:cNvGraphicFramePr>
+              <a:graphicFrameLocks xmlns:a="http://schemas.openxmlformats.org/drawingml/2006/main" noChangeAspect="1"/>
+            </wp:cNvGraphicFramePr>
+            <a:graphic xmlns:a="http://schemas.openxmlformats.org/drawingml/2006/main">
+              <a:graphicData uri="http://schemas.openxmlformats.org/drawingml/2006/picture">
+                <pic:pic xmlns:pic="http://schemas.openxmlformats.org/drawingml/2006/picture">
+                  <pic:nvPicPr>
+                    <pic:cNvPr id="0" name="f-fuentes-que-registran-deteccion.png"/>
+                    <pic:cNvPicPr/>
+                  </pic:nvPicPr>
+                  <pic:blipFill>
+                    <a:blip xmlns:r="http://schemas.openxmlformats.org/officeDocument/2006/relationships" r:embed="R46c8abd0ba994a3e"/>
+                    <a:stretch>
+                      <a:fillRect/>
+                    </a:stretch>
+                  </pic:blipFill>
+                  <pic:spPr>
+                    <a:xfrm>
+                      <a:off x="0" y="0"/>
+                      <a:ext cx="5943600" cy="1771650"/>
+                    </a:xfrm>
+                    <a:prstGeom prst="rect">
+                      <a:avLst/>
+                    </a:prstGeom>
+                  </pic:spPr>
+                </pic:pic>
+              </a:graphicData>
+            </a:graphic>
+          </wp:inline>
+        </w:drawing>
+      </w:r>
+    </w:p>
+    <w:p>
+      <w:pPr>
+        <w:pStyle w:val="TableNote"/>
+        <w:spacing w:before="40" w:after="240" w:line="240" w:lineRule="auto"/>
+      </w:pPr>
+      <w:r>
+        <w:rPr>
+          <w:sz w:val="20"/>
+          <w:szCs w:val="20"/>
+        </w:rPr>
+        <w:t xml:space="preserve">Nota. </w:t>
+      </w:r>
+      <w:r>
+        <w:rPr>
+          <w:sz w:val="20"/>
+          <w:szCs w:val="20"/>
+        </w:rPr>
+        <w:t xml:space="preserve">Cada barra compara el número de escenarios que registra cada componente en la vuelta 1 y en la medición final. Los componentes añadidos durante el ciclo son el emulador de acceso remoto, el archivo señuelo y el sensor de red.</w:t>
+      </w:r>
+    </w:p>
+    <w:p>
+      <w:pPr>
+        <w:pStyle w:val="Normal"/>
+        <w:spacing w:after="0" w:line="480" w:lineRule="auto"/>
+        <w:ind w:firstLine="720"/>
+        <w:jc w:val="both"/>
+      </w:pPr>
+      <w:r>
+        <w:t xml:space="preserve">Los tres componentes que se añaden durante el ciclo son el emulador de acceso remoto, el archivo señuelo y el sensor de red, de manera que cada corrección de la fase de detección aparece como una fuente nueva en la medición final. El portal del señuelo pasa de un escenario a tres, porque en la medición final registra el escaneo web, la inyección de consultas y la inyección en el navegador.</w:t>
+      </w:r>
+    </w:p>
+    <w:p>
+      <w:pPr>
+        <w:pStyle w:val="Normal"/>
+        <w:spacing w:after="0" w:line="480" w:lineRule="auto"/>
+        <w:ind w:firstLine="720"/>
+        <w:jc w:val="both"/>
+      </w:pPr>
+      <w:r>
+        <w:t xml:space="preserve">La Tabla 16 declara los ocho indicadores del Prototipo 2 con su denominador, de manera que la comparación entre las dos vueltas se lea sobre un universo estable de diez escenarios.</w:t>
+      </w:r>
+    </w:p>
+    <w:p>
+      <w:pPr>
+        <w:pStyle w:val="TableTitle"/>
+        <w:keepNext/>
+        <w:spacing w:before="240" w:after="0" w:line="240" w:lineRule="auto"/>
+      </w:pPr>
+      <w:r>
+        <w:rPr>
+          <w:b/>
+          <w:bCs/>
+          <w:i w:val="false"/>
+          <w:iCs w:val="false"/>
+          <w:sz w:val="22"/>
+          <w:szCs w:val="22"/>
+        </w:rPr>
+        <w:t xml:space="preserve">Tabla 16</w:t>
+      </w:r>
+    </w:p>
+    <w:p>
+      <w:pPr>
+        <w:pStyle w:val="TableTitle"/>
+        <w:keepNext/>
+        <w:spacing w:before="0" w:after="80" w:line="240" w:lineRule="auto"/>
+      </w:pPr>
+      <w:r>
+        <w:rPr>
+          <w:sz w:val="22"/>
+          <w:szCs w:val="22"/>
+        </w:rPr>
+        <w:t xml:space="preserve">Los indicadores del Prototipo 2 y su denominador</w:t>
+      </w:r>
+    </w:p>
+    <w:tbl>
+      <w:tblPr>
+        <w:tblW w:w="5000" w:type="pct"/>
+        <w:tblBorders>
+          <w:top w:val="single" w:color="000000" w:sz="8" w:space="0"/>
+          <w:bottom w:val="single" w:color="000000" w:sz="8" w:space="0"/>
+          <w:left w:val="none"/>
+          <w:right w:val="none"/>
+          <w:insideH w:val="none"/>
+          <w:insideV w:val="none"/>
+        </w:tblBorders>
+        <w:tblLayout w:type="fixed"/>
+        <w:tblCellMar>
+          <w:top w:w="40" w:type="dxa"/>
+          <w:left w:w="80" w:type="dxa"/>
+          <w:bottom w:w="40" w:type="dxa"/>
+          <w:right w:w="80" w:type="dxa"/>
+        </w:tblCellMar>
+        <w:tblLook w:val="04A0"/>
+      </w:tblPr>
+      <w:tblGrid>
+        <w:gridCol w:w="2100"/>
+        <w:gridCol w:w="3400"/>
+        <w:gridCol w:w="2200"/>
+        <w:gridCol w:w="1660"/>
+      </w:tblGrid>
+      <w:tr>
+        <w:trPr>
+          <w:tblHeader/>
+          <w:cantSplit/>
+        </w:trPr>
+        <w:tc>
+          <w:tcPr>
+            <w:tcW w:w="2100" w:type="dxa"/>
+            <w:tcBorders>
+              <w:bottom w:val="single" w:color="000000" w:sz="6" w:space="0"/>
+            </w:tcBorders>
+            <w:vAlign w:val="top"/>
+          </w:tcPr>
+          <w:p>
+            <w:pPr>
+              <w:pStyle w:val="TableText"/>
+              <w:spacing w:before="40" w:after="40" w:line="240" w:lineRule="auto"/>
+              <w:jc w:val="left"/>
+            </w:pPr>
+            <w:r>
+              <w:rPr>
+                <w:b/>
+                <w:bCs/>
+                <w:sz w:val="20"/>
+                <w:szCs w:val="20"/>
+              </w:rPr>
+              <w:t xml:space="preserve">Indicador</w:t>
+            </w:r>
+          </w:p>
+        </w:tc>
+        <w:tc>
+          <w:tcPr>
+            <w:tcW w:w="3400" w:type="dxa"/>
+            <w:tcBorders>
+              <w:bottom w:val="single" w:color="000000" w:sz="6" w:space="0"/>
+            </w:tcBorders>
+            <w:vAlign w:val="top"/>
+          </w:tcPr>
+          <w:p>
+            <w:pPr>
+              <w:pStyle w:val="TableText"/>
+              <w:spacing w:before="40" w:after="40" w:line="240" w:lineRule="auto"/>
+              <w:jc w:val="left"/>
+            </w:pPr>
+            <w:r>
+              <w:rPr>
+                <w:b/>
+                <w:bCs/>
+                <w:sz w:val="20"/>
+                <w:szCs w:val="20"/>
+              </w:rPr>
+              <w:t xml:space="preserve">Qué cuenta</w:t>
+            </w:r>
+          </w:p>
+        </w:tc>
+        <w:tc>
+          <w:tcPr>
+            <w:tcW w:w="2200" w:type="dxa"/>
+            <w:tcBorders>
+              <w:bottom w:val="single" w:color="000000" w:sz="6" w:space="0"/>
+            </w:tcBorders>
+            <w:vAlign w:val="top"/>
+          </w:tcPr>
+          <w:p>
+            <w:pPr>
+              <w:pStyle w:val="TableText"/>
+              <w:spacing w:before="40" w:after="40" w:line="240" w:lineRule="auto"/>
+              <w:jc w:val="left"/>
+            </w:pPr>
+            <w:r>
+              <w:rPr>
+                <w:b/>
+                <w:bCs/>
+                <w:sz w:val="20"/>
+                <w:szCs w:val="20"/>
+              </w:rPr>
+              <w:t xml:space="preserve">Denominador</w:t>
+            </w:r>
+          </w:p>
+        </w:tc>
+        <w:tc>
+          <w:tcPr>
+            <w:tcW w:w="1660" w:type="dxa"/>
+            <w:tcBorders>
+              <w:bottom w:val="single" w:color="000000" w:sz="6" w:space="0"/>
+            </w:tcBorders>
+            <w:vAlign w:val="top"/>
+          </w:tcPr>
+          <w:p>
+            <w:pPr>
+              <w:pStyle w:val="TableText"/>
+              <w:spacing w:before="40" w:after="40" w:line="240" w:lineRule="auto"/>
+              <w:jc w:val="left"/>
+            </w:pPr>
+            <w:r>
+              <w:rPr>
+                <w:b/>
+                <w:bCs/>
+                <w:sz w:val="20"/>
+                <w:szCs w:val="20"/>
+              </w:rPr>
+              <w:t xml:space="preserve">Archivo de origen</w:t>
+            </w:r>
+          </w:p>
+        </w:tc>
+      </w:tr>
+      <w:tr>
+        <w:trPr>
+          <w:cantSplit/>
+        </w:trPr>
+        <w:tc>
+          <w:tcPr>
+            <w:tcW w:w="2100" w:type="dxa"/>
+            <w:vAlign w:val="top"/>
+          </w:tcPr>
+          <w:p>
+            <w:pPr>
+              <w:pStyle w:val="TableText"/>
+              <w:spacing w:before="40" w:after="40" w:line="240" w:lineRule="auto"/>
+              <w:jc w:val="left"/>
+            </w:pPr>
+            <w:r>
+              <w:rPr>
+                <w:sz w:val="20"/>
+                <w:szCs w:val="20"/>
+              </w:rPr>
+              <w:t xml:space="preserve">Escenarios con medición</w:t>
+            </w:r>
+          </w:p>
+        </w:tc>
+        <w:tc>
+          <w:tcPr>
+            <w:tcW w:w="3400" w:type="dxa"/>
+            <w:vAlign w:val="top"/>
+          </w:tcPr>
+          <w:p>
+            <w:pPr>
+              <w:pStyle w:val="TableText"/>
+              <w:spacing w:before="40" w:after="40" w:line="240" w:lineRule="auto"/>
+              <w:jc w:val="left"/>
+            </w:pPr>
+            <w:r>
+              <w:rPr>
+                <w:sz w:val="20"/>
+                <w:szCs w:val="20"/>
+              </w:rPr>
+              <w:t xml:space="preserve">Escenarios de la campaña a los que el instrumental atribuye una detección y registra su hora</w:t>
+            </w:r>
+          </w:p>
+        </w:tc>
+        <w:tc>
+          <w:tcPr>
+            <w:tcW w:w="2200" w:type="dxa"/>
+            <w:vAlign w:val="top"/>
+          </w:tcPr>
+          <w:p>
+            <w:pPr>
+              <w:pStyle w:val="TableText"/>
+              <w:spacing w:before="40" w:after="40" w:line="240" w:lineRule="auto"/>
+              <w:jc w:val="left"/>
+            </w:pPr>
+            <w:r>
+              <w:rPr>
+                <w:sz w:val="20"/>
+                <w:szCs w:val="20"/>
+              </w:rPr>
+              <w:t xml:space="preserve">Los diez escenarios que ejecuta cada vuelta</w:t>
+            </w:r>
+          </w:p>
+        </w:tc>
+        <w:tc>
+          <w:tcPr>
+            <w:tcW w:w="1660" w:type="dxa"/>
+            <w:vAlign w:val="top"/>
+          </w:tcPr>
+          <w:p>
+            <w:pPr>
+              <w:pStyle w:val="TableText"/>
+              <w:spacing w:before="40" w:after="40" w:line="240" w:lineRule="auto"/>
+              <w:jc w:val="left"/>
+            </w:pPr>
+            <w:r>
+              <w:rPr>
+                <w:sz w:val="20"/>
+                <w:szCs w:val="20"/>
+              </w:rPr>
+              <w:t xml:space="preserve">Reporte de indicadores de cada vuelta</w:t>
+            </w:r>
+          </w:p>
+        </w:tc>
+      </w:tr>
+      <w:tr>
+        <w:trPr>
+          <w:cantSplit/>
+        </w:trPr>
+        <w:tc>
+          <w:tcPr>
+            <w:tcW w:w="2100" w:type="dxa"/>
+            <w:vAlign w:val="top"/>
+          </w:tcPr>
+          <w:p>
+            <w:pPr>
+              <w:pStyle w:val="TableText"/>
+              <w:spacing w:before="40" w:after="40" w:line="240" w:lineRule="auto"/>
+              <w:jc w:val="left"/>
+            </w:pPr>
+            <w:r>
+              <w:rPr>
+                <w:sz w:val="20"/>
+                <w:szCs w:val="20"/>
+              </w:rPr>
+              <w:t xml:space="preserve">Componentes que registran detección</w:t>
+            </w:r>
+          </w:p>
+        </w:tc>
+        <w:tc>
+          <w:tcPr>
+            <w:tcW w:w="3400" w:type="dxa"/>
+            <w:vAlign w:val="top"/>
+          </w:tcPr>
+          <w:p>
+            <w:pPr>
+              <w:pStyle w:val="TableText"/>
+              <w:spacing w:before="40" w:after="40" w:line="240" w:lineRule="auto"/>
+              <w:jc w:val="left"/>
+            </w:pPr>
+            <w:r>
+              <w:rPr>
+                <w:sz w:val="20"/>
+                <w:szCs w:val="20"/>
+              </w:rPr>
+              <w:t xml:space="preserve">Componentes que dejan un registro legible por el calculador</w:t>
+            </w:r>
+          </w:p>
+        </w:tc>
+        <w:tc>
+          <w:tcPr>
+            <w:tcW w:w="2200" w:type="dxa"/>
+            <w:vAlign w:val="top"/>
+          </w:tcPr>
+          <w:p>
+            <w:pPr>
+              <w:pStyle w:val="TableText"/>
+              <w:spacing w:before="40" w:after="40" w:line="240" w:lineRule="auto"/>
+              <w:jc w:val="left"/>
+            </w:pPr>
+            <w:r>
+              <w:rPr>
+                <w:sz w:val="20"/>
+                <w:szCs w:val="20"/>
+              </w:rPr>
+              <w:t xml:space="preserve">Los seis componentes desplegados</w:t>
+            </w:r>
+          </w:p>
+        </w:tc>
+        <w:tc>
+          <w:tcPr>
+            <w:tcW w:w="1660" w:type="dxa"/>
+            <w:vAlign w:val="top"/>
+          </w:tcPr>
+          <w:p>
+            <w:pPr>
+              <w:pStyle w:val="TableText"/>
+              <w:spacing w:before="40" w:after="40" w:line="240" w:lineRule="auto"/>
+              <w:jc w:val="left"/>
+            </w:pPr>
+            <w:r>
+              <w:rPr>
+                <w:sz w:val="20"/>
+                <w:szCs w:val="20"/>
+              </w:rPr>
+              <w:t xml:space="preserve">Reporte de indicadores</w:t>
+            </w:r>
+          </w:p>
+        </w:tc>
+      </w:tr>
+      <w:tr>
+        <w:trPr>
+          <w:cantSplit/>
+        </w:trPr>
+        <w:tc>
+          <w:tcPr>
+            <w:tcW w:w="2100" w:type="dxa"/>
+            <w:vAlign w:val="top"/>
+          </w:tcPr>
+          <w:p>
+            <w:pPr>
+              <w:pStyle w:val="TableText"/>
+              <w:spacing w:before="40" w:after="40" w:line="240" w:lineRule="auto"/>
+              <w:jc w:val="left"/>
+            </w:pPr>
+            <w:r>
+              <w:rPr>
+                <w:sz w:val="20"/>
+                <w:szCs w:val="20"/>
+              </w:rPr>
+              <w:t xml:space="preserve">Técnicas con detección</w:t>
+            </w:r>
+          </w:p>
+        </w:tc>
+        <w:tc>
+          <w:tcPr>
+            <w:tcW w:w="3400" w:type="dxa"/>
+            <w:vAlign w:val="top"/>
+          </w:tcPr>
+          <w:p>
+            <w:pPr>
+              <w:pStyle w:val="TableText"/>
+              <w:spacing w:before="40" w:after="40" w:line="240" w:lineRule="auto"/>
+              <w:jc w:val="left"/>
+            </w:pPr>
+            <w:r>
+              <w:rPr>
+                <w:sz w:val="20"/>
+                <w:szCs w:val="20"/>
+              </w:rPr>
+              <w:t xml:space="preserve">Técnicas que un escenario activa y que reciben fuente de atribución</w:t>
+            </w:r>
+          </w:p>
+        </w:tc>
+        <w:tc>
+          <w:tcPr>
+            <w:tcW w:w="2200" w:type="dxa"/>
+            <w:vAlign w:val="top"/>
+          </w:tcPr>
+          <w:p>
+            <w:pPr>
+              <w:pStyle w:val="TableText"/>
+              <w:spacing w:before="40" w:after="40" w:line="240" w:lineRule="auto"/>
+              <w:jc w:val="left"/>
+            </w:pPr>
+            <w:r>
+              <w:rPr>
+                <w:sz w:val="20"/>
+                <w:szCs w:val="20"/>
+              </w:rPr>
+              <w:t xml:space="preserve">Las diez técnicas que activa la campaña</w:t>
+            </w:r>
+          </w:p>
+        </w:tc>
+        <w:tc>
+          <w:tcPr>
+            <w:tcW w:w="1660" w:type="dxa"/>
+            <w:vAlign w:val="top"/>
+          </w:tcPr>
+          <w:p>
+            <w:pPr>
+              <w:pStyle w:val="TableText"/>
+              <w:spacing w:before="40" w:after="40" w:line="240" w:lineRule="auto"/>
+              <w:jc w:val="left"/>
+            </w:pPr>
+            <w:r>
+              <w:rPr>
+                <w:sz w:val="20"/>
+                <w:szCs w:val="20"/>
+              </w:rPr>
+              <w:t xml:space="preserve">Reporte de cobertura de técnicas</w:t>
+            </w:r>
+          </w:p>
+        </w:tc>
+      </w:tr>
+      <w:tr>
+        <w:trPr>
+          <w:cantSplit/>
+        </w:trPr>
+        <w:tc>
+          <w:tcPr>
+            <w:tcW w:w="2100" w:type="dxa"/>
+            <w:vAlign w:val="top"/>
+          </w:tcPr>
+          <w:p>
+            <w:pPr>
+              <w:pStyle w:val="TableText"/>
+              <w:spacing w:before="40" w:after="40" w:line="240" w:lineRule="auto"/>
+              <w:jc w:val="left"/>
+            </w:pPr>
+            <w:r>
+              <w:rPr>
+                <w:sz w:val="20"/>
+                <w:szCs w:val="20"/>
+              </w:rPr>
+              <w:t xml:space="preserve">Tácticas con detección</w:t>
+            </w:r>
+          </w:p>
+        </w:tc>
+        <w:tc>
+          <w:tcPr>
+            <w:tcW w:w="3400" w:type="dxa"/>
+            <w:vAlign w:val="top"/>
+          </w:tcPr>
+          <w:p>
+            <w:pPr>
+              <w:pStyle w:val="TableText"/>
+              <w:spacing w:before="40" w:after="40" w:line="240" w:lineRule="auto"/>
+              <w:jc w:val="left"/>
+            </w:pPr>
+            <w:r>
+              <w:rPr>
+                <w:sz w:val="20"/>
+                <w:szCs w:val="20"/>
+              </w:rPr>
+              <w:t xml:space="preserve">Tácticas del marco que cubren esas técnicas</w:t>
+            </w:r>
+          </w:p>
+        </w:tc>
+        <w:tc>
+          <w:tcPr>
+            <w:tcW w:w="2200" w:type="dxa"/>
+            <w:vAlign w:val="top"/>
+          </w:tcPr>
+          <w:p>
+            <w:pPr>
+              <w:pStyle w:val="TableText"/>
+              <w:spacing w:before="40" w:after="40" w:line="240" w:lineRule="auto"/>
+              <w:jc w:val="left"/>
+            </w:pPr>
+            <w:r>
+              <w:rPr>
+                <w:sz w:val="20"/>
+                <w:szCs w:val="20"/>
+              </w:rPr>
+              <w:t xml:space="preserve">Las seis tácticas que la campaña recorre</w:t>
+            </w:r>
+          </w:p>
+        </w:tc>
+        <w:tc>
+          <w:tcPr>
+            <w:tcW w:w="1660" w:type="dxa"/>
+            <w:vAlign w:val="top"/>
+          </w:tcPr>
+          <w:p>
+            <w:pPr>
+              <w:pStyle w:val="TableText"/>
+              <w:spacing w:before="40" w:after="40" w:line="240" w:lineRule="auto"/>
+              <w:jc w:val="left"/>
+            </w:pPr>
+            <w:r>
+              <w:rPr>
+                <w:sz w:val="20"/>
+                <w:szCs w:val="20"/>
+              </w:rPr>
+              <w:t xml:space="preserve">Reporte de cobertura de técnicas</w:t>
+            </w:r>
+          </w:p>
+        </w:tc>
+      </w:tr>
+      <w:tr>
+        <w:trPr>
+          <w:cantSplit/>
+        </w:trPr>
+        <w:tc>
+          <w:tcPr>
+            <w:tcW w:w="2100" w:type="dxa"/>
+            <w:vAlign w:val="top"/>
+          </w:tcPr>
+          <w:p>
+            <w:pPr>
+              <w:pStyle w:val="TableText"/>
+              <w:spacing w:before="40" w:after="40" w:line="240" w:lineRule="auto"/>
+              <w:jc w:val="left"/>
+            </w:pPr>
+            <w:r>
+              <w:rPr>
+                <w:sz w:val="20"/>
+                <w:szCs w:val="20"/>
+              </w:rPr>
+              <w:t xml:space="preserve">Percentil 95 de detección</w:t>
+            </w:r>
+          </w:p>
+        </w:tc>
+        <w:tc>
+          <w:tcPr>
+            <w:tcW w:w="3400" w:type="dxa"/>
+            <w:vAlign w:val="top"/>
+          </w:tcPr>
+          <w:p>
+            <w:pPr>
+              <w:pStyle w:val="TableText"/>
+              <w:spacing w:before="40" w:after="40" w:line="240" w:lineRule="auto"/>
+              <w:jc w:val="left"/>
+            </w:pPr>
+            <w:r>
+              <w:rPr>
+                <w:sz w:val="20"/>
+                <w:szCs w:val="20"/>
+              </w:rPr>
+              <w:t xml:space="preserve">Percentil 95 de la distribución de los tiempos de detección</w:t>
+            </w:r>
+          </w:p>
+        </w:tc>
+        <w:tc>
+          <w:tcPr>
+            <w:tcW w:w="2200" w:type="dxa"/>
+            <w:vAlign w:val="top"/>
+          </w:tcPr>
+          <w:p>
+            <w:pPr>
+              <w:pStyle w:val="TableText"/>
+              <w:spacing w:before="40" w:after="40" w:line="240" w:lineRule="auto"/>
+              <w:jc w:val="left"/>
+            </w:pPr>
+            <w:r>
+              <w:rPr>
+                <w:sz w:val="20"/>
+                <w:szCs w:val="20"/>
+              </w:rPr>
+              <w:t xml:space="preserve">Los diez tiempos de cada vuelta</w:t>
+            </w:r>
+          </w:p>
+        </w:tc>
+        <w:tc>
+          <w:tcPr>
+            <w:tcW w:w="1660" w:type="dxa"/>
+            <w:vAlign w:val="top"/>
+          </w:tcPr>
+          <w:p>
+            <w:pPr>
+              <w:pStyle w:val="TableText"/>
+              <w:spacing w:before="40" w:after="40" w:line="240" w:lineRule="auto"/>
+              <w:jc w:val="left"/>
+            </w:pPr>
+            <w:r>
+              <w:rPr>
+                <w:sz w:val="20"/>
+                <w:szCs w:val="20"/>
+              </w:rPr>
+              <w:t xml:space="preserve">Reporte de indicadores</w:t>
+            </w:r>
+          </w:p>
+        </w:tc>
+      </w:tr>
+      <w:tr>
+        <w:trPr>
+          <w:cantSplit/>
+        </w:trPr>
+        <w:tc>
+          <w:tcPr>
+            <w:tcW w:w="2100" w:type="dxa"/>
+            <w:vAlign w:val="top"/>
+          </w:tcPr>
+          <w:p>
+            <w:pPr>
+              <w:pStyle w:val="TableText"/>
+              <w:spacing w:before="40" w:after="40" w:line="240" w:lineRule="auto"/>
+              <w:jc w:val="left"/>
+            </w:pPr>
+            <w:r>
+              <w:rPr>
+                <w:sz w:val="20"/>
+                <w:szCs w:val="20"/>
+              </w:rPr>
+              <w:t xml:space="preserve">Tiempo medio de detección</w:t>
+            </w:r>
+          </w:p>
+        </w:tc>
+        <w:tc>
+          <w:tcPr>
+            <w:tcW w:w="3400" w:type="dxa"/>
+            <w:vAlign w:val="top"/>
+          </w:tcPr>
+          <w:p>
+            <w:pPr>
+              <w:pStyle w:val="TableText"/>
+              <w:spacing w:before="40" w:after="40" w:line="240" w:lineRule="auto"/>
+              <w:jc w:val="left"/>
+            </w:pPr>
+            <w:r>
+              <w:rPr>
+                <w:sz w:val="20"/>
+                <w:szCs w:val="20"/>
+              </w:rPr>
+              <w:t xml:space="preserve">Promedio aritmético de los tiempos de detección</w:t>
+            </w:r>
+          </w:p>
+        </w:tc>
+        <w:tc>
+          <w:tcPr>
+            <w:tcW w:w="2200" w:type="dxa"/>
+            <w:vAlign w:val="top"/>
+          </w:tcPr>
+          <w:p>
+            <w:pPr>
+              <w:pStyle w:val="TableText"/>
+              <w:spacing w:before="40" w:after="40" w:line="240" w:lineRule="auto"/>
+              <w:jc w:val="left"/>
+            </w:pPr>
+            <w:r>
+              <w:rPr>
+                <w:sz w:val="20"/>
+                <w:szCs w:val="20"/>
+              </w:rPr>
+              <w:t xml:space="preserve">Cuatro tiempos en la línea base y diez en la medición final</w:t>
+            </w:r>
+          </w:p>
+        </w:tc>
+        <w:tc>
+          <w:tcPr>
+            <w:tcW w:w="1660" w:type="dxa"/>
+            <w:vAlign w:val="top"/>
+          </w:tcPr>
+          <w:p>
+            <w:pPr>
+              <w:pStyle w:val="TableText"/>
+              <w:spacing w:before="40" w:after="40" w:line="240" w:lineRule="auto"/>
+              <w:jc w:val="left"/>
+            </w:pPr>
+            <w:r>
+              <w:rPr>
+                <w:sz w:val="20"/>
+                <w:szCs w:val="20"/>
+              </w:rPr>
+              <w:t xml:space="preserve">Reporte de indicadores</w:t>
+            </w:r>
+          </w:p>
+        </w:tc>
+      </w:tr>
+      <w:tr>
+        <w:trPr>
+          <w:cantSplit/>
+        </w:trPr>
+        <w:tc>
+          <w:tcPr>
+            <w:tcW w:w="2100" w:type="dxa"/>
+            <w:vAlign w:val="top"/>
+          </w:tcPr>
+          <w:p>
+            <w:pPr>
+              <w:pStyle w:val="TableText"/>
+              <w:spacing w:before="40" w:after="40" w:line="240" w:lineRule="auto"/>
+              <w:jc w:val="left"/>
+            </w:pPr>
+            <w:r>
+              <w:rPr>
+                <w:sz w:val="20"/>
+                <w:szCs w:val="20"/>
+              </w:rPr>
+              <w:t xml:space="preserve">Ciclo de corrección</w:t>
+            </w:r>
+          </w:p>
+        </w:tc>
+        <w:tc>
+          <w:tcPr>
+            <w:tcW w:w="3400" w:type="dxa"/>
+            <w:vAlign w:val="top"/>
+          </w:tcPr>
+          <w:p>
+            <w:pPr>
+              <w:pStyle w:val="TableText"/>
+              <w:spacing w:before="40" w:after="40" w:line="240" w:lineRule="auto"/>
+              <w:jc w:val="left"/>
+            </w:pPr>
+            <w:r>
+              <w:rPr>
+                <w:sz w:val="20"/>
+                <w:szCs w:val="20"/>
+              </w:rPr>
+              <w:t xml:space="preserve">Tiempo transcurrido entre las dos mediciones</w:t>
+            </w:r>
+          </w:p>
+        </w:tc>
+        <w:tc>
+          <w:tcPr>
+            <w:tcW w:w="2200" w:type="dxa"/>
+            <w:vAlign w:val="top"/>
+          </w:tcPr>
+          <w:p>
+            <w:pPr>
+              <w:pStyle w:val="TableText"/>
+              <w:spacing w:before="40" w:after="40" w:line="240" w:lineRule="auto"/>
+              <w:jc w:val="left"/>
+            </w:pPr>
+            <w:r>
+              <w:rPr>
+                <w:sz w:val="20"/>
+                <w:szCs w:val="20"/>
+              </w:rPr>
+              <w:t xml:space="preserve">No aplica, porque es una duración</w:t>
+            </w:r>
+          </w:p>
+        </w:tc>
+        <w:tc>
+          <w:tcPr>
+            <w:tcW w:w="1660" w:type="dxa"/>
+            <w:vAlign w:val="top"/>
+          </w:tcPr>
+          <w:p>
+            <w:pPr>
+              <w:pStyle w:val="TableText"/>
+              <w:spacing w:before="40" w:after="40" w:line="240" w:lineRule="auto"/>
+              <w:jc w:val="left"/>
+            </w:pPr>
+            <w:r>
+              <w:rPr>
+                <w:sz w:val="20"/>
+                <w:szCs w:val="20"/>
+              </w:rPr>
+              <w:t xml:space="preserve">Marcas de tiempo de ambos reportes</w:t>
+            </w:r>
+          </w:p>
+        </w:tc>
+      </w:tr>
+      <w:tr>
+        <w:trPr>
+          <w:cantSplit/>
+        </w:trPr>
+        <w:tc>
+          <w:tcPr>
+            <w:tcW w:w="2100" w:type="dxa"/>
+            <w:vAlign w:val="top"/>
+          </w:tcPr>
+          <w:p>
+            <w:pPr>
+              <w:pStyle w:val="TableText"/>
+              <w:spacing w:before="40" w:after="40" w:line="240" w:lineRule="auto"/>
+              <w:jc w:val="left"/>
+            </w:pPr>
+            <w:r>
+              <w:rPr>
+                <w:sz w:val="20"/>
+                <w:szCs w:val="20"/>
+              </w:rPr>
+              <w:t xml:space="preserve">Lecciones resueltas</w:t>
+            </w:r>
+          </w:p>
+        </w:tc>
+        <w:tc>
+          <w:tcPr>
+            <w:tcW w:w="3400" w:type="dxa"/>
+            <w:vAlign w:val="top"/>
+          </w:tcPr>
+          <w:p>
+            <w:pPr>
+              <w:pStyle w:val="TableText"/>
+              <w:spacing w:before="40" w:after="40" w:line="240" w:lineRule="auto"/>
+              <w:jc w:val="left"/>
+            </w:pPr>
+            <w:r>
+              <w:rPr>
+                <w:sz w:val="20"/>
+                <w:szCs w:val="20"/>
+              </w:rPr>
+              <w:t xml:space="preserve">Hallazgos con una resolución documentada, por corrección o por mitigación</w:t>
+            </w:r>
+          </w:p>
+        </w:tc>
+        <w:tc>
+          <w:tcPr>
+            <w:tcW w:w="2200" w:type="dxa"/>
+            <w:vAlign w:val="top"/>
+          </w:tcPr>
+          <w:p>
+            <w:pPr>
+              <w:pStyle w:val="TableText"/>
+              <w:spacing w:before="40" w:after="40" w:line="240" w:lineRule="auto"/>
+              <w:jc w:val="left"/>
+            </w:pPr>
+            <w:r>
+              <w:rPr>
+                <w:sz w:val="20"/>
+                <w:szCs w:val="20"/>
+              </w:rPr>
+              <w:t xml:space="preserve">Las catorce lecciones registradas</w:t>
+            </w:r>
+          </w:p>
+        </w:tc>
+        <w:tc>
+          <w:tcPr>
+            <w:tcW w:w="1660" w:type="dxa"/>
+            <w:vAlign w:val="top"/>
+          </w:tcPr>
+          <w:p>
+            <w:pPr>
+              <w:pStyle w:val="TableText"/>
+              <w:spacing w:before="40" w:after="40" w:line="240" w:lineRule="auto"/>
+              <w:jc w:val="left"/>
+            </w:pPr>
+            <w:r>
+              <w:rPr>
+                <w:sz w:val="20"/>
+                <w:szCs w:val="20"/>
+              </w:rPr>
+              <w:t xml:space="preserve">Registro de lecciones aprendidas</w:t>
+            </w:r>
+          </w:p>
+        </w:tc>
+      </w:tr>
+    </w:tbl>
+    <w:p>
+      <w:pPr>
+        <w:pStyle w:val="TableNote"/>
+        <w:spacing w:before="60" w:after="240" w:line="240" w:lineRule="auto"/>
+      </w:pPr>
+      <w:r>
+        <w:rPr>
+          <w:sz w:val="20"/>
+          <w:szCs w:val="20"/>
+        </w:rPr>
+        <w:t xml:space="preserve">Nota. </w:t>
+      </w:r>
+      <w:r>
+        <w:rPr>
+          <w:sz w:val="20"/>
+          <w:szCs w:val="20"/>
+        </w:rPr>
+        <w:t xml:space="preserve">Los ocho indicadores declaran el denominador con que se calculan. El tiempo medio es el único indicador cuyo denominador cambia entre las dos vueltas, porque promedia cuatro tiempos en la línea base y diez en la medición final. Los datos proceden de los reportes de indicadores, del reporte de cobertura de técnicas y del registro de lecciones aprendidas del Prototipo 2.</w:t>
+      </w:r>
+    </w:p>
+    <w:p>
+      <w:pPr>
+        <w:pStyle w:val="Heading1"/>
+        <w:keepNext/>
+        <w:spacing w:before="360" w:after="120" w:line="240" w:lineRule="auto"/>
+        <w:jc w:val="left"/>
+        <w:outlineLvl w:val="0"/>
+      </w:pPr>
+      <w:r>
+        <w:rPr>
+          <w:b/>
+          <w:bCs/>
+        </w:rPr>
+        <w:t xml:space="preserve">7. Tiempo de detección por escenario en el Prototipo 2</w:t>
+      </w:r>
+    </w:p>
+    <w:p>
+      <w:pPr>
+        <w:pStyle w:val="Normal"/>
+        <w:spacing w:after="0" w:line="480" w:lineRule="auto"/>
+        <w:ind w:firstLine="720"/>
+        <w:jc w:val="both"/>
+      </w:pPr>
+      <w:r>
+        <w:t xml:space="preserve">Solo cuatro escenarios conservan medición en las dos vueltas, de manera que esos cuatro constituyen la base comparable. Los otros seis amplían la cobertura en la medición final y se listan aparte con la fuente que registra cada uno, mientras que la Figura 16 presenta la comparación de los cuatro escenarios medidos en ambas vueltas.</w:t>
+      </w:r>
+    </w:p>
+    <w:p>
+      <w:pPr>
+        <w:pStyle w:val="FigureCaption"/>
+        <w:keepNext/>
+        <w:spacing w:before="240" w:after="0" w:line="240" w:lineRule="auto"/>
+      </w:pPr>
+      <w:r>
+        <w:rPr>
+          <w:b/>
+          <w:bCs/>
+          <w:i w:val="false"/>
+          <w:iCs w:val="false"/>
+          <w:sz w:val="22"/>
+          <w:szCs w:val="22"/>
+        </w:rPr>
+        <w:t xml:space="preserve">Figura 16</w:t>
       </w:r>
     </w:p>
     <w:p>
@@ -11477,7 +15683,7 @@
           <wp:inline xmlns:wp="http://schemas.openxmlformats.org/drawingml/2006/wordprocessingDrawing" distT="0" distB="0" distL="0" distR="0">
             <wp:extent cx="5943600" cy="1419225"/>
             <wp:effectExtent l="0" t="0" r="0" b="0"/>
-            <wp:docPr id="10" name="Figura 10" descr="Comparación de los cuatro escenarios medidos en ambas vueltas, con la reducción porcentual a la derecha."/>
+            <wp:docPr id="16" name="Figura 16" descr="Comparación de los cuatro escenarios medidos en ambas vueltas, con la reducción porcentual a la derecha."/>
             <wp:cNvGraphicFramePr>
               <a:graphicFrameLocks xmlns:a="http://schemas.openxmlformats.org/drawingml/2006/main" noChangeAspect="1"/>
             </wp:cNvGraphicFramePr>
@@ -11489,7 +15695,7 @@
                     <pic:cNvPicPr/>
                   </pic:nvPicPr>
                   <pic:blipFill>
-                    <a:blip xmlns:r="http://schemas.openxmlformats.org/officeDocument/2006/relationships" r:embed="R8d503a2ad339489a"/>
+                    <a:blip xmlns:r="http://schemas.openxmlformats.org/officeDocument/2006/relationships" r:embed="R62418478da8a4787"/>
                     <a:stretch>
                       <a:fillRect/>
                     </a:stretch>
@@ -11545,7 +15751,7 @@
           <w:sz w:val="22"/>
           <w:szCs w:val="22"/>
         </w:rPr>
-        <w:t xml:space="preserve">Tabla 12</w:t>
+        <w:t xml:space="preserve">Tabla 17</w:t>
       </w:r>
     </w:p>
     <w:p>
@@ -12275,7 +16481,7 @@
         <w:jc w:val="both"/>
       </w:pPr>
       <w:r>
-        <w:t xml:space="preserve">La reducción más marcada corresponde al abuso de la interfaz, que pasa de 1,063 a 0,264 segundos, con una reducción del 75,2 %. El reconocimiento activo obtiene la menor reducción, con un 5,6 %, porque su primer evento tarda en llegar al señuelo a través de la red, mientras que la Tabla 13 recoge los seis escenarios que amplían la cobertura.</w:t>
+        <w:t xml:space="preserve">La reducción más marcada corresponde al abuso de la interfaz, que pasa de 1,063 a 0,264 segundos, con una reducción del 75,2 %. El reconocimiento activo obtiene la menor reducción, con un 5,6 %, porque su primer evento tarda en llegar al señuelo a través de la red, mientras que la Tabla 18 recoge los seis escenarios que amplían la cobertura.</w:t>
       </w:r>
     </w:p>
     <w:p>
@@ -12293,7 +16499,7 @@
           <w:sz w:val="22"/>
           <w:szCs w:val="22"/>
         </w:rPr>
-        <w:t xml:space="preserve">Tabla 13</w:t>
+        <w:t xml:space="preserve">Tabla 18</w:t>
       </w:r>
     </w:p>
     <w:p>
@@ -13154,7 +17360,7 @@
         <w:jc w:val="both"/>
       </w:pPr>
       <w:r>
-        <w:t xml:space="preserve">La distribución del tiempo de detección describe el conjunto de los diez escenarios del segundo laboratorio, de manera que la lectura del comportamiento global no dependa de un caso aislado. La Tabla 14 agrupa los escenarios por tramo de tiempo y la Figura 11 presenta esa misma agrupación en forma de gráfico.</w:t>
+        <w:t xml:space="preserve">La distribución del tiempo de detección describe el conjunto de los diez escenarios del segundo laboratorio, de manera que la lectura del comportamiento global no dependa de un caso aislado. La Tabla 19 agrupa los escenarios por tramo de tiempo y la Figura 17 presenta esa misma agrupación en forma de gráfico.</w:t>
       </w:r>
     </w:p>
     <w:p>
@@ -13172,7 +17378,7 @@
           <w:sz w:val="22"/>
           <w:szCs w:val="22"/>
         </w:rPr>
-        <w:t xml:space="preserve">Figura 11</w:t>
+        <w:t xml:space="preserve">Figura 17</w:t>
       </w:r>
     </w:p>
     <w:p>
@@ -13200,7 +17406,7 @@
           <wp:inline xmlns:wp="http://schemas.openxmlformats.org/drawingml/2006/wordprocessingDrawing" distT="0" distB="0" distL="0" distR="0">
             <wp:extent cx="5943600" cy="1400175"/>
             <wp:effectExtent l="0" t="0" r="0" b="0"/>
-            <wp:docPr id="11" name="Figura 11" descr="Histograma de los diez escenarios de la medición final agrupados por tramo de tiempo."/>
+            <wp:docPr id="17" name="Figura 17" descr="Histograma de los diez escenarios de la medición final agrupados por tramo de tiempo."/>
             <wp:cNvGraphicFramePr>
               <a:graphicFrameLocks xmlns:a="http://schemas.openxmlformats.org/drawingml/2006/main" noChangeAspect="1"/>
             </wp:cNvGraphicFramePr>
@@ -13212,7 +17418,7 @@
                     <pic:cNvPicPr/>
                   </pic:nvPicPr>
                   <pic:blipFill>
-                    <a:blip xmlns:r="http://schemas.openxmlformats.org/officeDocument/2006/relationships" r:embed="Rbd697d615bf34b56"/>
+                    <a:blip xmlns:r="http://schemas.openxmlformats.org/officeDocument/2006/relationships" r:embed="R7d90a471251e4dbc"/>
                     <a:stretch>
                       <a:fillRect/>
                     </a:stretch>
@@ -13268,7 +17474,7 @@
           <w:sz w:val="22"/>
           <w:szCs w:val="22"/>
         </w:rPr>
-        <w:t xml:space="preserve">Tabla 14</w:t>
+        <w:t xml:space="preserve">Tabla 19</w:t>
       </w:r>
     </w:p>
     <w:p>
@@ -13837,7 +18043,7 @@
         <w:jc w:val="both"/>
       </w:pPr>
       <w:r>
-        <w:t xml:space="preserve">La metodología se aplica dos veces sobre el mismo señuelo, de manera que la segunda vuelta mide el efecto de las correcciones que la primera origina. La Figura 12 sitúa los cinco hitos del ciclo sobre una línea de tiempo, mientras que la Tabla 15 los detalla con su momento, su contenido y la evidencia que los respalda.</w:t>
+        <w:t xml:space="preserve">La metodología se aplica dos veces sobre el mismo señuelo, de manera que la segunda vuelta mide el efecto de las correcciones que la primera origina. La Figura 18 sitúa los cinco hitos del ciclo sobre una línea de tiempo, mientras que la Tabla 20 los detalla con su momento, su contenido y la evidencia que los respalda.</w:t>
       </w:r>
     </w:p>
     <w:p>
@@ -13855,7 +18061,7 @@
           <w:sz w:val="22"/>
           <w:szCs w:val="22"/>
         </w:rPr>
-        <w:t xml:space="preserve">Figura 12</w:t>
+        <w:t xml:space="preserve">Figura 18</w:t>
       </w:r>
     </w:p>
     <w:p>
@@ -13883,7 +18089,7 @@
           <wp:inline xmlns:wp="http://schemas.openxmlformats.org/drawingml/2006/wordprocessingDrawing" distT="0" distB="0" distL="0" distR="0">
             <wp:extent cx="5943600" cy="1257300"/>
             <wp:effectExtent l="0" t="0" r="0" b="0"/>
-            <wp:docPr id="12" name="Figura 12" descr="Línea de tiempo con los cinco hitos del ciclo de iteraciones del Prototipo 2."/>
+            <wp:docPr id="18" name="Figura 18" descr="Línea de tiempo con los cinco hitos del ciclo de iteraciones del Prototipo 2."/>
             <wp:cNvGraphicFramePr>
               <a:graphicFrameLocks xmlns:a="http://schemas.openxmlformats.org/drawingml/2006/main" noChangeAspect="1"/>
             </wp:cNvGraphicFramePr>
@@ -13895,7 +18101,7 @@
                     <pic:cNvPicPr/>
                   </pic:nvPicPr>
                   <pic:blipFill>
-                    <a:blip xmlns:r="http://schemas.openxmlformats.org/officeDocument/2006/relationships" r:embed="Rd7c9b90625104678"/>
+                    <a:blip xmlns:r="http://schemas.openxmlformats.org/officeDocument/2006/relationships" r:embed="Rfbfd4d41add04632"/>
                     <a:stretch>
                       <a:fillRect/>
                     </a:stretch>
@@ -13951,7 +18157,7 @@
           <w:sz w:val="22"/>
           <w:szCs w:val="22"/>
         </w:rPr>
-        <w:t xml:space="preserve">Tabla 15</w:t>
+        <w:t xml:space="preserve">Tabla 20</w:t>
       </w:r>
     </w:p>
     <w:p>
@@ -14684,7 +18890,7 @@
           <w:sz w:val="22"/>
           <w:szCs w:val="22"/>
         </w:rPr>
-        <w:t xml:space="preserve">Figura 13</w:t>
+        <w:t xml:space="preserve">Figura 19</w:t>
       </w:r>
     </w:p>
     <w:p>
@@ -14712,7 +18918,7 @@
           <wp:inline xmlns:wp="http://schemas.openxmlformats.org/drawingml/2006/wordprocessingDrawing" distT="0" distB="0" distL="0" distR="0">
             <wp:extent cx="4000500" cy="2419350"/>
             <wp:effectExtent l="0" t="0" r="0" b="0"/>
-            <wp:docPr id="13" name="Figura 13" descr="Comparación entre el inventario de técnicas y tácticas y las que cuentan con fuente de detección."/>
+            <wp:docPr id="19" name="Figura 19" descr="Comparación entre el inventario de técnicas y tácticas y las que cuentan con fuente de detección."/>
             <wp:cNvGraphicFramePr>
               <a:graphicFrameLocks xmlns:a="http://schemas.openxmlformats.org/drawingml/2006/main" noChangeAspect="1"/>
             </wp:cNvGraphicFramePr>
@@ -14724,7 +18930,7 @@
                     <pic:cNvPicPr/>
                   </pic:nvPicPr>
                   <pic:blipFill>
-                    <a:blip xmlns:r="http://schemas.openxmlformats.org/officeDocument/2006/relationships" r:embed="R7d2c0345268b4aeb"/>
+                    <a:blip xmlns:r="http://schemas.openxmlformats.org/officeDocument/2006/relationships" r:embed="Rbf255de82efd4bff"/>
                     <a:stretch>
                       <a:fillRect/>
                     </a:stretch>
@@ -14780,7 +18986,7 @@
           <w:sz w:val="22"/>
           <w:szCs w:val="22"/>
         </w:rPr>
-        <w:t xml:space="preserve">Tabla 16</w:t>
+        <w:t xml:space="preserve">Tabla 21</w:t>
       </w:r>
     </w:p>
     <w:p>
@@ -16448,7 +20654,7 @@
           <w:sz w:val="22"/>
           <w:szCs w:val="22"/>
         </w:rPr>
-        <w:t xml:space="preserve">Tabla 17</w:t>
+        <w:t xml:space="preserve">Tabla 22</w:t>
       </w:r>
     </w:p>
     <w:p>
@@ -16768,7 +20974,7 @@
                 <w:sz w:val="20"/>
                 <w:szCs w:val="20"/>
               </w:rPr>
-              <w:t xml:space="preserve">Aísla el señuelo en redes separadas y verifica la composición efectiva desde el propio contenedor atacante</w:t>
+              <w:t xml:space="preserve">Aísla el señuelo en redes separadas y verifica la composición efectiva desde el propio contenedor atacante, de manera que se demuestre qué queda alcanzable desde fuera</w:t>
             </w:r>
           </w:p>
         </w:tc>
@@ -17083,7 +21289,7 @@
                 <w:sz w:val="20"/>
                 <w:szCs w:val="20"/>
               </w:rPr>
-              <w:t xml:space="preserve">Cuantifica la efectividad y convierte la medición en un proceso repetible, condición que el segundo laboratorio necesita para su esquema de iteraciones</w:t>
+              <w:t xml:space="preserve">Cuantifica la efectividad y convierte la medición en un proceso repetible, contrasta las dos vueltas y registra cada discrepancia con su causa raíz, de manera que la mejora del ciclo quede verificada</w:t>
             </w:r>
           </w:p>
         </w:tc>
@@ -17144,6 +21350,111 @@
                 <w:szCs w:val="20"/>
               </w:rPr>
               <w:t xml:space="preserve">10 de 10</w:t>
+            </w:r>
+          </w:p>
+        </w:tc>
+      </w:tr>
+      <w:tr>
+        <w:trPr>
+          <w:cantSplit/>
+        </w:trPr>
+        <w:tc>
+          <w:tcPr>
+            <w:tcW w:w="2000" w:type="dxa"/>
+            <w:vAlign w:val="top"/>
+          </w:tcPr>
+          <w:p>
+            <w:pPr>
+              <w:pStyle w:val="TableText"/>
+              <w:spacing w:before="40" w:after="40" w:line="240" w:lineRule="auto"/>
+              <w:jc w:val="left"/>
+            </w:pPr>
+            <w:r>
+              <w:rPr>
+                <w:sz w:val="20"/>
+                <w:szCs w:val="20"/>
+              </w:rPr>
+              <w:t xml:space="preserve">5 · Medición de impacto y lecciones aprendidas</w:t>
+            </w:r>
+          </w:p>
+        </w:tc>
+        <w:tc>
+          <w:tcPr>
+            <w:tcW w:w="3200" w:type="dxa"/>
+            <w:vAlign w:val="top"/>
+          </w:tcPr>
+          <w:p>
+            <w:pPr>
+              <w:pStyle w:val="TableText"/>
+              <w:spacing w:before="40" w:after="40" w:line="240" w:lineRule="auto"/>
+              <w:jc w:val="left"/>
+            </w:pPr>
+            <w:r>
+              <w:rPr>
+                <w:sz w:val="20"/>
+                <w:szCs w:val="20"/>
+              </w:rPr>
+              <w:t xml:space="preserve">Cuantifica la efectividad y convierte la medición en un proceso repetible, contrasta las dos vueltas y registra cada discrepancia con su causa raíz, de manera que la mejora del ciclo quede verificada</w:t>
+            </w:r>
+          </w:p>
+        </w:tc>
+        <w:tc>
+          <w:tcPr>
+            <w:tcW w:w="1700" w:type="dxa"/>
+            <w:vAlign w:val="top"/>
+          </w:tcPr>
+          <w:p>
+            <w:pPr>
+              <w:pStyle w:val="TableText"/>
+              <w:spacing w:before="40" w:after="40" w:line="240" w:lineRule="auto"/>
+              <w:jc w:val="left"/>
+            </w:pPr>
+            <w:r>
+              <w:rPr>
+                <w:sz w:val="20"/>
+                <w:szCs w:val="20"/>
+              </w:rPr>
+              <w:t xml:space="preserve">Lecciones resueltas</w:t>
+            </w:r>
+          </w:p>
+        </w:tc>
+        <w:tc>
+          <w:tcPr>
+            <w:tcW w:w="1230" w:type="dxa"/>
+            <w:vAlign w:val="top"/>
+          </w:tcPr>
+          <w:p>
+            <w:pPr>
+              <w:pStyle w:val="TableText"/>
+              <w:spacing w:before="40" w:after="40" w:line="240" w:lineRule="auto"/>
+              <w:jc w:val="right"/>
+            </w:pPr>
+            <w:r>
+              <w:rPr>
+                <w:sz w:val="20"/>
+                <w:szCs w:val="20"/>
+              </w:rPr>
+              <w:t xml:space="preserve">—</w:t>
+            </w:r>
+          </w:p>
+        </w:tc>
+        <w:tc>
+          <w:tcPr>
+            <w:tcW w:w="1230" w:type="dxa"/>
+            <w:vAlign w:val="top"/>
+          </w:tcPr>
+          <w:p>
+            <w:pPr>
+              <w:pStyle w:val="TableText"/>
+              <w:spacing w:before="40" w:after="40" w:line="240" w:lineRule="auto"/>
+              <w:jc w:val="right"/>
+            </w:pPr>
+            <w:r>
+              <w:rPr>
+                <w:sz w:val="20"/>
+                <w:szCs w:val="20"/>
+              </w:rPr>
+              <w:t xml:space="preserve">14 de 14</w:t>
             </w:r>
           </w:p>
         </w:tc>
@@ -17166,7 +21477,7 @@
           <w:sz w:val="20"/>
           <w:szCs w:val="20"/>
         </w:rPr>
-        <w:t xml:space="preserve">La columna de indicador identifica la medición que entrega cada fase de la metodología. Los valores proceden de los reportes de indicadores de cada prototipo y del archivo de subredes del Prototipo 1.</w:t>
+        <w:t xml:space="preserve">La columna de indicador identifica la medición que entrega cada fase de la metodología. La quinta fase aporta dos mediciones, porque el segundo laboratorio añade el registro de lecciones aprendidas a la cobertura de escenarios. El guion largo de la columna del Prototipo 1 indica que esa fase no registra lecciones, de manera que la medición corresponde al segundo laboratorio. Los valores proceden de los reportes de indicadores de cada prototipo y del archivo de subredes del Prototipo 1.</w:t>
       </w:r>
     </w:p>
     <w:p>
@@ -17215,7 +21526,7 @@
         <w:jc w:val="both"/>
       </w:pPr>
       <w:r>
-        <w:t xml:space="preserve">La revisión sistemática de Fraunholz et al. (2018) organiza el conocimiento acumulado sobre la tecnología de engaño y sus fuentes de fallo más frecuentes, de manera que el registro de este apartado se sitúa en esa línea de trabajo. La Figura 14 muestra la distribución de las catorce lecciones según la fase en la que se registran, lo que permite ver dónde se concentra el esfuerzo de corrección.</w:t>
+        <w:t xml:space="preserve">La revisión sistemática de Fraunholz et al. (2018) organiza el conocimiento acumulado sobre la tecnología de engaño y sus fuentes de fallo más frecuentes, de manera que el registro de este apartado se sitúa en esa línea de trabajo. La Figura 20 muestra la distribución de las catorce lecciones según la fase en la que se registran, lo que permite ver dónde se concentra el esfuerzo de corrección.</w:t>
       </w:r>
     </w:p>
     <w:p>
@@ -17233,7 +21544,7 @@
           <w:sz w:val="22"/>
           <w:szCs w:val="22"/>
         </w:rPr>
-        <w:t xml:space="preserve">Figura 14</w:t>
+        <w:t xml:space="preserve">Figura 20</w:t>
       </w:r>
     </w:p>
     <w:p>
@@ -17261,7 +21572,7 @@
           <wp:inline xmlns:wp="http://schemas.openxmlformats.org/drawingml/2006/wordprocessingDrawing" distT="0" distB="0" distL="0" distR="0">
             <wp:extent cx="5943600" cy="1504950"/>
             <wp:effectExtent l="0" t="0" r="0" b="0"/>
-            <wp:docPr id="14" name="Figura 14" descr="Barras con la cantidad de lecciones aprendidas registradas en cada fase de la metodología."/>
+            <wp:docPr id="20" name="Figura 20" descr="Barras con la cantidad de lecciones aprendidas registradas en cada fase de la metodología."/>
             <wp:cNvGraphicFramePr>
               <a:graphicFrameLocks xmlns:a="http://schemas.openxmlformats.org/drawingml/2006/main" noChangeAspect="1"/>
             </wp:cNvGraphicFramePr>
@@ -17273,7 +21584,7 @@
                     <pic:cNvPicPr/>
                   </pic:nvPicPr>
                   <pic:blipFill>
-                    <a:blip xmlns:r="http://schemas.openxmlformats.org/officeDocument/2006/relationships" r:embed="Rea56c623b77e4b3e"/>
+                    <a:blip xmlns:r="http://schemas.openxmlformats.org/officeDocument/2006/relationships" r:embed="Rcfc25b6c7cea4767"/>
                     <a:stretch>
                       <a:fillRect/>
                     </a:stretch>
@@ -17329,7 +21640,7 @@
           <w:sz w:val="22"/>
           <w:szCs w:val="22"/>
         </w:rPr>
-        <w:t xml:space="preserve">Tabla 18</w:t>
+        <w:t xml:space="preserve">Tabla 23</w:t>
       </w:r>
     </w:p>
     <w:p>
@@ -19354,7 +23665,7 @@
           <w:sz w:val="22"/>
           <w:szCs w:val="22"/>
         </w:rPr>
-        <w:t xml:space="preserve">Tabla 19</w:t>
+        <w:t xml:space="preserve">Tabla 24</w:t>
       </w:r>
     </w:p>
     <w:p>
@@ -19392,10 +23703,12 @@
         <w:tblLook w:val="04A0"/>
       </w:tblPr>
       <w:tblGrid>
-        <w:gridCol w:w="3960"/>
-        <w:gridCol w:w="1800"/>
-        <w:gridCol w:w="1800"/>
-        <w:gridCol w:w="1800"/>
+        <w:gridCol w:w="2500"/>
+        <w:gridCol w:w="1150"/>
+        <w:gridCol w:w="2200"/>
+        <w:gridCol w:w="1250"/>
+        <w:gridCol w:w="1250"/>
+        <w:gridCol w:w="1010"/>
       </w:tblGrid>
       <w:tr>
         <w:trPr>
@@ -19404,7 +23717,7 @@
         </w:trPr>
         <w:tc>
           <w:tcPr>
-            <w:tcW w:w="3960" w:type="dxa"/>
+            <w:tcW w:w="2500" w:type="dxa"/>
             <w:tcBorders>
               <w:bottom w:val="single" w:color="000000" w:sz="6" w:space="0"/>
             </w:tcBorders>
@@ -19429,7 +23742,7 @@
         </w:tc>
         <w:tc>
           <w:tcPr>
-            <w:tcW w:w="1800" w:type="dxa"/>
+            <w:tcW w:w="1150" w:type="dxa"/>
             <w:tcBorders>
               <w:bottom w:val="single" w:color="000000" w:sz="6" w:space="0"/>
             </w:tcBorders>
@@ -19454,7 +23767,7 @@
         </w:tc>
         <w:tc>
           <w:tcPr>
-            <w:tcW w:w="1800" w:type="dxa"/>
+            <w:tcW w:w="2200" w:type="dxa"/>
             <w:tcBorders>
               <w:bottom w:val="single" w:color="000000" w:sz="6" w:space="0"/>
             </w:tcBorders>
@@ -19464,7 +23777,7 @@
             <w:pPr>
               <w:pStyle w:val="TableText"/>
               <w:spacing w:before="40" w:after="40" w:line="240" w:lineRule="auto"/>
-              <w:jc w:val="right"/>
+              <w:jc w:val="left"/>
             </w:pPr>
             <w:r>
               <w:rPr>
@@ -19473,13 +23786,13 @@
                 <w:sz w:val="20"/>
                 <w:szCs w:val="20"/>
               </w:rPr>
-              <w:t xml:space="preserve">Prototipo 2, vuelta 1</w:t>
-            </w:r>
-          </w:p>
-        </w:tc>
-        <w:tc>
-          <w:tcPr>
-            <w:tcW w:w="1800" w:type="dxa"/>
+              <w:t xml:space="preserve">Qué lo produce en el Prototipo 1</w:t>
+            </w:r>
+          </w:p>
+        </w:tc>
+        <w:tc>
+          <w:tcPr>
+            <w:tcW w:w="1250" w:type="dxa"/>
             <w:tcBorders>
               <w:bottom w:val="single" w:color="000000" w:sz="6" w:space="0"/>
             </w:tcBorders>
@@ -19498,7 +23811,57 @@
                 <w:sz w:val="20"/>
                 <w:szCs w:val="20"/>
               </w:rPr>
-              <w:t xml:space="preserve">Prototipo 2, medición final</w:t>
+              <w:t xml:space="preserve">Prototipo 2, vuelta 1</w:t>
+            </w:r>
+          </w:p>
+        </w:tc>
+        <w:tc>
+          <w:tcPr>
+            <w:tcW w:w="1250" w:type="dxa"/>
+            <w:tcBorders>
+              <w:bottom w:val="single" w:color="000000" w:sz="6" w:space="0"/>
+            </w:tcBorders>
+            <w:vAlign w:val="top"/>
+          </w:tcPr>
+          <w:p>
+            <w:pPr>
+              <w:pStyle w:val="TableText"/>
+              <w:spacing w:before="40" w:after="40" w:line="240" w:lineRule="auto"/>
+              <w:jc w:val="right"/>
+            </w:pPr>
+            <w:r>
+              <w:rPr>
+                <w:b/>
+                <w:bCs/>
+                <w:sz w:val="20"/>
+                <w:szCs w:val="20"/>
+              </w:rPr>
+              <w:t xml:space="preserve">Prototipo 2, final</w:t>
+            </w:r>
+          </w:p>
+        </w:tc>
+        <w:tc>
+          <w:tcPr>
+            <w:tcW w:w="1010" w:type="dxa"/>
+            <w:tcBorders>
+              <w:bottom w:val="single" w:color="000000" w:sz="6" w:space="0"/>
+            </w:tcBorders>
+            <w:vAlign w:val="top"/>
+          </w:tcPr>
+          <w:p>
+            <w:pPr>
+              <w:pStyle w:val="TableText"/>
+              <w:spacing w:before="40" w:after="40" w:line="240" w:lineRule="auto"/>
+              <w:jc w:val="right"/>
+            </w:pPr>
+            <w:r>
+              <w:rPr>
+                <w:b/>
+                <w:bCs/>
+                <w:sz w:val="20"/>
+                <w:szCs w:val="20"/>
+              </w:rPr>
+              <w:t xml:space="preserve">Variación en el Prototipo 2</w:t>
             </w:r>
           </w:p>
         </w:tc>
@@ -19509,7 +23872,7 @@
         </w:trPr>
         <w:tc>
           <w:tcPr>
-            <w:tcW w:w="3960" w:type="dxa"/>
+            <w:tcW w:w="2500" w:type="dxa"/>
             <w:vAlign w:val="top"/>
           </w:tcPr>
           <w:p>
@@ -19529,7 +23892,7 @@
         </w:tc>
         <w:tc>
           <w:tcPr>
-            <w:tcW w:w="1800" w:type="dxa"/>
+            <w:tcW w:w="1150" w:type="dxa"/>
             <w:vAlign w:val="top"/>
           </w:tcPr>
           <w:p>
@@ -19549,7 +23912,27 @@
         </w:tc>
         <w:tc>
           <w:tcPr>
-            <w:tcW w:w="1800" w:type="dxa"/>
+            <w:tcW w:w="2200" w:type="dxa"/>
+            <w:vAlign w:val="top"/>
+          </w:tcPr>
+          <w:p>
+            <w:pPr>
+              <w:pStyle w:val="TableText"/>
+              <w:spacing w:before="40" w:after="40" w:line="240" w:lineRule="auto"/>
+              <w:jc w:val="left"/>
+            </w:pPr>
+            <w:r>
+              <w:rPr>
+                <w:sz w:val="20"/>
+                <w:szCs w:val="20"/>
+              </w:rPr>
+              <w:t xml:space="preserve">La campaña de escenarios</w:t>
+            </w:r>
+          </w:p>
+        </w:tc>
+        <w:tc>
+          <w:tcPr>
+            <w:tcW w:w="1250" w:type="dxa"/>
             <w:vAlign w:val="top"/>
           </w:tcPr>
           <w:p>
@@ -19569,7 +23952,7 @@
         </w:tc>
         <w:tc>
           <w:tcPr>
-            <w:tcW w:w="1800" w:type="dxa"/>
+            <w:tcW w:w="1250" w:type="dxa"/>
             <w:vAlign w:val="top"/>
           </w:tcPr>
           <w:p>
@@ -19584,6 +23967,26 @@
                 <w:szCs w:val="20"/>
               </w:rPr>
               <w:t xml:space="preserve">10</w:t>
+            </w:r>
+          </w:p>
+        </w:tc>
+        <w:tc>
+          <w:tcPr>
+            <w:tcW w:w="1010" w:type="dxa"/>
+            <w:vAlign w:val="top"/>
+          </w:tcPr>
+          <w:p>
+            <w:pPr>
+              <w:pStyle w:val="TableText"/>
+              <w:spacing w:before="40" w:after="40" w:line="240" w:lineRule="auto"/>
+              <w:jc w:val="right"/>
+            </w:pPr>
+            <w:r>
+              <w:rPr>
+                <w:sz w:val="20"/>
+                <w:szCs w:val="20"/>
+              </w:rPr>
+              <w:t xml:space="preserve">Constante</w:t>
             </w:r>
           </w:p>
         </w:tc>
@@ -19594,7 +23997,7 @@
         </w:trPr>
         <w:tc>
           <w:tcPr>
-            <w:tcW w:w="3960" w:type="dxa"/>
+            <w:tcW w:w="2500" w:type="dxa"/>
             <w:vAlign w:val="top"/>
           </w:tcPr>
           <w:p>
@@ -19614,7 +24017,7 @@
         </w:tc>
         <w:tc>
           <w:tcPr>
-            <w:tcW w:w="1800" w:type="dxa"/>
+            <w:tcW w:w="1150" w:type="dxa"/>
             <w:vAlign w:val="top"/>
           </w:tcPr>
           <w:p>
@@ -19634,7 +24037,27 @@
         </w:tc>
         <w:tc>
           <w:tcPr>
-            <w:tcW w:w="1800" w:type="dxa"/>
+            <w:tcW w:w="2200" w:type="dxa"/>
+            <w:vAlign w:val="top"/>
+          </w:tcPr>
+          <w:p>
+            <w:pPr>
+              <w:pStyle w:val="TableText"/>
+              <w:spacing w:before="40" w:after="40" w:line="240" w:lineRule="auto"/>
+              <w:jc w:val="left"/>
+            </w:pPr>
+            <w:r>
+              <w:rPr>
+                <w:sz w:val="20"/>
+                <w:szCs w:val="20"/>
+              </w:rPr>
+              <w:t xml:space="preserve">Interfaz de servicios del señuelo</w:t>
+            </w:r>
+          </w:p>
+        </w:tc>
+        <w:tc>
+          <w:tcPr>
+            <w:tcW w:w="1250" w:type="dxa"/>
             <w:vAlign w:val="top"/>
           </w:tcPr>
           <w:p>
@@ -19654,7 +24077,7 @@
         </w:tc>
         <w:tc>
           <w:tcPr>
-            <w:tcW w:w="1800" w:type="dxa"/>
+            <w:tcW w:w="1250" w:type="dxa"/>
             <w:vAlign w:val="top"/>
           </w:tcPr>
           <w:p>
@@ -19669,6 +24092,26 @@
                 <w:szCs w:val="20"/>
               </w:rPr>
               <w:t xml:space="preserve">254</w:t>
+            </w:r>
+          </w:p>
+        </w:tc>
+        <w:tc>
+          <w:tcPr>
+            <w:tcW w:w="1010" w:type="dxa"/>
+            <w:vAlign w:val="top"/>
+          </w:tcPr>
+          <w:p>
+            <w:pPr>
+              <w:pStyle w:val="TableText"/>
+              <w:spacing w:before="40" w:after="40" w:line="240" w:lineRule="auto"/>
+              <w:jc w:val="right"/>
+            </w:pPr>
+            <w:r>
+              <w:rPr>
+                <w:sz w:val="20"/>
+                <w:szCs w:val="20"/>
+              </w:rPr>
+              <w:t xml:space="preserve">+370 %</w:t>
             </w:r>
           </w:p>
         </w:tc>
@@ -19679,7 +24122,7 @@
         </w:trPr>
         <w:tc>
           <w:tcPr>
-            <w:tcW w:w="3960" w:type="dxa"/>
+            <w:tcW w:w="2500" w:type="dxa"/>
             <w:vAlign w:val="top"/>
           </w:tcPr>
           <w:p>
@@ -19699,7 +24142,7 @@
         </w:tc>
         <w:tc>
           <w:tcPr>
-            <w:tcW w:w="1800" w:type="dxa"/>
+            <w:tcW w:w="1150" w:type="dxa"/>
             <w:vAlign w:val="top"/>
           </w:tcPr>
           <w:p>
@@ -19719,7 +24162,27 @@
         </w:tc>
         <w:tc>
           <w:tcPr>
-            <w:tcW w:w="1800" w:type="dxa"/>
+            <w:tcW w:w="2200" w:type="dxa"/>
+            <w:vAlign w:val="top"/>
+          </w:tcPr>
+          <w:p>
+            <w:pPr>
+              <w:pStyle w:val="TableText"/>
+              <w:spacing w:before="40" w:after="40" w:line="240" w:lineRule="auto"/>
+              <w:jc w:val="left"/>
+            </w:pPr>
+            <w:r>
+              <w:rPr>
+                <w:sz w:val="20"/>
+                <w:szCs w:val="20"/>
+              </w:rPr>
+              <w:t xml:space="preserve">Interfaz de servicios del señuelo</w:t>
+            </w:r>
+          </w:p>
+        </w:tc>
+        <w:tc>
+          <w:tcPr>
+            <w:tcW w:w="1250" w:type="dxa"/>
             <w:vAlign w:val="top"/>
           </w:tcPr>
           <w:p>
@@ -19739,7 +24202,7 @@
         </w:tc>
         <w:tc>
           <w:tcPr>
-            <w:tcW w:w="1800" w:type="dxa"/>
+            <w:tcW w:w="1250" w:type="dxa"/>
             <w:vAlign w:val="top"/>
           </w:tcPr>
           <w:p>
@@ -19754,6 +24217,26 @@
                 <w:szCs w:val="20"/>
               </w:rPr>
               <w:t xml:space="preserve">1 508</w:t>
+            </w:r>
+          </w:p>
+        </w:tc>
+        <w:tc>
+          <w:tcPr>
+            <w:tcW w:w="1010" w:type="dxa"/>
+            <w:vAlign w:val="top"/>
+          </w:tcPr>
+          <w:p>
+            <w:pPr>
+              <w:pStyle w:val="TableText"/>
+              <w:spacing w:before="40" w:after="40" w:line="240" w:lineRule="auto"/>
+              <w:jc w:val="right"/>
+            </w:pPr>
+            <w:r>
+              <w:rPr>
+                <w:sz w:val="20"/>
+                <w:szCs w:val="20"/>
+              </w:rPr>
+              <w:t xml:space="preserve">+108 %</w:t>
             </w:r>
           </w:p>
         </w:tc>
@@ -19764,7 +24247,7 @@
         </w:trPr>
         <w:tc>
           <w:tcPr>
-            <w:tcW w:w="3960" w:type="dxa"/>
+            <w:tcW w:w="2500" w:type="dxa"/>
             <w:vAlign w:val="top"/>
           </w:tcPr>
           <w:p>
@@ -19784,7 +24267,7 @@
         </w:tc>
         <w:tc>
           <w:tcPr>
-            <w:tcW w:w="1800" w:type="dxa"/>
+            <w:tcW w:w="1150" w:type="dxa"/>
             <w:vAlign w:val="top"/>
           </w:tcPr>
           <w:p>
@@ -19804,7 +24287,27 @@
         </w:tc>
         <w:tc>
           <w:tcPr>
-            <w:tcW w:w="1800" w:type="dxa"/>
+            <w:tcW w:w="2200" w:type="dxa"/>
+            <w:vAlign w:val="top"/>
+          </w:tcPr>
+          <w:p>
+            <w:pPr>
+              <w:pStyle w:val="TableText"/>
+              <w:spacing w:before="40" w:after="40" w:line="240" w:lineRule="auto"/>
+              <w:jc w:val="left"/>
+            </w:pPr>
+            <w:r>
+              <w:rPr>
+                <w:sz w:val="20"/>
+                <w:szCs w:val="20"/>
+              </w:rPr>
+              <w:t xml:space="preserve">Emulador de acceso remoto</w:t>
+            </w:r>
+          </w:p>
+        </w:tc>
+        <w:tc>
+          <w:tcPr>
+            <w:tcW w:w="1250" w:type="dxa"/>
             <w:vAlign w:val="top"/>
           </w:tcPr>
           <w:p>
@@ -19824,7 +24327,7 @@
         </w:tc>
         <w:tc>
           <w:tcPr>
-            <w:tcW w:w="1800" w:type="dxa"/>
+            <w:tcW w:w="1250" w:type="dxa"/>
             <w:vAlign w:val="top"/>
           </w:tcPr>
           <w:p>
@@ -19839,6 +24342,26 @@
                 <w:szCs w:val="20"/>
               </w:rPr>
               <w:t xml:space="preserve">38</w:t>
+            </w:r>
+          </w:p>
+        </w:tc>
+        <w:tc>
+          <w:tcPr>
+            <w:tcW w:w="1010" w:type="dxa"/>
+            <w:vAlign w:val="top"/>
+          </w:tcPr>
+          <w:p>
+            <w:pPr>
+              <w:pStyle w:val="TableText"/>
+              <w:spacing w:before="40" w:after="40" w:line="240" w:lineRule="auto"/>
+              <w:jc w:val="right"/>
+            </w:pPr>
+            <w:r>
+              <w:rPr>
+                <w:sz w:val="20"/>
+                <w:szCs w:val="20"/>
+              </w:rPr>
+              <w:t xml:space="preserve">+443 %</w:t>
             </w:r>
           </w:p>
         </w:tc>
@@ -19849,7 +24372,7 @@
         </w:trPr>
         <w:tc>
           <w:tcPr>
-            <w:tcW w:w="3960" w:type="dxa"/>
+            <w:tcW w:w="2500" w:type="dxa"/>
             <w:vAlign w:val="top"/>
           </w:tcPr>
           <w:p>
@@ -19869,7 +24392,7 @@
         </w:tc>
         <w:tc>
           <w:tcPr>
-            <w:tcW w:w="1800" w:type="dxa"/>
+            <w:tcW w:w="1150" w:type="dxa"/>
             <w:vAlign w:val="top"/>
           </w:tcPr>
           <w:p>
@@ -19889,7 +24412,27 @@
         </w:tc>
         <w:tc>
           <w:tcPr>
-            <w:tcW w:w="1800" w:type="dxa"/>
+            <w:tcW w:w="2200" w:type="dxa"/>
+            <w:vAlign w:val="top"/>
+          </w:tcPr>
+          <w:p>
+            <w:pPr>
+              <w:pStyle w:val="TableText"/>
+              <w:spacing w:before="40" w:after="40" w:line="240" w:lineRule="auto"/>
+              <w:jc w:val="left"/>
+            </w:pPr>
+            <w:r>
+              <w:rPr>
+                <w:sz w:val="20"/>
+                <w:szCs w:val="20"/>
+              </w:rPr>
+              <w:t xml:space="preserve">Portal del señuelo</w:t>
+            </w:r>
+          </w:p>
+        </w:tc>
+        <w:tc>
+          <w:tcPr>
+            <w:tcW w:w="1250" w:type="dxa"/>
             <w:vAlign w:val="top"/>
           </w:tcPr>
           <w:p>
@@ -19909,7 +24452,7 @@
         </w:tc>
         <w:tc>
           <w:tcPr>
-            <w:tcW w:w="1800" w:type="dxa"/>
+            <w:tcW w:w="1250" w:type="dxa"/>
             <w:vAlign w:val="top"/>
           </w:tcPr>
           <w:p>
@@ -19924,6 +24467,26 @@
                 <w:szCs w:val="20"/>
               </w:rPr>
               <w:t xml:space="preserve">78 186</w:t>
+            </w:r>
+          </w:p>
+        </w:tc>
+        <w:tc>
+          <w:tcPr>
+            <w:tcW w:w="1010" w:type="dxa"/>
+            <w:vAlign w:val="top"/>
+          </w:tcPr>
+          <w:p>
+            <w:pPr>
+              <w:pStyle w:val="TableText"/>
+              <w:spacing w:before="40" w:after="40" w:line="240" w:lineRule="auto"/>
+              <w:jc w:val="right"/>
+            </w:pPr>
+            <w:r>
+              <w:rPr>
+                <w:sz w:val="20"/>
+                <w:szCs w:val="20"/>
+              </w:rPr>
+              <w:t xml:space="preserve">+396 %</w:t>
             </w:r>
           </w:p>
         </w:tc>
@@ -19934,7 +24497,7 @@
         </w:trPr>
         <w:tc>
           <w:tcPr>
-            <w:tcW w:w="3960" w:type="dxa"/>
+            <w:tcW w:w="2500" w:type="dxa"/>
             <w:vAlign w:val="top"/>
           </w:tcPr>
           <w:p>
@@ -19954,7 +24517,7 @@
         </w:tc>
         <w:tc>
           <w:tcPr>
-            <w:tcW w:w="1800" w:type="dxa"/>
+            <w:tcW w:w="1150" w:type="dxa"/>
             <w:vAlign w:val="top"/>
           </w:tcPr>
           <w:p>
@@ -19974,7 +24537,27 @@
         </w:tc>
         <w:tc>
           <w:tcPr>
-            <w:tcW w:w="1800" w:type="dxa"/>
+            <w:tcW w:w="2200" w:type="dxa"/>
+            <w:vAlign w:val="top"/>
+          </w:tcPr>
+          <w:p>
+            <w:pPr>
+              <w:pStyle w:val="TableText"/>
+              <w:spacing w:before="40" w:after="40" w:line="240" w:lineRule="auto"/>
+              <w:jc w:val="left"/>
+            </w:pPr>
+            <w:r>
+              <w:rPr>
+                <w:sz w:val="20"/>
+                <w:szCs w:val="20"/>
+              </w:rPr>
+              <w:t xml:space="preserve">Custodia de la evidencia</w:t>
+            </w:r>
+          </w:p>
+        </w:tc>
+        <w:tc>
+          <w:tcPr>
+            <w:tcW w:w="1250" w:type="dxa"/>
             <w:vAlign w:val="top"/>
           </w:tcPr>
           <w:p>
@@ -19994,7 +24577,7 @@
         </w:tc>
         <w:tc>
           <w:tcPr>
-            <w:tcW w:w="1800" w:type="dxa"/>
+            <w:tcW w:w="1250" w:type="dxa"/>
             <w:vAlign w:val="top"/>
           </w:tcPr>
           <w:p>
@@ -20009,6 +24592,26 @@
                 <w:szCs w:val="20"/>
               </w:rPr>
               <w:t xml:space="preserve">91</w:t>
+            </w:r>
+          </w:p>
+        </w:tc>
+        <w:tc>
+          <w:tcPr>
+            <w:tcW w:w="1010" w:type="dxa"/>
+            <w:vAlign w:val="top"/>
+          </w:tcPr>
+          <w:p>
+            <w:pPr>
+              <w:pStyle w:val="TableText"/>
+              <w:spacing w:before="40" w:after="40" w:line="240" w:lineRule="auto"/>
+              <w:jc w:val="right"/>
+            </w:pPr>
+            <w:r>
+              <w:rPr>
+                <w:sz w:val="20"/>
+                <w:szCs w:val="20"/>
+              </w:rPr>
+              <w:t xml:space="preserve">Constante</w:t>
             </w:r>
           </w:p>
         </w:tc>
@@ -20019,7 +24622,7 @@
         </w:trPr>
         <w:tc>
           <w:tcPr>
-            <w:tcW w:w="3960" w:type="dxa"/>
+            <w:tcW w:w="2500" w:type="dxa"/>
             <w:vAlign w:val="top"/>
           </w:tcPr>
           <w:p>
@@ -20039,7 +24642,7 @@
         </w:tc>
         <w:tc>
           <w:tcPr>
-            <w:tcW w:w="1800" w:type="dxa"/>
+            <w:tcW w:w="1150" w:type="dxa"/>
             <w:vAlign w:val="top"/>
           </w:tcPr>
           <w:p>
@@ -20059,7 +24662,27 @@
         </w:tc>
         <w:tc>
           <w:tcPr>
-            <w:tcW w:w="1800" w:type="dxa"/>
+            <w:tcW w:w="2200" w:type="dxa"/>
+            <w:vAlign w:val="top"/>
+          </w:tcPr>
+          <w:p>
+            <w:pPr>
+              <w:pStyle w:val="TableText"/>
+              <w:spacing w:before="40" w:after="40" w:line="240" w:lineRule="auto"/>
+              <w:jc w:val="left"/>
+            </w:pPr>
+            <w:r>
+              <w:rPr>
+                <w:sz w:val="20"/>
+                <w:szCs w:val="20"/>
+              </w:rPr>
+              <w:t xml:space="preserve">Verificación de integridad</w:t>
+            </w:r>
+          </w:p>
+        </w:tc>
+        <w:tc>
+          <w:tcPr>
+            <w:tcW w:w="1250" w:type="dxa"/>
             <w:vAlign w:val="top"/>
           </w:tcPr>
           <w:p>
@@ -20079,7 +24702,7 @@
         </w:tc>
         <w:tc>
           <w:tcPr>
-            <w:tcW w:w="1800" w:type="dxa"/>
+            <w:tcW w:w="1250" w:type="dxa"/>
             <w:vAlign w:val="top"/>
           </w:tcPr>
           <w:p>
@@ -20094,6 +24717,26 @@
                 <w:szCs w:val="20"/>
               </w:rPr>
               <w:t xml:space="preserve">100 de 100</w:t>
+            </w:r>
+          </w:p>
+        </w:tc>
+        <w:tc>
+          <w:tcPr>
+            <w:tcW w:w="1010" w:type="dxa"/>
+            <w:vAlign w:val="top"/>
+          </w:tcPr>
+          <w:p>
+            <w:pPr>
+              <w:pStyle w:val="TableText"/>
+              <w:spacing w:before="40" w:after="40" w:line="240" w:lineRule="auto"/>
+              <w:jc w:val="right"/>
+            </w:pPr>
+            <w:r>
+              <w:rPr>
+                <w:sz w:val="20"/>
+                <w:szCs w:val="20"/>
+              </w:rPr>
+              <w:t xml:space="preserve">Constante</w:t>
             </w:r>
           </w:p>
         </w:tc>
@@ -20116,7 +24759,7 @@
           <w:sz w:val="20"/>
           <w:szCs w:val="20"/>
         </w:rPr>
-        <w:t xml:space="preserve">Los tres momentos corresponden al Prototipo 1, a la vuelta 1 del Prototipo 2 y a su medición final. Los datos proceden de los archivos de evidencia de los dos laboratorios.</w:t>
+        <w:t xml:space="preserve">Los tres momentos de la tabla corresponden al Prototipo 1, a la vuelta 1 del Prototipo 2 y a su medición final. La columna de producción declara qué componente genera cada registro en el primer laboratorio, mientras que la columna de variación mide el incremento porcentual entre las dos vueltas del segundo laboratorio. Los datos proceden de los archivos de evidencia de los dos laboratorios.</w:t>
       </w:r>
     </w:p>
     <w:p>
@@ -20128,6 +24771,17 @@
       </w:pPr>
       <w:r>
         <w:t xml:space="preserve">El aumento del volumen en la medición final se explica por la ampliación de la cobertura de medición, de manera que los seis escenarios que la vuelta 1 dejó fuera de la referencia producen ahora eventos que antes no llegan a ningún componente de registro. La calidad de la evidencia permanece en 100 de 100 en las tres ejecuciones, de manera que el incremento de volumen no afecta la validez de la custodia.</w:t>
+      </w:r>
+    </w:p>
+    <w:p>
+      <w:pPr>
+        <w:pStyle w:val="Normal"/>
+        <w:spacing w:after="0" w:line="480" w:lineRule="auto"/>
+        <w:ind w:firstLine="720"/>
+        <w:jc w:val="both"/>
+      </w:pPr>
+      <w:r>
+        <w:t xml:space="preserve">La columna de variación muestra que los tres indicadores de tráfico del señuelo crecen entre las dos vueltas del segundo laboratorio, mientras que el volumen de evidencia y la calidad de la custodia permanecen constantes. Esa combinación sostiene la lectura de que el incremento procede de la cobertura y no de un cambio en el instrumento de captura.</w:t>
       </w:r>
     </w:p>
     <w:p>
@@ -20172,7 +24826,7 @@
           <w:sz w:val="22"/>
           <w:szCs w:val="22"/>
         </w:rPr>
-        <w:t xml:space="preserve">Figura 15</w:t>
+        <w:t xml:space="preserve">Figura 21</w:t>
       </w:r>
     </w:p>
     <w:p>
@@ -20200,7 +24854,7 @@
           <wp:inline xmlns:wp="http://schemas.openxmlformats.org/drawingml/2006/wordprocessingDrawing" distT="0" distB="0" distL="0" distR="0">
             <wp:extent cx="5943600" cy="1857375"/>
             <wp:effectExtent l="0" t="0" r="0" b="0"/>
-            <wp:docPr id="15" name="Figura 15" descr="Comparación del estado inicial y el estado final de los tres planos de resultado del capítulo."/>
+            <wp:docPr id="21" name="Figura 21" descr="Comparación del estado inicial y el estado final de los tres planos de resultado del capítulo."/>
             <wp:cNvGraphicFramePr>
               <a:graphicFrameLocks xmlns:a="http://schemas.openxmlformats.org/drawingml/2006/main" noChangeAspect="1"/>
             </wp:cNvGraphicFramePr>
@@ -20212,7 +24866,7 @@
                     <pic:cNvPicPr/>
                   </pic:nvPicPr>
                   <pic:blipFill>
-                    <a:blip xmlns:r="http://schemas.openxmlformats.org/officeDocument/2006/relationships" r:embed="Rb339494201cb4fdf"/>
+                    <a:blip xmlns:r="http://schemas.openxmlformats.org/officeDocument/2006/relationships" r:embed="Rb6dacb06ca2348b4"/>
                     <a:stretch>
                       <a:fillRect/>
                     </a:stretch>
@@ -20268,7 +24922,7 @@
           <w:sz w:val="22"/>
           <w:szCs w:val="22"/>
         </w:rPr>
-        <w:t xml:space="preserve">Tabla 20</w:t>
+        <w:t xml:space="preserve">Tabla 25</w:t>
       </w:r>
     </w:p>
     <w:p>
@@ -20757,7 +25411,7 @@
           <w:sz w:val="22"/>
           <w:szCs w:val="22"/>
         </w:rPr>
-        <w:t xml:space="preserve">Tabla 21</w:t>
+        <w:t xml:space="preserve">Tabla 26</w:t>
       </w:r>
     </w:p>
     <w:p>
@@ -21294,7 +25948,7 @@
           <w:sz w:val="22"/>
           <w:szCs w:val="22"/>
         </w:rPr>
-        <w:t xml:space="preserve">Figura 16</w:t>
+        <w:t xml:space="preserve">Figura 22</w:t>
       </w:r>
     </w:p>
     <w:p>
@@ -21322,7 +25976,7 @@
           <wp:inline xmlns:wp="http://schemas.openxmlformats.org/drawingml/2006/wordprocessingDrawing" distT="0" distB="0" distL="0" distR="0">
             <wp:extent cx="5943600" cy="4829175"/>
             <wp:effectExtent l="0" t="0" r="0" b="0"/>
-            <wp:docPr id="16" name="Figura 16" descr="Panel de indicadores del TaxFisco Research Lab con 199 alertas indexadas, nivel medio 3,92 y nivel máximo 7."/>
+            <wp:docPr id="22" name="Figura 22" descr="Panel de indicadores del TaxFisco Research Lab con 199 alertas indexadas, nivel medio 3,92 y nivel máximo 7."/>
             <wp:cNvGraphicFramePr>
               <a:graphicFrameLocks xmlns:a="http://schemas.openxmlformats.org/drawingml/2006/main" noChangeAspect="1"/>
             </wp:cNvGraphicFramePr>
@@ -21334,7 +25988,7 @@
                     <pic:cNvPicPr/>
                   </pic:nvPicPr>
                   <pic:blipFill>
-                    <a:blip xmlns:r="http://schemas.openxmlformats.org/officeDocument/2006/relationships" r:embed="R5e43c4ee8c1f45cd"/>
+                    <a:blip xmlns:r="http://schemas.openxmlformats.org/officeDocument/2006/relationships" r:embed="R2d1bb87067064a23"/>
                     <a:stretch>
                       <a:fillRect/>
                     </a:stretch>
@@ -21390,7 +26044,7 @@
           <w:sz w:val="22"/>
           <w:szCs w:val="22"/>
         </w:rPr>
-        <w:t xml:space="preserve">Figura 17</w:t>
+        <w:t xml:space="preserve">Figura 23</w:t>
       </w:r>
     </w:p>
     <w:p>
@@ -21418,7 +26072,7 @@
           <wp:inline xmlns:wp="http://schemas.openxmlformats.org/drawingml/2006/wordprocessingDrawing" distT="0" distB="0" distL="0" distR="0">
             <wp:extent cx="5943600" cy="3714750"/>
             <wp:effectExtent l="0" t="0" r="0" b="0"/>
-            <wp:docPr id="17" name="Figura 17" descr="Tablero de alertas del laboratorio SIN en la vuelta 1 con 434 alertas indexadas y picos aislados en la serie temporal."/>
+            <wp:docPr id="23" name="Figura 23" descr="Tablero de alertas del laboratorio SIN en la vuelta 1 con 434 alertas indexadas y picos aislados en la serie temporal."/>
             <wp:cNvGraphicFramePr>
               <a:graphicFrameLocks xmlns:a="http://schemas.openxmlformats.org/drawingml/2006/main" noChangeAspect="1"/>
             </wp:cNvGraphicFramePr>
@@ -21430,7 +26084,7 @@
                     <pic:cNvPicPr/>
                   </pic:nvPicPr>
                   <pic:blipFill>
-                    <a:blip xmlns:r="http://schemas.openxmlformats.org/officeDocument/2006/relationships" r:embed="R3b2aac29feb44a78"/>
+                    <a:blip xmlns:r="http://schemas.openxmlformats.org/officeDocument/2006/relationships" r:embed="R9d8f1d3e90734aec"/>
                     <a:stretch>
                       <a:fillRect/>
                     </a:stretch>
@@ -21486,7 +26140,7 @@
           <w:sz w:val="22"/>
           <w:szCs w:val="22"/>
         </w:rPr>
-        <w:t xml:space="preserve">Figura 18</w:t>
+        <w:t xml:space="preserve">Figura 24</w:t>
       </w:r>
     </w:p>
     <w:p>
@@ -21514,7 +26168,7 @@
           <wp:inline xmlns:wp="http://schemas.openxmlformats.org/drawingml/2006/wordprocessingDrawing" distT="0" distB="0" distL="0" distR="0">
             <wp:extent cx="5943600" cy="3714750"/>
             <wp:effectExtent l="0" t="0" r="0" b="0"/>
-            <wp:docPr id="18" name="Figura 18" descr="Tablero de alertas del laboratorio SIN en la medición final con 35,1 mil alertas indexadas y actividad sostenida."/>
+            <wp:docPr id="24" name="Figura 24" descr="Tablero de alertas del laboratorio SIN en la medición final con 35,1 mil alertas indexadas y actividad sostenida."/>
             <wp:cNvGraphicFramePr>
               <a:graphicFrameLocks xmlns:a="http://schemas.openxmlformats.org/drawingml/2006/main" noChangeAspect="1"/>
             </wp:cNvGraphicFramePr>
@@ -21526,7 +26180,7 @@
                     <pic:cNvPicPr/>
                   </pic:nvPicPr>
                   <pic:blipFill>
-                    <a:blip xmlns:r="http://schemas.openxmlformats.org/officeDocument/2006/relationships" r:embed="R3090c15e154348e2"/>
+                    <a:blip xmlns:r="http://schemas.openxmlformats.org/officeDocument/2006/relationships" r:embed="R10452526e0354b53"/>
                     <a:stretch>
                       <a:fillRect/>
                     </a:stretch>
@@ -21602,7 +26256,7 @@
         <w:jc w:val="both"/>
       </w:pPr>
       <w:r>
-        <w:t xml:space="preserve">La cifra posterior de 99,09 % procede del libro de resultados de la medición posterior, de manera que el capítulo la presenta con ese carácter declarado. La matriz posterior concentra el noventa y seis por ciento de las respuestas en el valor superior de la escala, de manera que veintiocho de los treinta participantes alcanzan el mismo puntaje y el desglose individual de esa matriz no resulta auditable desde el libro.</w:t>
+        <w:t xml:space="preserve">La cifra posterior de 99,09 % procede del libro de resultados de la medición posterior, de manera que el capítulo la presenta con ese carácter declarado. La matriz posterior concentra el noventa y seis por ciento de las respuestas en el valor superior de la escala, de manera que veintiocho de los treinta participantes alcanzan el mismo puntaje y el desglose por participante de esa matriz no resulta auditable desde el libro. El desglose por instrumento sí queda declarado en la hoja de resultados del libro, de manera que la Figura 6 lo reproduce instrumento por instrumento y cada valor individual queda a la vista.</w:t>
       </w:r>
     </w:p>
     <w:p>
@@ -21770,8 +26424,8 @@
       </w:r>
     </w:p>
     <w:sectPr>
-      <w:headerReference xmlns:r="http://schemas.openxmlformats.org/officeDocument/2006/relationships" w:type="first" r:id="Rbf4177e5d4e84f9f"/>
-      <w:headerReference xmlns:r="http://schemas.openxmlformats.org/officeDocument/2006/relationships" w:type="default" r:id="Ra358897dc7934784"/>
+      <w:headerReference xmlns:r="http://schemas.openxmlformats.org/officeDocument/2006/relationships" w:type="first" r:id="R59e30ae6dc834658"/>
+      <w:headerReference xmlns:r="http://schemas.openxmlformats.org/officeDocument/2006/relationships" w:type="default" r:id="R17ee7e16bc914b75"/>
       <w:titlePg/>
       <w:pgSz w:w="12240" w:h="15840"/>
       <w:pgMar w:top="1440" w:right="1440" w:bottom="1440" w:left="1440" w:header="720" w:footer="720" w:gutter="0"/>
